--- a/3_Documentazione/Documentazione SlimeAndGuns.docx
+++ b/3_Documentazione/Documentazione SlimeAndGuns.docx
@@ -9491,36 +9491,234 @@
       <w:bookmarkStart w:id="21" w:name="_Toc429059811"/>
       <w:bookmarkStart w:id="22" w:name="_Toc221260657"/>
       <w:r>
+        <w:lastRenderedPageBreak/>
+        <w:drawing>
+          <wp:anchor distT="0" distB="0" distL="114300" distR="114300" simplePos="0" relativeHeight="251658240" behindDoc="1" locked="0" layoutInCell="1" allowOverlap="1" wp14:anchorId="73BE1020" wp14:editId="5B550A1B">
+            <wp:simplePos x="0" y="0"/>
+            <wp:positionH relativeFrom="margin">
+              <wp:align>right</wp:align>
+            </wp:positionH>
+            <wp:positionV relativeFrom="page">
+              <wp:posOffset>1562100</wp:posOffset>
+            </wp:positionV>
+            <wp:extent cx="6105525" cy="3322955"/>
+            <wp:effectExtent l="0" t="0" r="9525" b="0"/>
+            <wp:wrapTight wrapText="bothSides">
+              <wp:wrapPolygon edited="0">
+                <wp:start x="0" y="0"/>
+                <wp:lineTo x="0" y="21423"/>
+                <wp:lineTo x="21566" y="21423"/>
+                <wp:lineTo x="21566" y="0"/>
+                <wp:lineTo x="0" y="0"/>
+              </wp:wrapPolygon>
+            </wp:wrapTight>
+            <wp:docPr id="4" name="Immagine 4"/>
+            <wp:cNvGraphicFramePr>
+              <a:graphicFrameLocks xmlns:a="http://schemas.openxmlformats.org/drawingml/2006/main" noChangeAspect="1"/>
+            </wp:cNvGraphicFramePr>
+            <a:graphic xmlns:a="http://schemas.openxmlformats.org/drawingml/2006/main">
+              <a:graphicData uri="http://schemas.openxmlformats.org/drawingml/2006/picture">
+                <pic:pic xmlns:pic="http://schemas.openxmlformats.org/drawingml/2006/picture">
+                  <pic:nvPicPr>
+                    <pic:cNvPr id="1" name=""/>
+                    <pic:cNvPicPr/>
+                  </pic:nvPicPr>
+                  <pic:blipFill>
+                    <a:blip r:embed="rId11">
+                      <a:extLst>
+                        <a:ext uri="{28A0092B-C50C-407E-A947-70E740481C1C}">
+                          <a14:useLocalDpi xmlns:a14="http://schemas.microsoft.com/office/drawing/2010/main" val="0"/>
+                        </a:ext>
+                      </a:extLst>
+                    </a:blip>
+                    <a:stretch>
+                      <a:fillRect/>
+                    </a:stretch>
+                  </pic:blipFill>
+                  <pic:spPr>
+                    <a:xfrm>
+                      <a:off x="0" y="0"/>
+                      <a:ext cx="6105525" cy="3322955"/>
+                    </a:xfrm>
+                    <a:prstGeom prst="rect">
+                      <a:avLst/>
+                    </a:prstGeom>
+                  </pic:spPr>
+                </pic:pic>
+              </a:graphicData>
+            </a:graphic>
+            <wp14:sizeRelH relativeFrom="margin">
+              <wp14:pctWidth>0</wp14:pctWidth>
+            </wp14:sizeRelH>
+            <wp14:sizeRelV relativeFrom="margin">
+              <wp14:pctHeight>0</wp14:pctHeight>
+            </wp14:sizeRelV>
+          </wp:anchor>
+        </w:drawing>
+      </w:r>
+      <w:r>
         <w:rPr>
           <w:lang w:val="it-CH"/>
         </w:rPr>
         <w:t>Design delle interfacce</w:t>
       </w:r>
+      <w:bookmarkStart w:id="23" w:name="_Toc429059812"/>
+      <w:bookmarkStart w:id="24" w:name="_Toc221260658"/>
       <w:bookmarkEnd w:id="21"/>
       <w:bookmarkEnd w:id="22"/>
     </w:p>
-    <w:p>
-      <w:r>
-        <w:t xml:space="preserve">Descrizione delle interfacce interne ed esterne del sistema e dell’interfaccia utente. La progettazione delle interfacce è basata sulle informazioni ricavate durante la fase di analisi e realizzata tramite </w:t>
-      </w:r>
-      <w:proofErr w:type="spellStart"/>
-      <w:r>
-        <w:t>mockups</w:t>
-      </w:r>
-      <w:proofErr w:type="spellEnd"/>
-      <w:r>
-        <w:t>.</w:t>
-      </w:r>
-    </w:p>
+    <w:p/>
+    <w:p/>
+    <w:p/>
+    <w:p>
+      <w:r>
+        <w:drawing>
+          <wp:anchor distT="0" distB="0" distL="114300" distR="114300" simplePos="0" relativeHeight="251660288" behindDoc="1" locked="0" layoutInCell="1" allowOverlap="1" wp14:anchorId="267D99CD" wp14:editId="2ED90722">
+            <wp:simplePos x="0" y="0"/>
+            <wp:positionH relativeFrom="margin">
+              <wp:align>left</wp:align>
+            </wp:positionH>
+            <wp:positionV relativeFrom="page">
+              <wp:posOffset>5648325</wp:posOffset>
+            </wp:positionV>
+            <wp:extent cx="6120130" cy="3317875"/>
+            <wp:effectExtent l="0" t="0" r="0" b="0"/>
+            <wp:wrapTight wrapText="bothSides">
+              <wp:wrapPolygon edited="0">
+                <wp:start x="0" y="0"/>
+                <wp:lineTo x="0" y="21455"/>
+                <wp:lineTo x="21515" y="21455"/>
+                <wp:lineTo x="21515" y="0"/>
+                <wp:lineTo x="0" y="0"/>
+              </wp:wrapPolygon>
+            </wp:wrapTight>
+            <wp:docPr id="5" name="Immagine 5"/>
+            <wp:cNvGraphicFramePr>
+              <a:graphicFrameLocks xmlns:a="http://schemas.openxmlformats.org/drawingml/2006/main" noChangeAspect="1"/>
+            </wp:cNvGraphicFramePr>
+            <a:graphic xmlns:a="http://schemas.openxmlformats.org/drawingml/2006/main">
+              <a:graphicData uri="http://schemas.openxmlformats.org/drawingml/2006/picture">
+                <pic:pic xmlns:pic="http://schemas.openxmlformats.org/drawingml/2006/picture">
+                  <pic:nvPicPr>
+                    <pic:cNvPr id="1" name=""/>
+                    <pic:cNvPicPr/>
+                  </pic:nvPicPr>
+                  <pic:blipFill>
+                    <a:blip r:embed="rId12">
+                      <a:extLst>
+                        <a:ext uri="{28A0092B-C50C-407E-A947-70E740481C1C}">
+                          <a14:useLocalDpi xmlns:a14="http://schemas.microsoft.com/office/drawing/2010/main" val="0"/>
+                        </a:ext>
+                      </a:extLst>
+                    </a:blip>
+                    <a:stretch>
+                      <a:fillRect/>
+                    </a:stretch>
+                  </pic:blipFill>
+                  <pic:spPr>
+                    <a:xfrm>
+                      <a:off x="0" y="0"/>
+                      <a:ext cx="6120130" cy="3317875"/>
+                    </a:xfrm>
+                    <a:prstGeom prst="rect">
+                      <a:avLst/>
+                    </a:prstGeom>
+                  </pic:spPr>
+                </pic:pic>
+              </a:graphicData>
+            </a:graphic>
+          </wp:anchor>
+        </w:drawing>
+      </w:r>
+    </w:p>
+    <w:p/>
+    <w:p/>
     <w:p>
       <w:pPr>
         <w:pStyle w:val="Titolo2"/>
+        <w:numPr>
+          <w:ilvl w:val="0"/>
+          <w:numId w:val="0"/>
+        </w:numPr>
+        <w:ind w:left="576" w:hanging="576"/>
         <w:rPr>
           <w:lang w:val="it-CH"/>
         </w:rPr>
       </w:pPr>
-      <w:bookmarkStart w:id="23" w:name="_Toc429059812"/>
-      <w:bookmarkStart w:id="24" w:name="_Toc221260658"/>
+    </w:p>
+    <w:p/>
+    <w:p/>
+    <w:p/>
+    <w:p>
+      <w:r>
+        <w:drawing>
+          <wp:anchor distT="0" distB="0" distL="114300" distR="114300" simplePos="0" relativeHeight="251659264" behindDoc="1" locked="0" layoutInCell="1" allowOverlap="1" wp14:anchorId="0C9C6207" wp14:editId="54430D7A">
+            <wp:simplePos x="0" y="0"/>
+            <wp:positionH relativeFrom="column">
+              <wp:posOffset>3810</wp:posOffset>
+            </wp:positionH>
+            <wp:positionV relativeFrom="page">
+              <wp:posOffset>1409700</wp:posOffset>
+            </wp:positionV>
+            <wp:extent cx="6120130" cy="3329305"/>
+            <wp:effectExtent l="0" t="0" r="0" b="4445"/>
+            <wp:wrapTight wrapText="bothSides">
+              <wp:wrapPolygon edited="0">
+                <wp:start x="0" y="0"/>
+                <wp:lineTo x="0" y="21505"/>
+                <wp:lineTo x="21515" y="21505"/>
+                <wp:lineTo x="21515" y="0"/>
+                <wp:lineTo x="0" y="0"/>
+              </wp:wrapPolygon>
+            </wp:wrapTight>
+            <wp:docPr id="7" name="Immagine 7"/>
+            <wp:cNvGraphicFramePr>
+              <a:graphicFrameLocks xmlns:a="http://schemas.openxmlformats.org/drawingml/2006/main" noChangeAspect="1"/>
+            </wp:cNvGraphicFramePr>
+            <a:graphic xmlns:a="http://schemas.openxmlformats.org/drawingml/2006/main">
+              <a:graphicData uri="http://schemas.openxmlformats.org/drawingml/2006/picture">
+                <pic:pic xmlns:pic="http://schemas.openxmlformats.org/drawingml/2006/picture">
+                  <pic:nvPicPr>
+                    <pic:cNvPr id="1" name=""/>
+                    <pic:cNvPicPr/>
+                  </pic:nvPicPr>
+                  <pic:blipFill>
+                    <a:blip r:embed="rId13">
+                      <a:extLst>
+                        <a:ext uri="{28A0092B-C50C-407E-A947-70E740481C1C}">
+                          <a14:useLocalDpi xmlns:a14="http://schemas.microsoft.com/office/drawing/2010/main" val="0"/>
+                        </a:ext>
+                      </a:extLst>
+                    </a:blip>
+                    <a:stretch>
+                      <a:fillRect/>
+                    </a:stretch>
+                  </pic:blipFill>
+                  <pic:spPr>
+                    <a:xfrm>
+                      <a:off x="0" y="0"/>
+                      <a:ext cx="6120130" cy="3329305"/>
+                    </a:xfrm>
+                    <a:prstGeom prst="rect">
+                      <a:avLst/>
+                    </a:prstGeom>
+                  </pic:spPr>
+                </pic:pic>
+              </a:graphicData>
+            </a:graphic>
+          </wp:anchor>
+        </w:drawing>
+      </w:r>
+    </w:p>
+    <w:p/>
+    <w:p/>
+    <w:p>
+      <w:pPr>
+        <w:pStyle w:val="Titolo2"/>
+        <w:rPr>
+          <w:lang w:val="it-CH"/>
+        </w:rPr>
+      </w:pPr>
       <w:r>
         <w:rPr>
           <w:lang w:val="it-CH"/>
@@ -9576,7 +9774,6 @@
         </w:numPr>
       </w:pPr>
       <w:r>
-        <w:lastRenderedPageBreak/>
         <w:t xml:space="preserve">Tabelle di </w:t>
       </w:r>
       <w:proofErr w:type="spellStart"/>
@@ -12060,10 +12257,10 @@
       </w:pPr>
     </w:p>
     <w:sectPr>
-      <w:headerReference w:type="default" r:id="rId11"/>
-      <w:footerReference w:type="default" r:id="rId12"/>
-      <w:headerReference w:type="first" r:id="rId13"/>
-      <w:footerReference w:type="first" r:id="rId14"/>
+      <w:headerReference w:type="default" r:id="rId14"/>
+      <w:footerReference w:type="default" r:id="rId15"/>
+      <w:headerReference w:type="first" r:id="rId16"/>
+      <w:footerReference w:type="first" r:id="rId17"/>
       <w:pgSz w:w="11906" w:h="16838"/>
       <w:pgMar w:top="1985" w:right="1134" w:bottom="1418" w:left="1134" w:header="567" w:footer="567" w:gutter="0"/>
       <w:pgNumType w:start="1"/>

--- a/3_Documentazione/Documentazione SlimeAndGuns.docx
+++ b/3_Documentazione/Documentazione SlimeAndGuns.docx
@@ -29,20 +29,7 @@
           <w:lang w:val="it-CH"/>
         </w:rPr>
         <w:br/>
-      </w:r>
-      <w:proofErr w:type="spellStart"/>
-      <w:r>
-        <w:rPr>
-          <w:lang w:val="it-CH"/>
-        </w:rPr>
-        <w:t>Slime</w:t>
-      </w:r>
-      <w:proofErr w:type="spellEnd"/>
-      <w:r>
-        <w:rPr>
-          <w:lang w:val="it-CH"/>
-        </w:rPr>
-        <w:t xml:space="preserve"> And Guns</w:t>
+        <w:t>Slime And Guns</w:t>
       </w:r>
     </w:p>
     <w:p>
@@ -3902,30 +3889,42 @@
         <w:rPr>
           <w:rFonts w:eastAsia="Arial" w:cs="Arial"/>
         </w:rPr>
-        <w:t xml:space="preserve"> usando </w:t>
-      </w:r>
-      <w:proofErr w:type="spellStart"/>
+        <w:t xml:space="preserve"> usando Unity e C#.</w:t>
+      </w:r>
+      <w:r>
+        <w:br/>
+      </w:r>
       <w:r>
         <w:rPr>
           <w:rFonts w:eastAsia="Arial" w:cs="Arial"/>
         </w:rPr>
-        <w:t>Unity</w:t>
-      </w:r>
-      <w:proofErr w:type="spellEnd"/>
-      <w:r>
+        <w:t>Il progetto serve soprattutto per fare pratica con la programmazione e per capire meglio come funziona lo sviluppo di un gioco.</w:t>
+      </w:r>
+    </w:p>
+    <w:p>
+      <w:pPr>
+        <w:spacing w:before="240" w:after="240"/>
         <w:rPr>
           <w:rFonts w:eastAsia="Arial" w:cs="Arial"/>
         </w:rPr>
-        <w:t xml:space="preserve"> e C#.</w:t>
-      </w:r>
-      <w:r>
-        <w:br/>
-      </w:r>
+      </w:pPr>
       <w:r>
         <w:rPr>
           <w:rFonts w:eastAsia="Arial" w:cs="Arial"/>
         </w:rPr>
-        <w:t>Il progetto serve soprattutto per fare pratica con la programmazione e per capire meglio come funziona lo sviluppo di un gioco.</w:t>
+        <w:t xml:space="preserve">L’idea è quella di sviluppare passo dopo passo le parti principali del gioco, come il movimento del personaggio, i nemici e il sistema di combattimento. </w:t>
+      </w:r>
+      <w:r>
+        <w:rPr>
+          <w:rFonts w:eastAsia="Arial" w:cs="Arial"/>
+        </w:rPr>
+        <w:t xml:space="preserve">Lavoreremo </w:t>
+      </w:r>
+      <w:r>
+        <w:rPr>
+          <w:rFonts w:eastAsia="Arial" w:cs="Arial"/>
+        </w:rPr>
+        <w:t>anche sulla creazione delle mappe, che dovrebbero cambiare ad ogni partita per rendere il gioco meno ripetitivo.</w:t>
       </w:r>
     </w:p>
     <w:p>
@@ -3939,47 +3938,7 @@
         <w:rPr>
           <w:rFonts w:eastAsia="Arial" w:cs="Arial"/>
         </w:rPr>
-        <w:t xml:space="preserve">L’idea è quella di sviluppare passo dopo passo le parti principali del gioco, come il movimento del personaggio, i nemici e il sistema di combattimento. </w:t>
-      </w:r>
-      <w:r>
-        <w:rPr>
-          <w:rFonts w:eastAsia="Arial" w:cs="Arial"/>
-        </w:rPr>
-        <w:t xml:space="preserve">Lavoreremo </w:t>
-      </w:r>
-      <w:r>
-        <w:rPr>
-          <w:rFonts w:eastAsia="Arial" w:cs="Arial"/>
-        </w:rPr>
-        <w:t>anche sulla creazione delle mappe, che dovrebbero cambiare ad ogni partita per rendere il gioco meno ripetitivo.</w:t>
-      </w:r>
-    </w:p>
-    <w:p>
-      <w:pPr>
-        <w:spacing w:before="240" w:after="240"/>
-        <w:rPr>
-          <w:rFonts w:eastAsia="Arial" w:cs="Arial"/>
-        </w:rPr>
-      </w:pPr>
-      <w:r>
-        <w:rPr>
-          <w:rFonts w:eastAsia="Arial" w:cs="Arial"/>
-        </w:rPr>
-        <w:t xml:space="preserve">Un altro obiettivo è quello di imparare a usare meglio </w:t>
-      </w:r>
-      <w:proofErr w:type="spellStart"/>
-      <w:r>
-        <w:rPr>
-          <w:rFonts w:eastAsia="Arial" w:cs="Arial"/>
-        </w:rPr>
-        <w:t>Unity</w:t>
-      </w:r>
-      <w:proofErr w:type="spellEnd"/>
-      <w:r>
-        <w:rPr>
-          <w:rFonts w:eastAsia="Arial" w:cs="Arial"/>
-        </w:rPr>
-        <w:t xml:space="preserve">, gestendo </w:t>
+        <w:t xml:space="preserve">Un altro obiettivo è quello di imparare a usare meglio Unity, gestendo </w:t>
       </w:r>
       <w:r>
         <w:rPr>
@@ -4173,49 +4132,17 @@
     </w:p>
     <w:p>
       <w:r>
-        <w:t xml:space="preserve">Il progetto si colloca nel dominio dei videogiochi </w:t>
-      </w:r>
-      <w:proofErr w:type="spellStart"/>
-      <w:r>
-        <w:t>rogue</w:t>
-      </w:r>
-      <w:proofErr w:type="spellEnd"/>
-      <w:r>
-        <w:t>-like per desktop, un genere caratterizzato da elevata rigiocabilità, generazione procedurale dei contenuti e progressione persistente tra una partita e l’altra.</w:t>
-      </w:r>
-    </w:p>
-    <w:p>
-      <w:r>
-        <w:t xml:space="preserve">L’idea alla base del prodotto è offrire un’esperienza dinamica e sempre diversa, in cui il giocatore controlla uno </w:t>
-      </w:r>
-      <w:proofErr w:type="spellStart"/>
-      <w:r>
-        <w:t>slime</w:t>
-      </w:r>
-      <w:proofErr w:type="spellEnd"/>
-      <w:r>
-        <w:t xml:space="preserve"> che esplora </w:t>
-      </w:r>
-      <w:proofErr w:type="spellStart"/>
-      <w:r>
-        <w:t>dungeon</w:t>
-      </w:r>
-      <w:proofErr w:type="spellEnd"/>
-      <w:r>
-        <w:t xml:space="preserve"> generate casualmente, affrontando nemici e raccogliendo potenziamenti.</w:t>
-      </w:r>
-    </w:p>
-    <w:p>
-      <w:r>
-        <w:t xml:space="preserve">Il gioco viene sviluppato utilizzando </w:t>
-      </w:r>
-      <w:proofErr w:type="spellStart"/>
-      <w:r>
-        <w:t>Unity</w:t>
-      </w:r>
-      <w:proofErr w:type="spellEnd"/>
-      <w:r>
-        <w:t>, un motore di gioco ampiamente diffuso che consente la gestione di grafica, fisica, input e audio, rendendolo adatto allo sviluppo di giochi 2D o altro.</w:t>
+        <w:t>Il progetto si colloca nel dominio dei videogiochi rogue-like per desktop, un genere caratterizzato da elevata rigiocabilità, generazione procedurale dei contenuti e progressione persistente tra una partita e l’altra.</w:t>
+      </w:r>
+    </w:p>
+    <w:p>
+      <w:r>
+        <w:t>L’idea alla base del prodotto è offrire un’esperienza dinamica e sempre diversa, in cui il giocatore controlla uno slime che esplora dungeon generate casualmente, affrontando nemici e raccogliendo potenziamenti.</w:t>
+      </w:r>
+    </w:p>
+    <w:p>
+      <w:r>
+        <w:t>Il gioco viene sviluppato utilizzando Unity, un motore di gioco ampiamente diffuso che consente la gestione di grafica, fisica, input e audio, rendendolo adatto allo sviluppo di giochi 2D o altro.</w:t>
       </w:r>
     </w:p>
     <w:p/>
@@ -4235,15 +4162,7 @@
     <w:p/>
     <w:p>
       <w:r>
-        <w:t xml:space="preserve">Contando il fatto dell’esistenza di prodotti simili con lo stesso stile e tipologia di gioco, come ad esempio </w:t>
-      </w:r>
-      <w:proofErr w:type="spellStart"/>
-      <w:r>
-        <w:t>slime</w:t>
-      </w:r>
-      <w:proofErr w:type="spellEnd"/>
-      <w:r>
-        <w:t xml:space="preserve"> with a gun</w:t>
+        <w:t>Contando il fatto dell’esistenza di prodotti simili con lo stesso stile e tipologia di gioco, come ad esempio slime with a gun</w:t>
       </w:r>
       <w:r>
         <w:t>.</w:t>
@@ -4289,15 +4208,7 @@
     </w:p>
     <w:p>
       <w:r>
-        <w:t xml:space="preserve">Nel dominio dei </w:t>
-      </w:r>
-      <w:proofErr w:type="spellStart"/>
-      <w:r>
-        <w:t>rogue</w:t>
-      </w:r>
-      <w:proofErr w:type="spellEnd"/>
-      <w:r>
-        <w:t>-like sono presenti diverse convenzioni consolidate:</w:t>
+        <w:t>Nel dominio dei rogue-like sono presenti diverse convenzioni consolidate:</w:t>
       </w:r>
     </w:p>
     <w:p>
@@ -4407,13 +4318,8 @@
         <w:spacing w:after="160" w:line="278" w:lineRule="auto"/>
       </w:pPr>
       <w:r>
-        <w:t xml:space="preserve">Programmazione C# in </w:t>
-      </w:r>
-      <w:proofErr w:type="spellStart"/>
-      <w:r>
-        <w:t>Unity</w:t>
-      </w:r>
-      <w:proofErr w:type="spellEnd"/>
+        <w:t>Programmazione C# in Unity</w:t>
+      </w:r>
     </w:p>
     <w:p>
       <w:pPr>
@@ -6520,7 +6426,6 @@
               </w:rPr>
               <w:t xml:space="preserve">Generazione randomica di </w:t>
             </w:r>
-            <w:proofErr w:type="spellStart"/>
             <w:r>
               <w:rPr>
                 <w:sz w:val="16"/>
@@ -6528,7 +6433,6 @@
               </w:rPr>
               <w:t>dungeon</w:t>
             </w:r>
-            <w:proofErr w:type="spellEnd"/>
           </w:p>
         </w:tc>
       </w:tr>
@@ -7039,21 +6943,12 @@
               </w:rPr>
               <w:t xml:space="preserve">Inizialmente implementare un numero di nemici, poi </w:t>
             </w:r>
-            <w:proofErr w:type="spellStart"/>
-            <w:r>
-              <w:rPr>
-                <w:sz w:val="16"/>
-                <w:szCs w:val="16"/>
-              </w:rPr>
-              <w:t>spawnano</w:t>
-            </w:r>
-            <w:proofErr w:type="spellEnd"/>
-            <w:r>
-              <w:rPr>
-                <w:sz w:val="16"/>
-                <w:szCs w:val="16"/>
-              </w:rPr>
-              <w:t xml:space="preserve"> </w:t>
+            <w:r>
+              <w:rPr>
+                <w:sz w:val="16"/>
+                <w:szCs w:val="16"/>
+              </w:rPr>
+              <w:t xml:space="preserve">spawnano </w:t>
             </w:r>
             <w:r>
               <w:rPr>
@@ -7780,7 +7675,16 @@
                 <w:sz w:val="16"/>
                 <w:szCs w:val="16"/>
               </w:rPr>
-              <w:t>11</w:t>
+              <w:t>1</w:t>
+            </w:r>
+            <w:r>
+              <w:rPr>
+                <w:b/>
+                <w:bCs/>
+                <w:sz w:val="16"/>
+                <w:szCs w:val="16"/>
+              </w:rPr>
+              <w:t>1</w:t>
             </w:r>
           </w:p>
         </w:tc>
@@ -7839,7 +7743,7 @@
                 <w:sz w:val="16"/>
                 <w:szCs w:val="16"/>
               </w:rPr>
-              <w:t>Gestione missioni</w:t>
+              <w:t xml:space="preserve">Creazione personaggi secondari </w:t>
             </w:r>
           </w:p>
         </w:tc>
@@ -7898,7 +7802,7 @@
                 <w:sz w:val="16"/>
                 <w:szCs w:val="16"/>
               </w:rPr>
-              <w:t>2</w:t>
+              <w:t>1</w:t>
             </w:r>
           </w:p>
         </w:tc>
@@ -8014,436 +7918,16 @@
             </w:pPr>
             <w:r>
               <w:rPr>
-                <w:rFonts w:cs="Arial"/>
-                <w:sz w:val="16"/>
-                <w:szCs w:val="16"/>
-              </w:rPr>
-              <w:t xml:space="preserve">implementazione </w:t>
-            </w:r>
-            <w:r>
-              <w:rPr>
-                <w:rFonts w:cs="Arial"/>
-                <w:sz w:val="16"/>
-                <w:szCs w:val="16"/>
-              </w:rPr>
-              <w:t>di ricerca di oggetti specifici</w:t>
-            </w:r>
-          </w:p>
-        </w:tc>
-      </w:tr>
-      <w:tr>
-        <w:trPr>
-          <w:tblCellSpacing w:w="0" w:type="dxa"/>
-        </w:trPr>
-        <w:tc>
-          <w:tcPr>
-            <w:tcW w:w="9580" w:type="dxa"/>
-            <w:gridSpan w:val="2"/>
-            <w:tcBorders>
-              <w:top w:val="outset" w:sz="6" w:space="0" w:color="000000" w:themeColor="text1"/>
-              <w:bottom w:val="outset" w:sz="6" w:space="0" w:color="000000" w:themeColor="text1"/>
-            </w:tcBorders>
-          </w:tcPr>
-          <w:p>
-            <w:pPr>
-              <w:spacing w:before="100" w:beforeAutospacing="1"/>
-              <w:jc w:val="center"/>
-              <w:rPr>
-                <w:sz w:val="16"/>
-                <w:szCs w:val="16"/>
-              </w:rPr>
-            </w:pPr>
-            <w:r>
-              <w:rPr>
-                <w:b/>
-                <w:bCs/>
-                <w:sz w:val="16"/>
-                <w:szCs w:val="16"/>
-              </w:rPr>
-              <w:t>Sotto requisiti</w:t>
-            </w:r>
-          </w:p>
-        </w:tc>
-      </w:tr>
-      <w:tr>
-        <w:trPr>
-          <w:trHeight w:val="20"/>
-          <w:tblCellSpacing w:w="0" w:type="dxa"/>
-        </w:trPr>
-        <w:tc>
-          <w:tcPr>
-            <w:tcW w:w="1895" w:type="dxa"/>
-            <w:tcBorders>
-              <w:top w:val="outset" w:sz="6" w:space="0" w:color="000000" w:themeColor="text1"/>
-              <w:bottom w:val="outset" w:sz="6" w:space="0" w:color="000000" w:themeColor="text1"/>
-              <w:right w:val="outset" w:sz="6" w:space="0" w:color="000000" w:themeColor="text1"/>
-            </w:tcBorders>
-          </w:tcPr>
-          <w:p>
-            <w:pPr>
-              <w:spacing w:before="100" w:beforeAutospacing="1"/>
-              <w:rPr>
-                <w:b/>
-                <w:sz w:val="16"/>
-                <w:szCs w:val="16"/>
-              </w:rPr>
-            </w:pPr>
-            <w:r>
-              <w:rPr>
-                <w:b/>
-                <w:bCs/>
-                <w:sz w:val="16"/>
-                <w:szCs w:val="16"/>
-              </w:rPr>
-              <w:t>001</w:t>
-            </w:r>
-          </w:p>
-        </w:tc>
-        <w:tc>
-          <w:tcPr>
-            <w:tcW w:w="7685" w:type="dxa"/>
-            <w:tcBorders>
-              <w:top w:val="outset" w:sz="6" w:space="0" w:color="000000" w:themeColor="text1"/>
-              <w:left w:val="outset" w:sz="6" w:space="0" w:color="000000" w:themeColor="text1"/>
-              <w:bottom w:val="outset" w:sz="6" w:space="0" w:color="000000" w:themeColor="text1"/>
-            </w:tcBorders>
-          </w:tcPr>
-          <w:p>
-            <w:pPr>
-              <w:spacing w:before="100" w:beforeAutospacing="1"/>
-              <w:rPr>
-                <w:rFonts w:cs="Arial"/>
-                <w:sz w:val="16"/>
-                <w:szCs w:val="16"/>
-              </w:rPr>
-            </w:pPr>
-            <w:r>
-              <w:rPr>
-                <w:sz w:val="16"/>
-                <w:szCs w:val="16"/>
-              </w:rPr>
-              <w:t>Inserimento personaggi secondari (REQ-012)</w:t>
+                <w:sz w:val="16"/>
+                <w:szCs w:val="16"/>
+              </w:rPr>
+              <w:t>Coloro che assegneranno missioni oppure commessi di negozi</w:t>
             </w:r>
           </w:p>
         </w:tc>
       </w:tr>
     </w:tbl>
     <w:p/>
-    <w:p/>
-    <w:tbl>
-      <w:tblPr>
-        <w:tblW w:w="9580" w:type="dxa"/>
-        <w:tblCellSpacing w:w="0" w:type="dxa"/>
-        <w:tblInd w:w="-8" w:type="dxa"/>
-        <w:tblBorders>
-          <w:top w:val="outset" w:sz="6" w:space="0" w:color="000000"/>
-          <w:left w:val="outset" w:sz="6" w:space="0" w:color="000000"/>
-          <w:bottom w:val="outset" w:sz="6" w:space="0" w:color="000000"/>
-          <w:right w:val="outset" w:sz="6" w:space="0" w:color="000000"/>
-        </w:tblBorders>
-        <w:tblCellMar>
-          <w:top w:w="60" w:type="dxa"/>
-          <w:left w:w="60" w:type="dxa"/>
-          <w:bottom w:w="60" w:type="dxa"/>
-          <w:right w:w="60" w:type="dxa"/>
-        </w:tblCellMar>
-        <w:tblLook w:val="00A0" w:firstRow="1" w:lastRow="0" w:firstColumn="1" w:lastColumn="0" w:noHBand="0" w:noVBand="0"/>
-      </w:tblPr>
-      <w:tblGrid>
-        <w:gridCol w:w="1895"/>
-        <w:gridCol w:w="7685"/>
-      </w:tblGrid>
-      <w:tr>
-        <w:trPr>
-          <w:trHeight w:val="370"/>
-          <w:tblCellSpacing w:w="0" w:type="dxa"/>
-        </w:trPr>
-        <w:tc>
-          <w:tcPr>
-            <w:tcW w:w="9580" w:type="dxa"/>
-            <w:gridSpan w:val="2"/>
-            <w:tcBorders>
-              <w:top w:val="outset" w:sz="6" w:space="0" w:color="000000" w:themeColor="text1"/>
-              <w:bottom w:val="outset" w:sz="6" w:space="0" w:color="000000" w:themeColor="text1"/>
-            </w:tcBorders>
-          </w:tcPr>
-          <w:p>
-            <w:pPr>
-              <w:spacing w:before="100" w:beforeAutospacing="1"/>
-              <w:jc w:val="center"/>
-              <w:rPr>
-                <w:b/>
-                <w:bCs/>
-                <w:sz w:val="16"/>
-                <w:szCs w:val="16"/>
-              </w:rPr>
-            </w:pPr>
-            <w:r>
-              <w:rPr>
-                <w:b/>
-                <w:bCs/>
-                <w:sz w:val="16"/>
-                <w:szCs w:val="16"/>
-              </w:rPr>
-              <w:t>ID: REQ-0</w:t>
-            </w:r>
-            <w:r>
-              <w:rPr>
-                <w:b/>
-                <w:bCs/>
-                <w:sz w:val="16"/>
-                <w:szCs w:val="16"/>
-              </w:rPr>
-              <w:t>12</w:t>
-            </w:r>
-          </w:p>
-        </w:tc>
-      </w:tr>
-      <w:tr>
-        <w:trPr>
-          <w:tblCellSpacing w:w="0" w:type="dxa"/>
-        </w:trPr>
-        <w:tc>
-          <w:tcPr>
-            <w:tcW w:w="1895" w:type="dxa"/>
-            <w:tcBorders>
-              <w:top w:val="outset" w:sz="6" w:space="0" w:color="000000" w:themeColor="text1"/>
-              <w:bottom w:val="outset" w:sz="6" w:space="0" w:color="000000" w:themeColor="text1"/>
-              <w:right w:val="outset" w:sz="6" w:space="0" w:color="000000" w:themeColor="text1"/>
-            </w:tcBorders>
-          </w:tcPr>
-          <w:p>
-            <w:pPr>
-              <w:spacing w:before="100" w:beforeAutospacing="1"/>
-              <w:rPr>
-                <w:b/>
-                <w:sz w:val="16"/>
-                <w:szCs w:val="16"/>
-              </w:rPr>
-            </w:pPr>
-            <w:r>
-              <w:rPr>
-                <w:b/>
-                <w:sz w:val="16"/>
-                <w:szCs w:val="16"/>
-              </w:rPr>
-              <w:t>Nome</w:t>
-            </w:r>
-          </w:p>
-        </w:tc>
-        <w:tc>
-          <w:tcPr>
-            <w:tcW w:w="7685" w:type="dxa"/>
-            <w:tcBorders>
-              <w:top w:val="outset" w:sz="6" w:space="0" w:color="000000" w:themeColor="text1"/>
-              <w:left w:val="outset" w:sz="6" w:space="0" w:color="000000" w:themeColor="text1"/>
-              <w:bottom w:val="outset" w:sz="6" w:space="0" w:color="000000" w:themeColor="text1"/>
-            </w:tcBorders>
-          </w:tcPr>
-          <w:p>
-            <w:pPr>
-              <w:spacing w:before="100" w:beforeAutospacing="1"/>
-              <w:rPr>
-                <w:sz w:val="16"/>
-                <w:szCs w:val="16"/>
-              </w:rPr>
-            </w:pPr>
-            <w:r>
-              <w:rPr>
-                <w:sz w:val="16"/>
-                <w:szCs w:val="16"/>
-              </w:rPr>
-              <w:t xml:space="preserve">Creazione personaggi secondari </w:t>
-            </w:r>
-          </w:p>
-        </w:tc>
-      </w:tr>
-      <w:tr>
-        <w:trPr>
-          <w:tblCellSpacing w:w="0" w:type="dxa"/>
-        </w:trPr>
-        <w:tc>
-          <w:tcPr>
-            <w:tcW w:w="1895" w:type="dxa"/>
-            <w:tcBorders>
-              <w:top w:val="outset" w:sz="6" w:space="0" w:color="000000" w:themeColor="text1"/>
-              <w:bottom w:val="outset" w:sz="6" w:space="0" w:color="000000" w:themeColor="text1"/>
-              <w:right w:val="outset" w:sz="6" w:space="0" w:color="000000" w:themeColor="text1"/>
-            </w:tcBorders>
-          </w:tcPr>
-          <w:p>
-            <w:pPr>
-              <w:spacing w:before="100" w:beforeAutospacing="1"/>
-              <w:rPr>
-                <w:b/>
-                <w:sz w:val="16"/>
-                <w:szCs w:val="16"/>
-              </w:rPr>
-            </w:pPr>
-            <w:r>
-              <w:rPr>
-                <w:b/>
-                <w:sz w:val="16"/>
-                <w:szCs w:val="16"/>
-              </w:rPr>
-              <w:t>Priorità</w:t>
-            </w:r>
-          </w:p>
-        </w:tc>
-        <w:tc>
-          <w:tcPr>
-            <w:tcW w:w="7685" w:type="dxa"/>
-            <w:tcBorders>
-              <w:top w:val="outset" w:sz="6" w:space="0" w:color="000000" w:themeColor="text1"/>
-              <w:left w:val="outset" w:sz="6" w:space="0" w:color="000000" w:themeColor="text1"/>
-              <w:bottom w:val="outset" w:sz="6" w:space="0" w:color="000000" w:themeColor="text1"/>
-            </w:tcBorders>
-          </w:tcPr>
-          <w:p>
-            <w:pPr>
-              <w:spacing w:before="100" w:beforeAutospacing="1"/>
-              <w:rPr>
-                <w:sz w:val="16"/>
-                <w:szCs w:val="16"/>
-              </w:rPr>
-            </w:pPr>
-            <w:r>
-              <w:rPr>
-                <w:sz w:val="16"/>
-                <w:szCs w:val="16"/>
-              </w:rPr>
-              <w:t>1</w:t>
-            </w:r>
-          </w:p>
-        </w:tc>
-      </w:tr>
-      <w:tr>
-        <w:trPr>
-          <w:tblCellSpacing w:w="0" w:type="dxa"/>
-        </w:trPr>
-        <w:tc>
-          <w:tcPr>
-            <w:tcW w:w="1895" w:type="dxa"/>
-            <w:tcBorders>
-              <w:top w:val="outset" w:sz="6" w:space="0" w:color="000000" w:themeColor="text1"/>
-              <w:bottom w:val="outset" w:sz="6" w:space="0" w:color="000000" w:themeColor="text1"/>
-              <w:right w:val="outset" w:sz="6" w:space="0" w:color="000000" w:themeColor="text1"/>
-            </w:tcBorders>
-          </w:tcPr>
-          <w:p>
-            <w:pPr>
-              <w:spacing w:before="100" w:beforeAutospacing="1"/>
-              <w:rPr>
-                <w:b/>
-                <w:sz w:val="16"/>
-                <w:szCs w:val="16"/>
-              </w:rPr>
-            </w:pPr>
-            <w:r>
-              <w:rPr>
-                <w:b/>
-                <w:sz w:val="16"/>
-                <w:szCs w:val="16"/>
-              </w:rPr>
-              <w:t>Versione</w:t>
-            </w:r>
-          </w:p>
-        </w:tc>
-        <w:tc>
-          <w:tcPr>
-            <w:tcW w:w="7685" w:type="dxa"/>
-            <w:tcBorders>
-              <w:top w:val="outset" w:sz="6" w:space="0" w:color="000000" w:themeColor="text1"/>
-              <w:left w:val="outset" w:sz="6" w:space="0" w:color="000000" w:themeColor="text1"/>
-              <w:bottom w:val="outset" w:sz="6" w:space="0" w:color="000000" w:themeColor="text1"/>
-            </w:tcBorders>
-          </w:tcPr>
-          <w:p>
-            <w:pPr>
-              <w:spacing w:before="100" w:beforeAutospacing="1"/>
-              <w:rPr>
-                <w:sz w:val="16"/>
-                <w:szCs w:val="16"/>
-              </w:rPr>
-            </w:pPr>
-            <w:r>
-              <w:rPr>
-                <w:sz w:val="16"/>
-                <w:szCs w:val="16"/>
-              </w:rPr>
-              <w:t>1.0</w:t>
-            </w:r>
-          </w:p>
-        </w:tc>
-      </w:tr>
-      <w:tr>
-        <w:trPr>
-          <w:trHeight w:val="343"/>
-          <w:tblCellSpacing w:w="0" w:type="dxa"/>
-        </w:trPr>
-        <w:tc>
-          <w:tcPr>
-            <w:tcW w:w="1895" w:type="dxa"/>
-            <w:tcBorders>
-              <w:top w:val="outset" w:sz="6" w:space="0" w:color="000000" w:themeColor="text1"/>
-              <w:bottom w:val="outset" w:sz="6" w:space="0" w:color="000000" w:themeColor="text1"/>
-              <w:right w:val="outset" w:sz="6" w:space="0" w:color="000000" w:themeColor="text1"/>
-            </w:tcBorders>
-          </w:tcPr>
-          <w:p>
-            <w:pPr>
-              <w:spacing w:before="100" w:beforeAutospacing="1"/>
-              <w:rPr>
-                <w:b/>
-                <w:sz w:val="16"/>
-                <w:szCs w:val="16"/>
-              </w:rPr>
-            </w:pPr>
-            <w:r>
-              <w:rPr>
-                <w:b/>
-                <w:sz w:val="16"/>
-                <w:szCs w:val="16"/>
-              </w:rPr>
-              <w:t>Note</w:t>
-            </w:r>
-          </w:p>
-        </w:tc>
-        <w:tc>
-          <w:tcPr>
-            <w:tcW w:w="7685" w:type="dxa"/>
-            <w:tcBorders>
-              <w:top w:val="outset" w:sz="6" w:space="0" w:color="000000" w:themeColor="text1"/>
-              <w:left w:val="outset" w:sz="6" w:space="0" w:color="000000" w:themeColor="text1"/>
-              <w:bottom w:val="outset" w:sz="6" w:space="0" w:color="000000" w:themeColor="text1"/>
-            </w:tcBorders>
-          </w:tcPr>
-          <w:p>
-            <w:pPr>
-              <w:spacing w:before="100" w:beforeAutospacing="1"/>
-              <w:rPr>
-                <w:sz w:val="16"/>
-                <w:szCs w:val="16"/>
-              </w:rPr>
-            </w:pPr>
-            <w:r>
-              <w:rPr>
-                <w:sz w:val="16"/>
-                <w:szCs w:val="16"/>
-              </w:rPr>
-              <w:t>Coloro che assegneranno missioni oppure commessi di negozi</w:t>
-            </w:r>
-          </w:p>
-        </w:tc>
-      </w:tr>
-    </w:tbl>
-    <w:p/>
-    <w:p/>
-    <w:p>
-      <w:r>
-        <w:br w:type="page"/>
-      </w:r>
-    </w:p>
     <w:p/>
     <w:tbl>
       <w:tblPr>
@@ -8509,7 +7993,16 @@
                 <w:sz w:val="16"/>
                 <w:szCs w:val="16"/>
               </w:rPr>
-              <w:t>13</w:t>
+              <w:t>1</w:t>
+            </w:r>
+            <w:r>
+              <w:rPr>
+                <w:b/>
+                <w:bCs/>
+                <w:sz w:val="16"/>
+                <w:szCs w:val="16"/>
+              </w:rPr>
+              <w:t>2</w:t>
             </w:r>
           </w:p>
         </w:tc>
@@ -8812,6 +8305,7 @@
         <w:rPr>
           <w:b/>
         </w:rPr>
+        <w:lastRenderedPageBreak/>
         <w:t>Priorità</w:t>
       </w:r>
       <w:r>
@@ -9186,13 +8680,8 @@
         <w:spacing w:line="259" w:lineRule="auto"/>
       </w:pPr>
       <w:r>
-        <w:t xml:space="preserve">Engine utilizzato: </w:t>
-      </w:r>
-      <w:proofErr w:type="spellStart"/>
-      <w:r>
-        <w:t>Unity</w:t>
-      </w:r>
-      <w:proofErr w:type="spellEnd"/>
+        <w:t>Engine utilizzato: Unity</w:t>
+      </w:r>
     </w:p>
     <w:p>
       <w:pPr>
@@ -12181,13 +11670,8 @@
           <w:tcW w:w="7390" w:type="dxa"/>
         </w:tcPr>
         <w:p>
-          <w:proofErr w:type="spellStart"/>
           <w:r>
-            <w:t>Slime</w:t>
-          </w:r>
-          <w:proofErr w:type="spellEnd"/>
-          <w:r>
-            <w:t xml:space="preserve"> and Guns</w:t>
+            <w:t>Slime and Guns</w:t>
           </w:r>
         </w:p>
       </w:tc>
@@ -12718,7 +12202,6 @@
               <w:szCs w:val="24"/>
             </w:rPr>
           </w:pPr>
-          <w:proofErr w:type="spellStart"/>
           <w:r>
             <w:rPr>
               <w:rFonts w:cs="Arial"/>
@@ -12726,17 +12209,7 @@
               <w:sz w:val="24"/>
               <w:szCs w:val="24"/>
             </w:rPr>
-            <w:t>Slime</w:t>
-          </w:r>
-          <w:proofErr w:type="spellEnd"/>
-          <w:r>
-            <w:rPr>
-              <w:rFonts w:cs="Arial"/>
-              <w:b/>
-              <w:sz w:val="24"/>
-              <w:szCs w:val="24"/>
-            </w:rPr>
-            <w:t xml:space="preserve"> And Guns</w:t>
+            <w:t>Slime And Guns</w:t>
           </w:r>
         </w:p>
       </w:tc>

--- a/3_Documentazione/Documentazione SlimeAndGuns.docx
+++ b/3_Documentazione/Documentazione SlimeAndGuns.docx
@@ -29,20 +29,7 @@
           <w:lang w:val="it-CH"/>
         </w:rPr>
         <w:br/>
-      </w:r>
-      <w:proofErr w:type="spellStart"/>
-      <w:r>
-        <w:rPr>
-          <w:lang w:val="it-CH"/>
-        </w:rPr>
-        <w:t>Slime</w:t>
-      </w:r>
-      <w:proofErr w:type="spellEnd"/>
-      <w:r>
-        <w:rPr>
-          <w:lang w:val="it-CH"/>
-        </w:rPr>
-        <w:t xml:space="preserve"> And Guns</w:t>
+        <w:t>Slime And Guns</w:t>
       </w:r>
     </w:p>
     <w:p>
@@ -3902,30 +3889,42 @@
         <w:rPr>
           <w:rFonts w:eastAsia="Arial" w:cs="Arial"/>
         </w:rPr>
-        <w:t xml:space="preserve"> usando </w:t>
-      </w:r>
-      <w:proofErr w:type="spellStart"/>
+        <w:t xml:space="preserve"> usando Unity e C#.</w:t>
+      </w:r>
+      <w:r>
+        <w:br/>
+      </w:r>
       <w:r>
         <w:rPr>
           <w:rFonts w:eastAsia="Arial" w:cs="Arial"/>
         </w:rPr>
-        <w:t>Unity</w:t>
-      </w:r>
-      <w:proofErr w:type="spellEnd"/>
-      <w:r>
+        <w:t>Il progetto serve soprattutto per fare pratica con la programmazione e per capire meglio come funziona lo sviluppo di un gioco.</w:t>
+      </w:r>
+    </w:p>
+    <w:p>
+      <w:pPr>
+        <w:spacing w:before="240" w:after="240"/>
         <w:rPr>
           <w:rFonts w:eastAsia="Arial" w:cs="Arial"/>
         </w:rPr>
-        <w:t xml:space="preserve"> e C#.</w:t>
-      </w:r>
-      <w:r>
-        <w:br/>
-      </w:r>
+      </w:pPr>
       <w:r>
         <w:rPr>
           <w:rFonts w:eastAsia="Arial" w:cs="Arial"/>
         </w:rPr>
-        <w:t>Il progetto serve soprattutto per fare pratica con la programmazione e per capire meglio come funziona lo sviluppo di un gioco.</w:t>
+        <w:t xml:space="preserve">L’idea è quella di sviluppare passo dopo passo le parti principali del gioco, come il movimento del personaggio, i nemici e il sistema di combattimento. </w:t>
+      </w:r>
+      <w:r>
+        <w:rPr>
+          <w:rFonts w:eastAsia="Arial" w:cs="Arial"/>
+        </w:rPr>
+        <w:t xml:space="preserve">Lavoreremo </w:t>
+      </w:r>
+      <w:r>
+        <w:rPr>
+          <w:rFonts w:eastAsia="Arial" w:cs="Arial"/>
+        </w:rPr>
+        <w:t>anche sulla creazione delle mappe, che dovrebbero cambiare ad ogni partita per rendere il gioco meno ripetitivo.</w:t>
       </w:r>
     </w:p>
     <w:p>
@@ -3939,47 +3938,7 @@
         <w:rPr>
           <w:rFonts w:eastAsia="Arial" w:cs="Arial"/>
         </w:rPr>
-        <w:t xml:space="preserve">L’idea è quella di sviluppare passo dopo passo le parti principali del gioco, come il movimento del personaggio, i nemici e il sistema di combattimento. </w:t>
-      </w:r>
-      <w:r>
-        <w:rPr>
-          <w:rFonts w:eastAsia="Arial" w:cs="Arial"/>
-        </w:rPr>
-        <w:t xml:space="preserve">Lavoreremo </w:t>
-      </w:r>
-      <w:r>
-        <w:rPr>
-          <w:rFonts w:eastAsia="Arial" w:cs="Arial"/>
-        </w:rPr>
-        <w:t>anche sulla creazione delle mappe, che dovrebbero cambiare ad ogni partita per rendere il gioco meno ripetitivo.</w:t>
-      </w:r>
-    </w:p>
-    <w:p>
-      <w:pPr>
-        <w:spacing w:before="240" w:after="240"/>
-        <w:rPr>
-          <w:rFonts w:eastAsia="Arial" w:cs="Arial"/>
-        </w:rPr>
-      </w:pPr>
-      <w:r>
-        <w:rPr>
-          <w:rFonts w:eastAsia="Arial" w:cs="Arial"/>
-        </w:rPr>
-        <w:t xml:space="preserve">Un altro obiettivo è quello di imparare a usare meglio </w:t>
-      </w:r>
-      <w:proofErr w:type="spellStart"/>
-      <w:r>
-        <w:rPr>
-          <w:rFonts w:eastAsia="Arial" w:cs="Arial"/>
-        </w:rPr>
-        <w:t>Unity</w:t>
-      </w:r>
-      <w:proofErr w:type="spellEnd"/>
-      <w:r>
-        <w:rPr>
-          <w:rFonts w:eastAsia="Arial" w:cs="Arial"/>
-        </w:rPr>
-        <w:t xml:space="preserve">, gestendo </w:t>
+        <w:t xml:space="preserve">Un altro obiettivo è quello di imparare a usare meglio Unity, gestendo </w:t>
       </w:r>
       <w:r>
         <w:rPr>
@@ -4173,77 +4132,29 @@
     </w:p>
     <w:p>
       <w:r>
-        <w:t xml:space="preserve">Il progetto si colloca nel dominio dei videogiochi </w:t>
-      </w:r>
-      <w:proofErr w:type="spellStart"/>
-      <w:r>
-        <w:t>rogue</w:t>
-      </w:r>
-      <w:proofErr w:type="spellEnd"/>
-      <w:r>
-        <w:t>-like per desktop, un genere caratterizzato da elevata rigiocabilità, generazione procedurale dei contenuti e progressione persistente tra una partita e l’altra.</w:t>
-      </w:r>
-    </w:p>
-    <w:p>
-      <w:r>
-        <w:t xml:space="preserve">L’idea alla base del prodotto è offrire un’esperienza dinamica e sempre diversa, in cui il giocatore controlla uno </w:t>
-      </w:r>
-      <w:proofErr w:type="spellStart"/>
-      <w:r>
-        <w:t>slime</w:t>
-      </w:r>
-      <w:proofErr w:type="spellEnd"/>
-      <w:r>
-        <w:t xml:space="preserve"> che esplora </w:t>
-      </w:r>
-      <w:proofErr w:type="spellStart"/>
-      <w:r>
-        <w:t>dungeon</w:t>
-      </w:r>
-      <w:proofErr w:type="spellEnd"/>
-      <w:r>
-        <w:t xml:space="preserve"> generate casualmente, affrontando nemici e raccogliendo potenziamenti.</w:t>
-      </w:r>
-    </w:p>
-    <w:p>
-      <w:r>
-        <w:t xml:space="preserve">Il gioco viene sviluppato utilizzando </w:t>
-      </w:r>
-      <w:proofErr w:type="spellStart"/>
-      <w:r>
-        <w:t>Unity</w:t>
-      </w:r>
-      <w:proofErr w:type="spellEnd"/>
-      <w:r>
-        <w:t>, un motore di gioco ampiamente diffuso che consente la gestione di grafica, fisica, input e audio, rendendolo adatto allo sviluppo di giochi 2D o altro.</w:t>
+        <w:t>Il progetto si colloca nel dominio dei videogiochi rogue-like per desktop, un genere caratterizzato da elevata rigiocabilità, generazione procedurale dei contenuti e progressione persistente tra una partita e l’altra.</w:t>
+      </w:r>
+    </w:p>
+    <w:p>
+      <w:r>
+        <w:t>L’idea alla base del prodotto è offrire un’esperienza dinamica e sempre diversa, in cui il giocatore controlla uno slime che esplora dungeon generate casualmente, affrontando nemici e raccogliendo potenziamenti.</w:t>
+      </w:r>
+    </w:p>
+    <w:p>
+      <w:r>
+        <w:t>Il gioco viene sviluppato utilizzando Unity, un motore di gioco ampiamente diffuso che consente la gestione di grafica, fisica, input e audio, rendendolo adatto allo sviluppo di giochi 2D o altro.</w:t>
       </w:r>
     </w:p>
     <w:p/>
     <w:p>
       <w:r>
-        <w:t xml:space="preserve">Il contesto di utilizzo pensato sarebbe quello di svago e videogioco rouge like, che dovrà funzionare su pc utilizzando comandi di base, ma anche raggiungerà scenari di utilizzo con controller (Xbox, </w:t>
-      </w:r>
-      <w:proofErr w:type="gramStart"/>
-      <w:r>
-        <w:t>ecc...</w:t>
-      </w:r>
-      <w:proofErr w:type="gramEnd"/>
-      <w:r>
-        <w:t xml:space="preserve">). </w:t>
+        <w:t xml:space="preserve">Il contesto di utilizzo pensato sarebbe quello di svago e videogioco rouge like, che dovrà funzionare su pc utilizzando comandi di base, ma anche raggiungerà scenari di utilizzo con controller (Xbox, ecc...). </w:t>
       </w:r>
     </w:p>
     <w:p/>
     <w:p>
       <w:r>
-        <w:t xml:space="preserve">Contando il fatto dell’esistenza di prodotti simili con lo stesso stile e tipologia di gioco, come ad esempio </w:t>
-      </w:r>
-      <w:proofErr w:type="spellStart"/>
-      <w:r>
-        <w:t>slime</w:t>
-      </w:r>
-      <w:proofErr w:type="spellEnd"/>
-      <w:r>
-        <w:t xml:space="preserve"> with a gun</w:t>
+        <w:t>Contando il fatto dell’esistenza di prodotti simili con lo stesso stile e tipologia di gioco, come ad esempio slime with a gun</w:t>
       </w:r>
       <w:r>
         <w:t>.</w:t>
@@ -4289,15 +4200,7 @@
     </w:p>
     <w:p>
       <w:r>
-        <w:t xml:space="preserve">Nel dominio dei </w:t>
-      </w:r>
-      <w:proofErr w:type="spellStart"/>
-      <w:r>
-        <w:t>rogue</w:t>
-      </w:r>
-      <w:proofErr w:type="spellEnd"/>
-      <w:r>
-        <w:t>-like sono presenti diverse convenzioni consolidate:</w:t>
+        <w:t>Nel dominio dei rogue-like sono presenti diverse convenzioni consolidate:</w:t>
       </w:r>
     </w:p>
     <w:p>
@@ -4407,13 +4310,8 @@
         <w:spacing w:after="160" w:line="278" w:lineRule="auto"/>
       </w:pPr>
       <w:r>
-        <w:t xml:space="preserve">Programmazione C# in </w:t>
-      </w:r>
-      <w:proofErr w:type="spellStart"/>
-      <w:r>
-        <w:t>Unity</w:t>
-      </w:r>
-      <w:proofErr w:type="spellEnd"/>
+        <w:t>Programmazione C# in Unity</w:t>
+      </w:r>
     </w:p>
     <w:p>
       <w:pPr>
@@ -6520,7 +6418,6 @@
               </w:rPr>
               <w:t xml:space="preserve">Generazione randomica di </w:t>
             </w:r>
-            <w:proofErr w:type="spellStart"/>
             <w:r>
               <w:rPr>
                 <w:sz w:val="16"/>
@@ -6528,7 +6425,6 @@
               </w:rPr>
               <w:t>dungeon</w:t>
             </w:r>
-            <w:proofErr w:type="spellEnd"/>
           </w:p>
         </w:tc>
       </w:tr>
@@ -7039,21 +6935,12 @@
               </w:rPr>
               <w:t xml:space="preserve">Inizialmente implementare un numero di nemici, poi </w:t>
             </w:r>
-            <w:proofErr w:type="spellStart"/>
-            <w:r>
-              <w:rPr>
-                <w:sz w:val="16"/>
-                <w:szCs w:val="16"/>
-              </w:rPr>
-              <w:t>spawnano</w:t>
-            </w:r>
-            <w:proofErr w:type="spellEnd"/>
-            <w:r>
-              <w:rPr>
-                <w:sz w:val="16"/>
-                <w:szCs w:val="16"/>
-              </w:rPr>
-              <w:t xml:space="preserve"> </w:t>
+            <w:r>
+              <w:rPr>
+                <w:sz w:val="16"/>
+                <w:szCs w:val="16"/>
+              </w:rPr>
+              <w:t xml:space="preserve">spawnano </w:t>
             </w:r>
             <w:r>
               <w:rPr>
@@ -7839,7 +7726,7 @@
                 <w:sz w:val="16"/>
                 <w:szCs w:val="16"/>
               </w:rPr>
-              <w:t>Gestione missioni</w:t>
+              <w:t xml:space="preserve">Creazione personaggi secondari </w:t>
             </w:r>
           </w:p>
         </w:tc>
@@ -7898,7 +7785,7 @@
                 <w:sz w:val="16"/>
                 <w:szCs w:val="16"/>
               </w:rPr>
-              <w:t>2</w:t>
+              <w:t>1</w:t>
             </w:r>
           </w:p>
         </w:tc>
@@ -8014,436 +7901,16 @@
             </w:pPr>
             <w:r>
               <w:rPr>
-                <w:rFonts w:cs="Arial"/>
-                <w:sz w:val="16"/>
-                <w:szCs w:val="16"/>
-              </w:rPr>
-              <w:t xml:space="preserve">implementazione </w:t>
-            </w:r>
-            <w:r>
-              <w:rPr>
-                <w:rFonts w:cs="Arial"/>
-                <w:sz w:val="16"/>
-                <w:szCs w:val="16"/>
-              </w:rPr>
-              <w:t>di ricerca di oggetti specifici</w:t>
-            </w:r>
-          </w:p>
-        </w:tc>
-      </w:tr>
-      <w:tr>
-        <w:trPr>
-          <w:tblCellSpacing w:w="0" w:type="dxa"/>
-        </w:trPr>
-        <w:tc>
-          <w:tcPr>
-            <w:tcW w:w="9580" w:type="dxa"/>
-            <w:gridSpan w:val="2"/>
-            <w:tcBorders>
-              <w:top w:val="outset" w:sz="6" w:space="0" w:color="000000" w:themeColor="text1"/>
-              <w:bottom w:val="outset" w:sz="6" w:space="0" w:color="000000" w:themeColor="text1"/>
-            </w:tcBorders>
-          </w:tcPr>
-          <w:p>
-            <w:pPr>
-              <w:spacing w:before="100" w:beforeAutospacing="1"/>
-              <w:jc w:val="center"/>
-              <w:rPr>
-                <w:sz w:val="16"/>
-                <w:szCs w:val="16"/>
-              </w:rPr>
-            </w:pPr>
-            <w:r>
-              <w:rPr>
-                <w:b/>
-                <w:bCs/>
-                <w:sz w:val="16"/>
-                <w:szCs w:val="16"/>
-              </w:rPr>
-              <w:t>Sotto requisiti</w:t>
-            </w:r>
-          </w:p>
-        </w:tc>
-      </w:tr>
-      <w:tr>
-        <w:trPr>
-          <w:trHeight w:val="20"/>
-          <w:tblCellSpacing w:w="0" w:type="dxa"/>
-        </w:trPr>
-        <w:tc>
-          <w:tcPr>
-            <w:tcW w:w="1895" w:type="dxa"/>
-            <w:tcBorders>
-              <w:top w:val="outset" w:sz="6" w:space="0" w:color="000000" w:themeColor="text1"/>
-              <w:bottom w:val="outset" w:sz="6" w:space="0" w:color="000000" w:themeColor="text1"/>
-              <w:right w:val="outset" w:sz="6" w:space="0" w:color="000000" w:themeColor="text1"/>
-            </w:tcBorders>
-          </w:tcPr>
-          <w:p>
-            <w:pPr>
-              <w:spacing w:before="100" w:beforeAutospacing="1"/>
-              <w:rPr>
-                <w:b/>
-                <w:sz w:val="16"/>
-                <w:szCs w:val="16"/>
-              </w:rPr>
-            </w:pPr>
-            <w:r>
-              <w:rPr>
-                <w:b/>
-                <w:bCs/>
-                <w:sz w:val="16"/>
-                <w:szCs w:val="16"/>
-              </w:rPr>
-              <w:t>001</w:t>
-            </w:r>
-          </w:p>
-        </w:tc>
-        <w:tc>
-          <w:tcPr>
-            <w:tcW w:w="7685" w:type="dxa"/>
-            <w:tcBorders>
-              <w:top w:val="outset" w:sz="6" w:space="0" w:color="000000" w:themeColor="text1"/>
-              <w:left w:val="outset" w:sz="6" w:space="0" w:color="000000" w:themeColor="text1"/>
-              <w:bottom w:val="outset" w:sz="6" w:space="0" w:color="000000" w:themeColor="text1"/>
-            </w:tcBorders>
-          </w:tcPr>
-          <w:p>
-            <w:pPr>
-              <w:spacing w:before="100" w:beforeAutospacing="1"/>
-              <w:rPr>
-                <w:rFonts w:cs="Arial"/>
-                <w:sz w:val="16"/>
-                <w:szCs w:val="16"/>
-              </w:rPr>
-            </w:pPr>
-            <w:r>
-              <w:rPr>
-                <w:sz w:val="16"/>
-                <w:szCs w:val="16"/>
-              </w:rPr>
-              <w:t>Inserimento personaggi secondari (REQ-012)</w:t>
+                <w:sz w:val="16"/>
+                <w:szCs w:val="16"/>
+              </w:rPr>
+              <w:t>Coloro che assegneranno missioni oppure commessi di negozi</w:t>
             </w:r>
           </w:p>
         </w:tc>
       </w:tr>
     </w:tbl>
     <w:p/>
-    <w:p/>
-    <w:tbl>
-      <w:tblPr>
-        <w:tblW w:w="9580" w:type="dxa"/>
-        <w:tblCellSpacing w:w="0" w:type="dxa"/>
-        <w:tblInd w:w="-8" w:type="dxa"/>
-        <w:tblBorders>
-          <w:top w:val="outset" w:sz="6" w:space="0" w:color="000000"/>
-          <w:left w:val="outset" w:sz="6" w:space="0" w:color="000000"/>
-          <w:bottom w:val="outset" w:sz="6" w:space="0" w:color="000000"/>
-          <w:right w:val="outset" w:sz="6" w:space="0" w:color="000000"/>
-        </w:tblBorders>
-        <w:tblCellMar>
-          <w:top w:w="60" w:type="dxa"/>
-          <w:left w:w="60" w:type="dxa"/>
-          <w:bottom w:w="60" w:type="dxa"/>
-          <w:right w:w="60" w:type="dxa"/>
-        </w:tblCellMar>
-        <w:tblLook w:val="00A0" w:firstRow="1" w:lastRow="0" w:firstColumn="1" w:lastColumn="0" w:noHBand="0" w:noVBand="0"/>
-      </w:tblPr>
-      <w:tblGrid>
-        <w:gridCol w:w="1895"/>
-        <w:gridCol w:w="7685"/>
-      </w:tblGrid>
-      <w:tr>
-        <w:trPr>
-          <w:trHeight w:val="370"/>
-          <w:tblCellSpacing w:w="0" w:type="dxa"/>
-        </w:trPr>
-        <w:tc>
-          <w:tcPr>
-            <w:tcW w:w="9580" w:type="dxa"/>
-            <w:gridSpan w:val="2"/>
-            <w:tcBorders>
-              <w:top w:val="outset" w:sz="6" w:space="0" w:color="000000" w:themeColor="text1"/>
-              <w:bottom w:val="outset" w:sz="6" w:space="0" w:color="000000" w:themeColor="text1"/>
-            </w:tcBorders>
-          </w:tcPr>
-          <w:p>
-            <w:pPr>
-              <w:spacing w:before="100" w:beforeAutospacing="1"/>
-              <w:jc w:val="center"/>
-              <w:rPr>
-                <w:b/>
-                <w:bCs/>
-                <w:sz w:val="16"/>
-                <w:szCs w:val="16"/>
-              </w:rPr>
-            </w:pPr>
-            <w:r>
-              <w:rPr>
-                <w:b/>
-                <w:bCs/>
-                <w:sz w:val="16"/>
-                <w:szCs w:val="16"/>
-              </w:rPr>
-              <w:t>ID: REQ-0</w:t>
-            </w:r>
-            <w:r>
-              <w:rPr>
-                <w:b/>
-                <w:bCs/>
-                <w:sz w:val="16"/>
-                <w:szCs w:val="16"/>
-              </w:rPr>
-              <w:t>12</w:t>
-            </w:r>
-          </w:p>
-        </w:tc>
-      </w:tr>
-      <w:tr>
-        <w:trPr>
-          <w:tblCellSpacing w:w="0" w:type="dxa"/>
-        </w:trPr>
-        <w:tc>
-          <w:tcPr>
-            <w:tcW w:w="1895" w:type="dxa"/>
-            <w:tcBorders>
-              <w:top w:val="outset" w:sz="6" w:space="0" w:color="000000" w:themeColor="text1"/>
-              <w:bottom w:val="outset" w:sz="6" w:space="0" w:color="000000" w:themeColor="text1"/>
-              <w:right w:val="outset" w:sz="6" w:space="0" w:color="000000" w:themeColor="text1"/>
-            </w:tcBorders>
-          </w:tcPr>
-          <w:p>
-            <w:pPr>
-              <w:spacing w:before="100" w:beforeAutospacing="1"/>
-              <w:rPr>
-                <w:b/>
-                <w:sz w:val="16"/>
-                <w:szCs w:val="16"/>
-              </w:rPr>
-            </w:pPr>
-            <w:r>
-              <w:rPr>
-                <w:b/>
-                <w:sz w:val="16"/>
-                <w:szCs w:val="16"/>
-              </w:rPr>
-              <w:t>Nome</w:t>
-            </w:r>
-          </w:p>
-        </w:tc>
-        <w:tc>
-          <w:tcPr>
-            <w:tcW w:w="7685" w:type="dxa"/>
-            <w:tcBorders>
-              <w:top w:val="outset" w:sz="6" w:space="0" w:color="000000" w:themeColor="text1"/>
-              <w:left w:val="outset" w:sz="6" w:space="0" w:color="000000" w:themeColor="text1"/>
-              <w:bottom w:val="outset" w:sz="6" w:space="0" w:color="000000" w:themeColor="text1"/>
-            </w:tcBorders>
-          </w:tcPr>
-          <w:p>
-            <w:pPr>
-              <w:spacing w:before="100" w:beforeAutospacing="1"/>
-              <w:rPr>
-                <w:sz w:val="16"/>
-                <w:szCs w:val="16"/>
-              </w:rPr>
-            </w:pPr>
-            <w:r>
-              <w:rPr>
-                <w:sz w:val="16"/>
-                <w:szCs w:val="16"/>
-              </w:rPr>
-              <w:t xml:space="preserve">Creazione personaggi secondari </w:t>
-            </w:r>
-          </w:p>
-        </w:tc>
-      </w:tr>
-      <w:tr>
-        <w:trPr>
-          <w:tblCellSpacing w:w="0" w:type="dxa"/>
-        </w:trPr>
-        <w:tc>
-          <w:tcPr>
-            <w:tcW w:w="1895" w:type="dxa"/>
-            <w:tcBorders>
-              <w:top w:val="outset" w:sz="6" w:space="0" w:color="000000" w:themeColor="text1"/>
-              <w:bottom w:val="outset" w:sz="6" w:space="0" w:color="000000" w:themeColor="text1"/>
-              <w:right w:val="outset" w:sz="6" w:space="0" w:color="000000" w:themeColor="text1"/>
-            </w:tcBorders>
-          </w:tcPr>
-          <w:p>
-            <w:pPr>
-              <w:spacing w:before="100" w:beforeAutospacing="1"/>
-              <w:rPr>
-                <w:b/>
-                <w:sz w:val="16"/>
-                <w:szCs w:val="16"/>
-              </w:rPr>
-            </w:pPr>
-            <w:r>
-              <w:rPr>
-                <w:b/>
-                <w:sz w:val="16"/>
-                <w:szCs w:val="16"/>
-              </w:rPr>
-              <w:t>Priorità</w:t>
-            </w:r>
-          </w:p>
-        </w:tc>
-        <w:tc>
-          <w:tcPr>
-            <w:tcW w:w="7685" w:type="dxa"/>
-            <w:tcBorders>
-              <w:top w:val="outset" w:sz="6" w:space="0" w:color="000000" w:themeColor="text1"/>
-              <w:left w:val="outset" w:sz="6" w:space="0" w:color="000000" w:themeColor="text1"/>
-              <w:bottom w:val="outset" w:sz="6" w:space="0" w:color="000000" w:themeColor="text1"/>
-            </w:tcBorders>
-          </w:tcPr>
-          <w:p>
-            <w:pPr>
-              <w:spacing w:before="100" w:beforeAutospacing="1"/>
-              <w:rPr>
-                <w:sz w:val="16"/>
-                <w:szCs w:val="16"/>
-              </w:rPr>
-            </w:pPr>
-            <w:r>
-              <w:rPr>
-                <w:sz w:val="16"/>
-                <w:szCs w:val="16"/>
-              </w:rPr>
-              <w:t>1</w:t>
-            </w:r>
-          </w:p>
-        </w:tc>
-      </w:tr>
-      <w:tr>
-        <w:trPr>
-          <w:tblCellSpacing w:w="0" w:type="dxa"/>
-        </w:trPr>
-        <w:tc>
-          <w:tcPr>
-            <w:tcW w:w="1895" w:type="dxa"/>
-            <w:tcBorders>
-              <w:top w:val="outset" w:sz="6" w:space="0" w:color="000000" w:themeColor="text1"/>
-              <w:bottom w:val="outset" w:sz="6" w:space="0" w:color="000000" w:themeColor="text1"/>
-              <w:right w:val="outset" w:sz="6" w:space="0" w:color="000000" w:themeColor="text1"/>
-            </w:tcBorders>
-          </w:tcPr>
-          <w:p>
-            <w:pPr>
-              <w:spacing w:before="100" w:beforeAutospacing="1"/>
-              <w:rPr>
-                <w:b/>
-                <w:sz w:val="16"/>
-                <w:szCs w:val="16"/>
-              </w:rPr>
-            </w:pPr>
-            <w:r>
-              <w:rPr>
-                <w:b/>
-                <w:sz w:val="16"/>
-                <w:szCs w:val="16"/>
-              </w:rPr>
-              <w:t>Versione</w:t>
-            </w:r>
-          </w:p>
-        </w:tc>
-        <w:tc>
-          <w:tcPr>
-            <w:tcW w:w="7685" w:type="dxa"/>
-            <w:tcBorders>
-              <w:top w:val="outset" w:sz="6" w:space="0" w:color="000000" w:themeColor="text1"/>
-              <w:left w:val="outset" w:sz="6" w:space="0" w:color="000000" w:themeColor="text1"/>
-              <w:bottom w:val="outset" w:sz="6" w:space="0" w:color="000000" w:themeColor="text1"/>
-            </w:tcBorders>
-          </w:tcPr>
-          <w:p>
-            <w:pPr>
-              <w:spacing w:before="100" w:beforeAutospacing="1"/>
-              <w:rPr>
-                <w:sz w:val="16"/>
-                <w:szCs w:val="16"/>
-              </w:rPr>
-            </w:pPr>
-            <w:r>
-              <w:rPr>
-                <w:sz w:val="16"/>
-                <w:szCs w:val="16"/>
-              </w:rPr>
-              <w:t>1.0</w:t>
-            </w:r>
-          </w:p>
-        </w:tc>
-      </w:tr>
-      <w:tr>
-        <w:trPr>
-          <w:trHeight w:val="343"/>
-          <w:tblCellSpacing w:w="0" w:type="dxa"/>
-        </w:trPr>
-        <w:tc>
-          <w:tcPr>
-            <w:tcW w:w="1895" w:type="dxa"/>
-            <w:tcBorders>
-              <w:top w:val="outset" w:sz="6" w:space="0" w:color="000000" w:themeColor="text1"/>
-              <w:bottom w:val="outset" w:sz="6" w:space="0" w:color="000000" w:themeColor="text1"/>
-              <w:right w:val="outset" w:sz="6" w:space="0" w:color="000000" w:themeColor="text1"/>
-            </w:tcBorders>
-          </w:tcPr>
-          <w:p>
-            <w:pPr>
-              <w:spacing w:before="100" w:beforeAutospacing="1"/>
-              <w:rPr>
-                <w:b/>
-                <w:sz w:val="16"/>
-                <w:szCs w:val="16"/>
-              </w:rPr>
-            </w:pPr>
-            <w:r>
-              <w:rPr>
-                <w:b/>
-                <w:sz w:val="16"/>
-                <w:szCs w:val="16"/>
-              </w:rPr>
-              <w:t>Note</w:t>
-            </w:r>
-          </w:p>
-        </w:tc>
-        <w:tc>
-          <w:tcPr>
-            <w:tcW w:w="7685" w:type="dxa"/>
-            <w:tcBorders>
-              <w:top w:val="outset" w:sz="6" w:space="0" w:color="000000" w:themeColor="text1"/>
-              <w:left w:val="outset" w:sz="6" w:space="0" w:color="000000" w:themeColor="text1"/>
-              <w:bottom w:val="outset" w:sz="6" w:space="0" w:color="000000" w:themeColor="text1"/>
-            </w:tcBorders>
-          </w:tcPr>
-          <w:p>
-            <w:pPr>
-              <w:spacing w:before="100" w:beforeAutospacing="1"/>
-              <w:rPr>
-                <w:sz w:val="16"/>
-                <w:szCs w:val="16"/>
-              </w:rPr>
-            </w:pPr>
-            <w:r>
-              <w:rPr>
-                <w:sz w:val="16"/>
-                <w:szCs w:val="16"/>
-              </w:rPr>
-              <w:t>Coloro che assegneranno missioni oppure commessi di negozi</w:t>
-            </w:r>
-          </w:p>
-        </w:tc>
-      </w:tr>
-    </w:tbl>
-    <w:p/>
-    <w:p/>
-    <w:p>
-      <w:r>
-        <w:br w:type="page"/>
-      </w:r>
-    </w:p>
     <w:p/>
     <w:tbl>
       <w:tblPr>
@@ -8509,7 +7976,7 @@
                 <w:sz w:val="16"/>
                 <w:szCs w:val="16"/>
               </w:rPr>
-              <w:t>13</w:t>
+              <w:t>12</w:t>
             </w:r>
           </w:p>
         </w:tc>
@@ -8769,99 +8236,6 @@
       </w:tr>
     </w:tbl>
     <w:p/>
-    <w:p>
-      <w:pPr>
-        <w:pStyle w:val="Titolo3"/>
-        <w:rPr>
-          <w:lang w:val="it-CH"/>
-        </w:rPr>
-      </w:pPr>
-      <w:bookmarkStart w:id="7" w:name="_Toc221260648"/>
-      <w:r>
-        <w:rPr>
-          <w:lang w:val="it-CH"/>
-        </w:rPr>
-        <w:t>Spiegazione elementi tabella dei requisiti:</w:t>
-      </w:r>
-      <w:bookmarkEnd w:id="7"/>
-    </w:p>
-    <w:p>
-      <w:r>
-        <w:rPr>
-          <w:b/>
-        </w:rPr>
-        <w:t>ID</w:t>
-      </w:r>
-      <w:r>
-        <w:t>: identificativo univoco del requisito</w:t>
-      </w:r>
-    </w:p>
-    <w:p>
-      <w:r>
-        <w:rPr>
-          <w:b/>
-        </w:rPr>
-        <w:t>Nome</w:t>
-      </w:r>
-      <w:r>
-        <w:t>: breve descrizione del requisito</w:t>
-      </w:r>
-    </w:p>
-    <w:p>
-      <w:r>
-        <w:rPr>
-          <w:b/>
-        </w:rPr>
-        <w:t>Priorità</w:t>
-      </w:r>
-      <w:r>
-        <w:t xml:space="preserve">: indica l’importanza di un requisito nell’insieme del progetto, definita assieme al committente. </w:t>
-      </w:r>
-      <w:r>
-        <w:t>Ad esempio,</w:t>
-      </w:r>
-      <w:r>
-        <w:t xml:space="preserve"> poter disporre di report con colonne di colori diversi ha priorità minore rispetto al fatto di avere un database con gli elementi al suo interno. Solitamente si definiscono al massimo di 2-3 livelli di priorità.</w:t>
-      </w:r>
-    </w:p>
-    <w:p>
-      <w:r>
-        <w:rPr>
-          <w:b/>
-        </w:rPr>
-        <w:t>Versione</w:t>
-      </w:r>
-      <w:r>
-        <w:t xml:space="preserve">: indica la versione del requisito. Ogni modifica del requisito avrà una versione aggiornata. </w:t>
-      </w:r>
-    </w:p>
-    <w:p>
-      <w:r>
-        <w:t>Sulla documentazione apparirà solamente l’ultima versione, mentre le vecchie dovranno essere inserite nei diari.</w:t>
-      </w:r>
-    </w:p>
-    <w:p>
-      <w:r>
-        <w:rPr>
-          <w:b/>
-        </w:rPr>
-        <w:t>Note</w:t>
-      </w:r>
-      <w:r>
-        <w:t>: eventuali osservazioni importanti o riferimenti ad altri requisiti.</w:t>
-      </w:r>
-    </w:p>
-    <w:p>
-      <w:r>
-        <w:rPr>
-          <w:b/>
-        </w:rPr>
-        <w:t>Sotto requisiti</w:t>
-      </w:r>
-      <w:r>
-        <w:t xml:space="preserve">: elementi che compongono il requisito. </w:t>
-      </w:r>
-    </w:p>
     <w:p/>
     <w:p>
       <w:pPr>
@@ -8871,7 +8245,7 @@
           <w:lang w:val="it-CH"/>
         </w:rPr>
       </w:pPr>
-      <w:bookmarkStart w:id="8" w:name="_Toc221260649"/>
+      <w:bookmarkStart w:id="7" w:name="_Toc221260649"/>
       <w:r>
         <w:rPr>
           <w:lang w:val="it-CH"/>
@@ -8879,7 +8253,7 @@
         <w:lastRenderedPageBreak/>
         <w:t>Use case</w:t>
       </w:r>
-      <w:bookmarkEnd w:id="8"/>
+      <w:bookmarkEnd w:id="7"/>
     </w:p>
     <w:p>
       <w:pPr>
@@ -8962,14 +8336,14 @@
           <w:lang w:val="it-CH"/>
         </w:rPr>
       </w:pPr>
-      <w:bookmarkStart w:id="9" w:name="_Toc221260650"/>
+      <w:bookmarkStart w:id="8" w:name="_Toc221260650"/>
       <w:r>
         <w:rPr>
           <w:lang w:val="it-CH"/>
         </w:rPr>
         <w:t>Pianificazione</w:t>
       </w:r>
-      <w:bookmarkEnd w:id="9"/>
+      <w:bookmarkEnd w:id="8"/>
     </w:p>
     <w:p>
       <w:r>
@@ -9143,56 +8517,51 @@
           <w:lang w:val="it-CH"/>
         </w:rPr>
       </w:pPr>
-      <w:bookmarkStart w:id="10" w:name="_Toc221260651"/>
+      <w:bookmarkStart w:id="9" w:name="_Toc221260651"/>
       <w:r>
         <w:rPr>
           <w:lang w:val="it-CH"/>
         </w:rPr>
         <w:t>Analisi dei mezzi</w:t>
       </w:r>
+      <w:bookmarkEnd w:id="9"/>
+    </w:p>
+    <w:p>
+      <w:r>
+        <w:t xml:space="preserve">Elencare e descrivere i </w:t>
+      </w:r>
+      <w:r>
+        <w:t>mezzi disponibili pe</w:t>
+      </w:r>
+      <w:r>
+        <w:t>r la realizzazione del progetto. Ricordarsi di sempre descrivere nel dettaglio le versioni e il modello di riferimento.</w:t>
+      </w:r>
+    </w:p>
+    <w:p>
+      <w:pPr>
+        <w:pStyle w:val="Titolo3"/>
+        <w:rPr>
+          <w:lang w:val="it-CH"/>
+        </w:rPr>
+      </w:pPr>
+      <w:bookmarkStart w:id="10" w:name="_Toc413411419"/>
+      <w:bookmarkStart w:id="11" w:name="_Toc221260652"/>
+      <w:r>
+        <w:rPr>
+          <w:lang w:val="it-CH"/>
+        </w:rPr>
+        <w:t>Software</w:t>
+      </w:r>
       <w:bookmarkEnd w:id="10"/>
-    </w:p>
-    <w:p>
-      <w:r>
-        <w:t xml:space="preserve">Elencare e descrivere i </w:t>
-      </w:r>
-      <w:r>
-        <w:t>mezzi disponibili pe</w:t>
-      </w:r>
-      <w:r>
-        <w:t>r la realizzazione del progetto. Ricordarsi di sempre descrivere nel dettaglio le versioni e il modello di riferimento.</w:t>
-      </w:r>
-    </w:p>
-    <w:p>
-      <w:pPr>
-        <w:pStyle w:val="Titolo3"/>
-        <w:rPr>
-          <w:lang w:val="it-CH"/>
-        </w:rPr>
-      </w:pPr>
-      <w:bookmarkStart w:id="11" w:name="_Toc413411419"/>
-      <w:bookmarkStart w:id="12" w:name="_Toc221260652"/>
-      <w:r>
-        <w:rPr>
-          <w:lang w:val="it-CH"/>
-        </w:rPr>
-        <w:t>Software</w:t>
-      </w:r>
       <w:bookmarkEnd w:id="11"/>
-      <w:bookmarkEnd w:id="12"/>
     </w:p>
     <w:p>
       <w:pPr>
         <w:spacing w:line="259" w:lineRule="auto"/>
       </w:pPr>
       <w:r>
-        <w:t xml:space="preserve">Engine utilizzato: </w:t>
-      </w:r>
-      <w:proofErr w:type="spellStart"/>
-      <w:r>
-        <w:t>Unity</w:t>
-      </w:r>
-      <w:proofErr w:type="spellEnd"/>
+        <w:t>Engine utilizzato: Unity</w:t>
+      </w:r>
     </w:p>
     <w:p>
       <w:pPr>
@@ -9306,42 +8675,42 @@
           <w:lang w:val="it-CH"/>
         </w:rPr>
       </w:pPr>
-      <w:bookmarkStart w:id="13" w:name="_Toc413411420"/>
-      <w:bookmarkStart w:id="14" w:name="_Toc221260653"/>
+      <w:bookmarkStart w:id="12" w:name="_Toc413411420"/>
+      <w:bookmarkStart w:id="13" w:name="_Toc221260653"/>
       <w:r>
         <w:rPr>
           <w:lang w:val="it-CH"/>
         </w:rPr>
         <w:t>Hardware</w:t>
       </w:r>
+      <w:bookmarkEnd w:id="12"/>
       <w:bookmarkEnd w:id="13"/>
+    </w:p>
+    <w:p>
+      <w:r>
+        <w:t xml:space="preserve">Il prodotto finale </w:t>
+      </w:r>
+      <w:r>
+        <w:t>sarà un</w:t>
+      </w:r>
+      <w:r>
+        <w:t>’</w:t>
+      </w:r>
+      <w:r>
+        <w:t>applicazione Desktop</w:t>
+      </w:r>
+    </w:p>
+    <w:p>
+      <w:pPr>
+        <w:pStyle w:val="Titolo1"/>
+      </w:pPr>
+      <w:bookmarkStart w:id="14" w:name="_Toc429059808"/>
+      <w:bookmarkStart w:id="15" w:name="_Toc221260654"/>
+      <w:r>
+        <w:t>Progettazione</w:t>
+      </w:r>
       <w:bookmarkEnd w:id="14"/>
-    </w:p>
-    <w:p>
-      <w:r>
-        <w:t xml:space="preserve">Il prodotto finale </w:t>
-      </w:r>
-      <w:r>
-        <w:t>sarà un</w:t>
-      </w:r>
-      <w:r>
-        <w:t>’</w:t>
-      </w:r>
-      <w:r>
-        <w:t>applicazione Desktop</w:t>
-      </w:r>
-    </w:p>
-    <w:p>
-      <w:pPr>
-        <w:pStyle w:val="Titolo1"/>
-      </w:pPr>
-      <w:bookmarkStart w:id="15" w:name="_Toc429059808"/>
-      <w:bookmarkStart w:id="16" w:name="_Toc221260654"/>
-      <w:r>
-        <w:t>Progettazione</w:t>
-      </w:r>
       <w:bookmarkEnd w:id="15"/>
-      <w:bookmarkEnd w:id="16"/>
     </w:p>
     <w:p>
       <w:r>
@@ -9356,8 +8725,8 @@
           <w:lang w:val="it-CH"/>
         </w:rPr>
       </w:pPr>
-      <w:bookmarkStart w:id="17" w:name="_Toc429059809"/>
-      <w:bookmarkStart w:id="18" w:name="_Toc221260655"/>
+      <w:bookmarkStart w:id="16" w:name="_Toc429059809"/>
+      <w:bookmarkStart w:id="17" w:name="_Toc221260655"/>
       <w:r>
         <w:rPr>
           <w:lang w:val="it-CH"/>
@@ -9365,8 +8734,8 @@
         <w:lastRenderedPageBreak/>
         <w:t>Design dell’architettura del sistema</w:t>
       </w:r>
+      <w:bookmarkEnd w:id="16"/>
       <w:bookmarkEnd w:id="17"/>
-      <w:bookmarkEnd w:id="18"/>
     </w:p>
     <w:p>
       <w:pPr>
@@ -9455,16 +8824,16 @@
           <w:lang w:val="it-CH"/>
         </w:rPr>
       </w:pPr>
-      <w:bookmarkStart w:id="19" w:name="_Toc429059810"/>
-      <w:bookmarkStart w:id="20" w:name="_Toc221260656"/>
+      <w:bookmarkStart w:id="18" w:name="_Toc429059810"/>
+      <w:bookmarkStart w:id="19" w:name="_Toc221260656"/>
       <w:r>
         <w:rPr>
           <w:lang w:val="it-CH"/>
         </w:rPr>
         <w:t>Design dei dati e database</w:t>
       </w:r>
+      <w:bookmarkEnd w:id="18"/>
       <w:bookmarkEnd w:id="19"/>
-      <w:bookmarkEnd w:id="20"/>
     </w:p>
     <w:p>
       <w:r>
@@ -9488,9 +8857,12 @@
           <w:lang w:val="it-CH"/>
         </w:rPr>
       </w:pPr>
-      <w:bookmarkStart w:id="21" w:name="_Toc429059811"/>
-      <w:bookmarkStart w:id="22" w:name="_Toc221260657"/>
-      <w:r>
+      <w:bookmarkStart w:id="20" w:name="_Toc429059811"/>
+      <w:bookmarkStart w:id="21" w:name="_Toc221260657"/>
+      <w:r>
+        <w:rPr>
+          <w:noProof/>
+        </w:rPr>
         <w:lastRenderedPageBreak/>
         <w:drawing>
           <wp:anchor distT="0" distB="0" distL="114300" distR="114300" simplePos="0" relativeHeight="251658240" behindDoc="1" locked="0" layoutInCell="1" allowOverlap="1" wp14:anchorId="73BE1020" wp14:editId="5B550A1B">
@@ -9562,16 +8934,19 @@
         </w:rPr>
         <w:t>Design delle interfacce</w:t>
       </w:r>
-      <w:bookmarkStart w:id="23" w:name="_Toc429059812"/>
-      <w:bookmarkStart w:id="24" w:name="_Toc221260658"/>
+      <w:bookmarkStart w:id="22" w:name="_Toc429059812"/>
+      <w:bookmarkStart w:id="23" w:name="_Toc221260658"/>
+      <w:bookmarkEnd w:id="20"/>
       <w:bookmarkEnd w:id="21"/>
-      <w:bookmarkEnd w:id="22"/>
     </w:p>
     <w:p/>
     <w:p/>
     <w:p/>
     <w:p>
       <w:r>
+        <w:rPr>
+          <w:noProof/>
+        </w:rPr>
         <w:drawing>
           <wp:anchor distT="0" distB="0" distL="114300" distR="114300" simplePos="0" relativeHeight="251660288" behindDoc="1" locked="0" layoutInCell="1" allowOverlap="1" wp14:anchorId="267D99CD" wp14:editId="2ED90722">
             <wp:simplePos x="0" y="0"/>
@@ -9651,6 +9026,9 @@
     <w:p/>
     <w:p>
       <w:r>
+        <w:rPr>
+          <w:noProof/>
+        </w:rPr>
         <w:drawing>
           <wp:anchor distT="0" distB="0" distL="114300" distR="114300" simplePos="0" relativeHeight="251659264" behindDoc="1" locked="0" layoutInCell="1" allowOverlap="1" wp14:anchorId="0C9C6207" wp14:editId="54430D7A">
             <wp:simplePos x="0" y="0"/>
@@ -9725,8 +9103,8 @@
         </w:rPr>
         <w:t>Design procedurale</w:t>
       </w:r>
+      <w:bookmarkEnd w:id="22"/>
       <w:bookmarkEnd w:id="23"/>
-      <w:bookmarkEnd w:id="24"/>
     </w:p>
     <w:p>
       <w:r>
@@ -9812,98 +9190,98 @@
           <w:bottom w:val="single" w:sz="4" w:space="1" w:color="auto"/>
         </w:pBdr>
       </w:pPr>
-      <w:bookmarkStart w:id="25" w:name="_Toc461179222"/>
-      <w:bookmarkStart w:id="26" w:name="_Toc221260659"/>
+      <w:bookmarkStart w:id="24" w:name="_Toc461179222"/>
+      <w:bookmarkStart w:id="25" w:name="_Toc221260659"/>
       <w:r>
         <w:lastRenderedPageBreak/>
         <w:t>Implementazione</w:t>
       </w:r>
+      <w:bookmarkEnd w:id="24"/>
       <w:bookmarkEnd w:id="25"/>
+    </w:p>
+    <w:p>
+      <w:r>
+        <w:t>In questo capitolo dovrà essere mostrato come è stato realizzato il lavoro. Questa parte può differenziarsi dalla progettazione in quanto il risultato ottenuto non per forza può essere come era stato progettato.</w:t>
+      </w:r>
+    </w:p>
+    <w:p>
+      <w:r>
+        <w:t xml:space="preserve">Sulla base di queste informazioni il lavoro svolto dovrà essere riproducibile. </w:t>
+      </w:r>
+    </w:p>
+    <w:p>
+      <w:r>
+        <w:t>In questa parte è richiesto l’inserimento di codice sorgente</w:t>
+      </w:r>
+      <w:r>
+        <w:t xml:space="preserve"> - </w:t>
+      </w:r>
+      <w:r>
+        <w:t>P</w:t>
+      </w:r>
+      <w:r>
+        <w:t xml:space="preserve">rint </w:t>
+      </w:r>
+      <w:r>
+        <w:t>S</w:t>
+      </w:r>
+      <w:r>
+        <w:t xml:space="preserve">creen </w:t>
+      </w:r>
+      <w:r>
+        <w:t xml:space="preserve">- </w:t>
+      </w:r>
+      <w:r>
+        <w:t>di maschere solamente per quei passaggi particolarmente significativi e/o critici.</w:t>
+      </w:r>
+    </w:p>
+    <w:p>
+      <w:r>
+        <w:t>Inoltre,</w:t>
+      </w:r>
+      <w:r>
+        <w:t xml:space="preserve"> dovranno essere descritte eventuali varianti di soluzione o scelte di prodotti con motivazione delle scelte.</w:t>
+      </w:r>
+    </w:p>
+    <w:p>
+      <w:r>
+        <w:t>Non deve apparire nessuna forma di guida d’uso di librerie o di componenti utilizzati. Eventualmente questa va allegata.</w:t>
+      </w:r>
+    </w:p>
+    <w:p>
+      <w:r>
+        <w:t>Per eventuali dettagli si possono inserire riferimenti ai diari.</w:t>
+      </w:r>
+    </w:p>
+    <w:p>
+      <w:pPr>
+        <w:pStyle w:val="Titolo1"/>
+      </w:pPr>
+      <w:bookmarkStart w:id="26" w:name="_Toc461179223"/>
+      <w:bookmarkStart w:id="27" w:name="_Toc221260660"/>
+      <w:r>
+        <w:t>Test</w:t>
+      </w:r>
       <w:bookmarkEnd w:id="26"/>
-    </w:p>
-    <w:p>
-      <w:r>
-        <w:t>In questo capitolo dovrà essere mostrato come è stato realizzato il lavoro. Questa parte può differenziarsi dalla progettazione in quanto il risultato ottenuto non per forza può essere come era stato progettato.</w:t>
-      </w:r>
-    </w:p>
-    <w:p>
-      <w:r>
-        <w:t xml:space="preserve">Sulla base di queste informazioni il lavoro svolto dovrà essere riproducibile. </w:t>
-      </w:r>
-    </w:p>
-    <w:p>
-      <w:r>
-        <w:t>In questa parte è richiesto l’inserimento di codice sorgente</w:t>
-      </w:r>
-      <w:r>
-        <w:t xml:space="preserve"> - </w:t>
-      </w:r>
-      <w:r>
-        <w:t>P</w:t>
-      </w:r>
-      <w:r>
-        <w:t xml:space="preserve">rint </w:t>
-      </w:r>
-      <w:r>
-        <w:t>S</w:t>
-      </w:r>
-      <w:r>
-        <w:t xml:space="preserve">creen </w:t>
-      </w:r>
-      <w:r>
-        <w:t xml:space="preserve">- </w:t>
-      </w:r>
-      <w:r>
-        <w:t>di maschere solamente per quei passaggi particolarmente significativi e/o critici.</w:t>
-      </w:r>
-    </w:p>
-    <w:p>
-      <w:r>
-        <w:t>Inoltre,</w:t>
-      </w:r>
-      <w:r>
-        <w:t xml:space="preserve"> dovranno essere descritte eventuali varianti di soluzione o scelte di prodotti con motivazione delle scelte.</w:t>
-      </w:r>
-    </w:p>
-    <w:p>
-      <w:r>
-        <w:t>Non deve apparire nessuna forma di guida d’uso di librerie o di componenti utilizzati. Eventualmente questa va allegata.</w:t>
-      </w:r>
-    </w:p>
-    <w:p>
-      <w:r>
-        <w:t>Per eventuali dettagli si possono inserire riferimenti ai diari.</w:t>
-      </w:r>
-    </w:p>
-    <w:p>
-      <w:pPr>
-        <w:pStyle w:val="Titolo1"/>
-      </w:pPr>
-      <w:bookmarkStart w:id="27" w:name="_Toc461179223"/>
-      <w:bookmarkStart w:id="28" w:name="_Toc221260660"/>
-      <w:r>
-        <w:t>Test</w:t>
-      </w:r>
       <w:bookmarkEnd w:id="27"/>
+    </w:p>
+    <w:p>
+      <w:pPr>
+        <w:pStyle w:val="Titolo2"/>
+        <w:rPr>
+          <w:lang w:val="it-CH"/>
+        </w:rPr>
+      </w:pPr>
+      <w:bookmarkStart w:id="28" w:name="_Toc461179224"/>
+      <w:bookmarkStart w:id="29" w:name="_Toc221260661"/>
+      <w:r>
+        <w:rPr>
+          <w:lang w:val="it-CH"/>
+        </w:rPr>
+        <w:t>Protocollo di test</w:t>
+      </w:r>
       <w:bookmarkEnd w:id="28"/>
-    </w:p>
-    <w:p>
-      <w:pPr>
-        <w:pStyle w:val="Titolo2"/>
-        <w:rPr>
-          <w:lang w:val="it-CH"/>
-        </w:rPr>
-      </w:pPr>
-      <w:bookmarkStart w:id="29" w:name="_Toc461179224"/>
-      <w:bookmarkStart w:id="30" w:name="_Toc221260661"/>
-      <w:r>
-        <w:rPr>
-          <w:lang w:val="it-CH"/>
-        </w:rPr>
-        <w:t>Protocollo di test</w:t>
-      </w:r>
       <w:bookmarkEnd w:id="29"/>
-      <w:bookmarkEnd w:id="30"/>
     </w:p>
     <w:p>
       <w:r>
@@ -10327,25 +9705,7 @@
                 <w:szCs w:val="18"/>
                 <w:lang w:val="fr-CH"/>
               </w:rPr>
-              <w:t xml:space="preserve">Store on local </w:t>
-            </w:r>
-            <w:proofErr w:type="gramStart"/>
-            <w:r>
-              <w:rPr>
-                <w:sz w:val="18"/>
-                <w:szCs w:val="18"/>
-                <w:lang w:val="fr-CH"/>
-              </w:rPr>
-              <w:t>PC:</w:t>
-            </w:r>
-            <w:proofErr w:type="gramEnd"/>
-            <w:r>
-              <w:rPr>
-                <w:sz w:val="18"/>
-                <w:szCs w:val="18"/>
-                <w:lang w:val="fr-CH"/>
-              </w:rPr>
-              <w:t xml:space="preserve"> Profile_1.2.001.xml (</w:t>
+              <w:t>Store on local PC: Profile_1.2.001.xml (</w:t>
             </w:r>
             <w:proofErr w:type="spellStart"/>
             <w:r>
@@ -10924,19 +10284,8 @@
                 <w:szCs w:val="18"/>
                 <w:lang w:val="fr-CH" w:eastAsia="ja-JP"/>
               </w:rPr>
-              <w:t xml:space="preserve"> the </w:t>
-            </w:r>
-            <w:proofErr w:type="gramStart"/>
-            <w:r>
-              <w:rPr>
-                <w:rFonts w:eastAsia="MS Mincho" w:cs="Arial"/>
-                <w:sz w:val="18"/>
-                <w:szCs w:val="18"/>
-                <w:lang w:val="fr-CH" w:eastAsia="ja-JP"/>
-              </w:rPr>
-              <w:t>SQL:</w:t>
-            </w:r>
-            <w:proofErr w:type="gramEnd"/>
+              <w:t xml:space="preserve"> the SQL:</w:t>
+            </w:r>
             <w:r>
               <w:rPr>
                 <w:rFonts w:eastAsia="MS Mincho" w:cs="Arial"/>
@@ -11492,7 +10841,7 @@
           <w:b/>
         </w:rPr>
       </w:pPr>
-      <w:bookmarkStart w:id="31" w:name="_Toc461179225"/>
+      <w:bookmarkStart w:id="30" w:name="_Toc461179225"/>
       <w:r>
         <w:br w:type="page"/>
       </w:r>
@@ -11504,7 +10853,7 @@
           <w:lang w:val="it-CH"/>
         </w:rPr>
       </w:pPr>
-      <w:bookmarkStart w:id="32" w:name="_Toc221260662"/>
+      <w:bookmarkStart w:id="31" w:name="_Toc221260662"/>
       <w:r>
         <w:rPr>
           <w:lang w:val="it-CH"/>
@@ -11512,12 +10861,92 @@
         <w:lastRenderedPageBreak/>
         <w:t>Risultati test</w:t>
       </w:r>
+      <w:bookmarkEnd w:id="30"/>
       <w:bookmarkEnd w:id="31"/>
+    </w:p>
+    <w:p>
+      <w:r>
+        <w:t>Tabella riassuntiva in cui si inseriscono i test riusciti e non del prodotto finale. Se un test non riesce e viene corretto l’errore, questo dovrà risultare nel documento finale come riuscito (la procedura della correzione apparirà nel diario), altrimenti dovrà essere descritto l’errore con eventuali ipotesi di correzione.</w:t>
+      </w:r>
+    </w:p>
+    <w:p>
+      <w:pPr>
+        <w:pStyle w:val="Titolo2"/>
+        <w:rPr>
+          <w:lang w:val="it-CH"/>
+        </w:rPr>
+      </w:pPr>
+      <w:bookmarkStart w:id="32" w:name="_Toc461179226"/>
+      <w:bookmarkStart w:id="33" w:name="_Toc221260663"/>
+      <w:r>
+        <w:rPr>
+          <w:lang w:val="it-CH"/>
+        </w:rPr>
+        <w:t>Mancanze/limitazioni conosciute</w:t>
+      </w:r>
       <w:bookmarkEnd w:id="32"/>
-    </w:p>
-    <w:p>
-      <w:r>
-        <w:t>Tabella riassuntiva in cui si inseriscono i test riusciti e non del prodotto finale. Se un test non riesce e viene corretto l’errore, questo dovrà risultare nel documento finale come riuscito (la procedura della correzione apparirà nel diario), altrimenti dovrà essere descritto l’errore con eventuali ipotesi di correzione.</w:t>
+      <w:bookmarkEnd w:id="33"/>
+    </w:p>
+    <w:p>
+      <w:r>
+        <w:t>Descrizione con motivazione di eventuali elementi mancanti o non completamente implementati, al di fuori dei test case. Non devono essere riportati gli errori e i problemi riscontrati e poi risolti durante il progetto.</w:t>
+      </w:r>
+    </w:p>
+    <w:p>
+      <w:pPr>
+        <w:pStyle w:val="Titolo1"/>
+      </w:pPr>
+      <w:bookmarkStart w:id="34" w:name="_Toc461179227"/>
+      <w:bookmarkStart w:id="35" w:name="_Toc221260664"/>
+      <w:r>
+        <w:t>Consuntivo</w:t>
+      </w:r>
+      <w:bookmarkEnd w:id="34"/>
+      <w:bookmarkEnd w:id="35"/>
+    </w:p>
+    <w:p>
+      <w:r>
+        <w:t>Consuntivo del tempo di lavoro effettivo e considerazioni riguardo le differenze rispetto alla pianificazione (cap</w:t>
+      </w:r>
+      <w:r>
+        <w:t>.</w:t>
+      </w:r>
+      <w:r>
+        <w:t xml:space="preserve"> 1.7) (ad esempio </w:t>
+      </w:r>
+      <w:proofErr w:type="spellStart"/>
+      <w:r>
+        <w:t>Gan</w:t>
+      </w:r>
+      <w:r>
+        <w:t>t</w:t>
+      </w:r>
+      <w:r>
+        <w:t>t</w:t>
+      </w:r>
+      <w:proofErr w:type="spellEnd"/>
+      <w:r>
+        <w:t xml:space="preserve"> consuntivo).</w:t>
+      </w:r>
+    </w:p>
+    <w:p>
+      <w:pPr>
+        <w:pStyle w:val="Titolo1"/>
+      </w:pPr>
+      <w:bookmarkStart w:id="36" w:name="_Toc461179228"/>
+      <w:bookmarkStart w:id="37" w:name="_Toc221260665"/>
+      <w:r>
+        <w:t>Conclusioni</w:t>
+      </w:r>
+      <w:bookmarkEnd w:id="36"/>
+      <w:bookmarkEnd w:id="37"/>
+    </w:p>
+    <w:p>
+      <w:r>
+        <w:t>Quali sono le implicazioni della mia soluzione? Che impatto avrà? Cambierà il mondo? È un successo importante? È solo un’aggiunta marginale o è semplicemente servita per scoprire che questo percorso è stato una perdita di tempo? I risultati ottenuti sono generali, facilmente generalizzabili o sono specifici di un caso particolare? ecc</w:t>
+      </w:r>
+      <w:r>
+        <w:t>.</w:t>
       </w:r>
     </w:p>
     <w:p>
@@ -11527,138 +10956,58 @@
           <w:lang w:val="it-CH"/>
         </w:rPr>
       </w:pPr>
-      <w:bookmarkStart w:id="33" w:name="_Toc461179226"/>
-      <w:bookmarkStart w:id="34" w:name="_Toc221260663"/>
+      <w:bookmarkStart w:id="38" w:name="_Toc461179229"/>
+      <w:bookmarkStart w:id="39" w:name="_Toc221260666"/>
       <w:r>
         <w:rPr>
           <w:lang w:val="it-CH"/>
         </w:rPr>
-        <w:t>Mancanze/limitazioni conosciute</w:t>
-      </w:r>
-      <w:bookmarkEnd w:id="33"/>
-      <w:bookmarkEnd w:id="34"/>
-    </w:p>
-    <w:p>
-      <w:r>
-        <w:t>Descrizione con motivazione di eventuali elementi mancanti o non completamente implementati, al di fuori dei test case. Non devono essere riportati gli errori e i problemi riscontrati e poi risolti durante il progetto.</w:t>
+        <w:t>Sviluppi futuri</w:t>
+      </w:r>
+      <w:bookmarkEnd w:id="38"/>
+      <w:bookmarkEnd w:id="39"/>
+    </w:p>
+    <w:p>
+      <w:r>
+        <w:t>Migliorie o estensioni che possono essere sviluppate sul prodotto.</w:t>
+      </w:r>
+    </w:p>
+    <w:p>
+      <w:pPr>
+        <w:pStyle w:val="Titolo2"/>
+        <w:rPr>
+          <w:lang w:val="it-CH"/>
+        </w:rPr>
+      </w:pPr>
+      <w:bookmarkStart w:id="40" w:name="_Toc461179230"/>
+      <w:bookmarkStart w:id="41" w:name="_Toc221260667"/>
+      <w:r>
+        <w:rPr>
+          <w:lang w:val="it-CH"/>
+        </w:rPr>
+        <w:t>Considerazioni personali</w:t>
+      </w:r>
+      <w:bookmarkEnd w:id="40"/>
+      <w:bookmarkEnd w:id="41"/>
+    </w:p>
+    <w:p>
+      <w:r>
+        <w:t>Cosa ho imparato in questo progetto? ecc</w:t>
+      </w:r>
+      <w:r>
+        <w:t>.</w:t>
       </w:r>
     </w:p>
     <w:p>
       <w:pPr>
         <w:pStyle w:val="Titolo1"/>
       </w:pPr>
-      <w:bookmarkStart w:id="35" w:name="_Toc461179227"/>
-      <w:bookmarkStart w:id="36" w:name="_Toc221260664"/>
-      <w:r>
-        <w:t>Consuntivo</w:t>
-      </w:r>
-      <w:bookmarkEnd w:id="35"/>
-      <w:bookmarkEnd w:id="36"/>
-    </w:p>
-    <w:p>
-      <w:r>
-        <w:t>Consuntivo del tempo di lavoro effettivo e considerazioni riguardo le differenze rispetto alla pianificazione (cap</w:t>
-      </w:r>
-      <w:r>
-        <w:t>.</w:t>
-      </w:r>
-      <w:r>
-        <w:t xml:space="preserve"> 1.7) (ad esempio </w:t>
-      </w:r>
-      <w:proofErr w:type="spellStart"/>
-      <w:r>
-        <w:t>Gan</w:t>
-      </w:r>
-      <w:r>
-        <w:t>t</w:t>
-      </w:r>
-      <w:r>
-        <w:t>t</w:t>
-      </w:r>
-      <w:proofErr w:type="spellEnd"/>
-      <w:r>
-        <w:t xml:space="preserve"> consuntivo).</w:t>
-      </w:r>
-    </w:p>
-    <w:p>
-      <w:pPr>
-        <w:pStyle w:val="Titolo1"/>
-      </w:pPr>
-      <w:bookmarkStart w:id="37" w:name="_Toc461179228"/>
-      <w:bookmarkStart w:id="38" w:name="_Toc221260665"/>
-      <w:r>
-        <w:t>Conclusioni</w:t>
-      </w:r>
-      <w:bookmarkEnd w:id="37"/>
-      <w:bookmarkEnd w:id="38"/>
-    </w:p>
-    <w:p>
-      <w:r>
-        <w:t>Quali sono le implicazioni della mia soluzione? Che impatto avrà? Cambierà il mondo? È un successo importante? È solo un’aggiunta marginale o è semplicemente servita per scoprire che questo percorso è stato una perdita di tempo? I risultati ottenuti sono generali, facilmente generalizzabili o sono specifici di un caso particolare? ecc</w:t>
-      </w:r>
-      <w:r>
-        <w:t>.</w:t>
-      </w:r>
-    </w:p>
-    <w:p>
-      <w:pPr>
-        <w:pStyle w:val="Titolo2"/>
-        <w:rPr>
-          <w:lang w:val="it-CH"/>
-        </w:rPr>
-      </w:pPr>
-      <w:bookmarkStart w:id="39" w:name="_Toc461179229"/>
-      <w:bookmarkStart w:id="40" w:name="_Toc221260666"/>
-      <w:r>
-        <w:rPr>
-          <w:lang w:val="it-CH"/>
-        </w:rPr>
-        <w:t>Sviluppi futuri</w:t>
-      </w:r>
-      <w:bookmarkEnd w:id="39"/>
-      <w:bookmarkEnd w:id="40"/>
-    </w:p>
-    <w:p>
-      <w:r>
-        <w:t>Migliorie o estensioni che possono essere sviluppate sul prodotto.</w:t>
-      </w:r>
-    </w:p>
-    <w:p>
-      <w:pPr>
-        <w:pStyle w:val="Titolo2"/>
-        <w:rPr>
-          <w:lang w:val="it-CH"/>
-        </w:rPr>
-      </w:pPr>
-      <w:bookmarkStart w:id="41" w:name="_Toc461179230"/>
-      <w:bookmarkStart w:id="42" w:name="_Toc221260667"/>
-      <w:r>
-        <w:rPr>
-          <w:lang w:val="it-CH"/>
-        </w:rPr>
-        <w:t>Considerazioni personali</w:t>
-      </w:r>
-      <w:bookmarkEnd w:id="41"/>
+      <w:bookmarkStart w:id="42" w:name="_Toc221260668"/>
+      <w:bookmarkStart w:id="43" w:name="_Toc461179232"/>
+      <w:r>
+        <w:t>Glossario</w:t>
+      </w:r>
       <w:bookmarkEnd w:id="42"/>
-    </w:p>
-    <w:p>
-      <w:r>
-        <w:t>Cosa ho imparato in questo progetto? ecc</w:t>
-      </w:r>
-      <w:r>
-        <w:t>.</w:t>
-      </w:r>
-    </w:p>
-    <w:p>
-      <w:pPr>
-        <w:pStyle w:val="Titolo1"/>
-      </w:pPr>
-      <w:bookmarkStart w:id="43" w:name="_Toc221260668"/>
-      <w:bookmarkStart w:id="44" w:name="_Toc461179232"/>
-      <w:r>
-        <w:t>Glossario</w:t>
-      </w:r>
-      <w:bookmarkEnd w:id="43"/>
     </w:p>
     <w:p>
       <w:r>
@@ -11843,29 +11192,29 @@
       <w:pPr>
         <w:pStyle w:val="Titolo1"/>
       </w:pPr>
-      <w:bookmarkStart w:id="45" w:name="_Toc221260669"/>
+      <w:bookmarkStart w:id="44" w:name="_Toc221260669"/>
       <w:r>
         <w:lastRenderedPageBreak/>
         <w:t>Bibliografia</w:t>
       </w:r>
+      <w:bookmarkEnd w:id="44"/>
+    </w:p>
+    <w:p>
+      <w:pPr>
+        <w:pStyle w:val="Titolo2"/>
+        <w:rPr>
+          <w:lang w:val="it-CH"/>
+        </w:rPr>
+      </w:pPr>
+      <w:bookmarkStart w:id="45" w:name="_Toc221260670"/>
+      <w:r>
+        <w:rPr>
+          <w:lang w:val="it-CH"/>
+        </w:rPr>
+        <w:t>Bibliografia per articoli di riviste:</w:t>
+      </w:r>
+      <w:bookmarkEnd w:id="43"/>
       <w:bookmarkEnd w:id="45"/>
-    </w:p>
-    <w:p>
-      <w:pPr>
-        <w:pStyle w:val="Titolo2"/>
-        <w:rPr>
-          <w:lang w:val="it-CH"/>
-        </w:rPr>
-      </w:pPr>
-      <w:bookmarkStart w:id="46" w:name="_Toc221260670"/>
-      <w:r>
-        <w:rPr>
-          <w:lang w:val="it-CH"/>
-        </w:rPr>
-        <w:t>Bibliografia per articoli di riviste:</w:t>
-      </w:r>
-      <w:bookmarkEnd w:id="44"/>
-      <w:bookmarkEnd w:id="46"/>
     </w:p>
     <w:p>
       <w:pPr>
@@ -11932,16 +11281,16 @@
           <w:lang w:val="it-CH"/>
         </w:rPr>
       </w:pPr>
-      <w:bookmarkStart w:id="47" w:name="_Toc461179233"/>
-      <w:bookmarkStart w:id="48" w:name="_Toc221260671"/>
+      <w:bookmarkStart w:id="46" w:name="_Toc461179233"/>
+      <w:bookmarkStart w:id="47" w:name="_Toc221260671"/>
       <w:r>
         <w:rPr>
           <w:lang w:val="it-CH"/>
         </w:rPr>
         <w:t>Bibliografia per libri</w:t>
       </w:r>
+      <w:bookmarkEnd w:id="46"/>
       <w:bookmarkEnd w:id="47"/>
-      <w:bookmarkEnd w:id="48"/>
     </w:p>
     <w:p>
       <w:pPr>
@@ -12020,7 +11369,7 @@
           <w:b/>
         </w:rPr>
       </w:pPr>
-      <w:bookmarkStart w:id="49" w:name="_Toc461179234"/>
+      <w:bookmarkStart w:id="48" w:name="_Toc461179234"/>
     </w:p>
     <w:p>
       <w:pPr>
@@ -12029,15 +11378,15 @@
           <w:lang w:val="it-CH"/>
         </w:rPr>
       </w:pPr>
-      <w:bookmarkStart w:id="50" w:name="_Toc221260672"/>
+      <w:bookmarkStart w:id="49" w:name="_Toc221260672"/>
       <w:r>
         <w:rPr>
           <w:lang w:val="it-CH"/>
         </w:rPr>
         <w:t>Sitografia</w:t>
       </w:r>
+      <w:bookmarkEnd w:id="48"/>
       <w:bookmarkEnd w:id="49"/>
-      <w:bookmarkEnd w:id="50"/>
     </w:p>
     <w:p>
       <w:pPr>
@@ -12082,6 +11431,60 @@
     </w:p>
     <w:p>
       <w:pPr>
+        <w:ind w:left="720"/>
+      </w:pPr>
+    </w:p>
+    <w:p>
+      <w:pPr>
+        <w:pStyle w:val="Paragrafoelenco"/>
+        <w:numPr>
+          <w:ilvl w:val="0"/>
+          <w:numId w:val="30"/>
+        </w:numPr>
+      </w:pPr>
+      <w:hyperlink r:id="rId14" w:history="1">
+        <w:r>
+          <w:rPr>
+            <w:rStyle w:val="Collegamentoipertestuale"/>
+          </w:rPr>
+          <w:t>https://www.youtube.com/watch?v=pruvJUi6RXY</w:t>
+        </w:r>
+      </w:hyperlink>
+      <w:r>
+        <w:t xml:space="preserve"> (tuto</w:t>
+      </w:r>
+      <w:r>
+        <w:t xml:space="preserve">rial per rotazione pistola, </w:t>
+      </w:r>
+      <w:r>
+        <w:t>06-03-2026)</w:t>
+      </w:r>
+    </w:p>
+    <w:p>
+      <w:pPr>
+        <w:pStyle w:val="Paragrafoelenco"/>
+        <w:numPr>
+          <w:ilvl w:val="0"/>
+          <w:numId w:val="30"/>
+        </w:numPr>
+      </w:pPr>
+      <w:hyperlink r:id="rId15" w:history="1">
+        <w:r>
+          <w:rPr>
+            <w:rStyle w:val="Collegamentoipertestuale"/>
+          </w:rPr>
+          <w:t>https://www.youtube.com/watch?v=zYN1LTMdFYg</w:t>
+        </w:r>
+      </w:hyperlink>
+      <w:r>
+        <w:t xml:space="preserve"> (tuto</w:t>
+      </w:r>
+      <w:r>
+        <w:t>rial shooting, 27-03-2026)</w:t>
+      </w:r>
+    </w:p>
+    <w:p>
+      <w:pPr>
         <w:rPr>
           <w:b/>
         </w:rPr>
@@ -12141,13 +11544,13 @@
       <w:pPr>
         <w:pStyle w:val="Titolo1"/>
       </w:pPr>
-      <w:bookmarkStart w:id="51" w:name="_Toc461179235"/>
-      <w:bookmarkStart w:id="52" w:name="_Toc221260673"/>
+      <w:bookmarkStart w:id="50" w:name="_Toc461179235"/>
+      <w:bookmarkStart w:id="51" w:name="_Toc221260673"/>
       <w:r>
         <w:t>Allegati</w:t>
       </w:r>
+      <w:bookmarkEnd w:id="50"/>
       <w:bookmarkEnd w:id="51"/>
-      <w:bookmarkEnd w:id="52"/>
     </w:p>
     <w:p>
       <w:r>
@@ -12257,10 +11660,10 @@
       </w:pPr>
     </w:p>
     <w:sectPr>
-      <w:headerReference w:type="default" r:id="rId14"/>
-      <w:footerReference w:type="default" r:id="rId15"/>
-      <w:headerReference w:type="first" r:id="rId16"/>
-      <w:footerReference w:type="first" r:id="rId17"/>
+      <w:headerReference w:type="default" r:id="rId16"/>
+      <w:footerReference w:type="default" r:id="rId17"/>
+      <w:headerReference w:type="first" r:id="rId18"/>
+      <w:footerReference w:type="first" r:id="rId19"/>
       <w:pgSz w:w="11906" w:h="16838"/>
       <w:pgMar w:top="1985" w:right="1134" w:bottom="1418" w:left="1134" w:header="567" w:footer="567" w:gutter="0"/>
       <w:pgNumType w:start="1"/>
@@ -12378,13 +11781,8 @@
           <w:tcW w:w="7390" w:type="dxa"/>
         </w:tcPr>
         <w:p>
-          <w:proofErr w:type="spellStart"/>
           <w:r>
-            <w:t>Slime</w:t>
-          </w:r>
-          <w:proofErr w:type="spellEnd"/>
-          <w:r>
-            <w:t xml:space="preserve"> and Guns</w:t>
+            <w:t>Slime and Guns</w:t>
           </w:r>
         </w:p>
       </w:tc>
@@ -12915,7 +12313,6 @@
               <w:szCs w:val="24"/>
             </w:rPr>
           </w:pPr>
-          <w:proofErr w:type="spellStart"/>
           <w:r>
             <w:rPr>
               <w:rFonts w:cs="Arial"/>
@@ -12923,17 +12320,7 @@
               <w:sz w:val="24"/>
               <w:szCs w:val="24"/>
             </w:rPr>
-            <w:t>Slime</w:t>
-          </w:r>
-          <w:proofErr w:type="spellEnd"/>
-          <w:r>
-            <w:rPr>
-              <w:rFonts w:cs="Arial"/>
-              <w:b/>
-              <w:sz w:val="24"/>
-              <w:szCs w:val="24"/>
-            </w:rPr>
-            <w:t xml:space="preserve"> And Guns</w:t>
+            <w:t>Slime And Guns</w:t>
           </w:r>
         </w:p>
       </w:tc>
@@ -14360,6 +13747,119 @@
     </w:lvl>
   </w:abstractNum>
   <w:abstractNum w:abstractNumId="9" w15:restartNumberingAfterBreak="0">
+    <w:nsid w:val="289F0CB8"/>
+    <w:multiLevelType w:val="hybridMultilevel"/>
+    <w:tmpl w:val="2FF8843C"/>
+    <w:lvl w:ilvl="0" w:tplc="08100001">
+      <w:start w:val="1"/>
+      <w:numFmt w:val="bullet"/>
+      <w:lvlText w:val=""/>
+      <w:lvlJc w:val="left"/>
+      <w:pPr>
+        <w:ind w:left="720" w:hanging="360"/>
+      </w:pPr>
+      <w:rPr>
+        <w:rFonts w:ascii="Symbol" w:hAnsi="Symbol" w:hint="default"/>
+      </w:rPr>
+    </w:lvl>
+    <w:lvl w:ilvl="1" w:tplc="08100003" w:tentative="1">
+      <w:start w:val="1"/>
+      <w:numFmt w:val="bullet"/>
+      <w:lvlText w:val="o"/>
+      <w:lvlJc w:val="left"/>
+      <w:pPr>
+        <w:ind w:left="1440" w:hanging="360"/>
+      </w:pPr>
+      <w:rPr>
+        <w:rFonts w:ascii="Courier New" w:hAnsi="Courier New" w:cs="Courier New" w:hint="default"/>
+      </w:rPr>
+    </w:lvl>
+    <w:lvl w:ilvl="2" w:tplc="08100005" w:tentative="1">
+      <w:start w:val="1"/>
+      <w:numFmt w:val="bullet"/>
+      <w:lvlText w:val=""/>
+      <w:lvlJc w:val="left"/>
+      <w:pPr>
+        <w:ind w:left="2160" w:hanging="360"/>
+      </w:pPr>
+      <w:rPr>
+        <w:rFonts w:ascii="Wingdings" w:hAnsi="Wingdings" w:hint="default"/>
+      </w:rPr>
+    </w:lvl>
+    <w:lvl w:ilvl="3" w:tplc="08100001" w:tentative="1">
+      <w:start w:val="1"/>
+      <w:numFmt w:val="bullet"/>
+      <w:lvlText w:val=""/>
+      <w:lvlJc w:val="left"/>
+      <w:pPr>
+        <w:ind w:left="2880" w:hanging="360"/>
+      </w:pPr>
+      <w:rPr>
+        <w:rFonts w:ascii="Symbol" w:hAnsi="Symbol" w:hint="default"/>
+      </w:rPr>
+    </w:lvl>
+    <w:lvl w:ilvl="4" w:tplc="08100003" w:tentative="1">
+      <w:start w:val="1"/>
+      <w:numFmt w:val="bullet"/>
+      <w:lvlText w:val="o"/>
+      <w:lvlJc w:val="left"/>
+      <w:pPr>
+        <w:ind w:left="3600" w:hanging="360"/>
+      </w:pPr>
+      <w:rPr>
+        <w:rFonts w:ascii="Courier New" w:hAnsi="Courier New" w:cs="Courier New" w:hint="default"/>
+      </w:rPr>
+    </w:lvl>
+    <w:lvl w:ilvl="5" w:tplc="08100005" w:tentative="1">
+      <w:start w:val="1"/>
+      <w:numFmt w:val="bullet"/>
+      <w:lvlText w:val=""/>
+      <w:lvlJc w:val="left"/>
+      <w:pPr>
+        <w:ind w:left="4320" w:hanging="360"/>
+      </w:pPr>
+      <w:rPr>
+        <w:rFonts w:ascii="Wingdings" w:hAnsi="Wingdings" w:hint="default"/>
+      </w:rPr>
+    </w:lvl>
+    <w:lvl w:ilvl="6" w:tplc="08100001" w:tentative="1">
+      <w:start w:val="1"/>
+      <w:numFmt w:val="bullet"/>
+      <w:lvlText w:val=""/>
+      <w:lvlJc w:val="left"/>
+      <w:pPr>
+        <w:ind w:left="5040" w:hanging="360"/>
+      </w:pPr>
+      <w:rPr>
+        <w:rFonts w:ascii="Symbol" w:hAnsi="Symbol" w:hint="default"/>
+      </w:rPr>
+    </w:lvl>
+    <w:lvl w:ilvl="7" w:tplc="08100003" w:tentative="1">
+      <w:start w:val="1"/>
+      <w:numFmt w:val="bullet"/>
+      <w:lvlText w:val="o"/>
+      <w:lvlJc w:val="left"/>
+      <w:pPr>
+        <w:ind w:left="5760" w:hanging="360"/>
+      </w:pPr>
+      <w:rPr>
+        <w:rFonts w:ascii="Courier New" w:hAnsi="Courier New" w:cs="Courier New" w:hint="default"/>
+      </w:rPr>
+    </w:lvl>
+    <w:lvl w:ilvl="8" w:tplc="08100005" w:tentative="1">
+      <w:start w:val="1"/>
+      <w:numFmt w:val="bullet"/>
+      <w:lvlText w:val=""/>
+      <w:lvlJc w:val="left"/>
+      <w:pPr>
+        <w:ind w:left="6480" w:hanging="360"/>
+      </w:pPr>
+      <w:rPr>
+        <w:rFonts w:ascii="Wingdings" w:hAnsi="Wingdings" w:hint="default"/>
+      </w:rPr>
+    </w:lvl>
+  </w:abstractNum>
+  <w:abstractNum w:abstractNumId="10" w15:restartNumberingAfterBreak="0">
     <w:nsid w:val="30AB4773"/>
     <w:multiLevelType w:val="hybridMultilevel"/>
     <w:tmpl w:val="0E40E930"/>
@@ -14472,7 +13972,7 @@
       </w:rPr>
     </w:lvl>
   </w:abstractNum>
-  <w:abstractNum w:abstractNumId="10" w15:restartNumberingAfterBreak="0">
+  <w:abstractNum w:abstractNumId="11" w15:restartNumberingAfterBreak="0">
     <w:nsid w:val="3FC662AA"/>
     <w:multiLevelType w:val="hybridMultilevel"/>
     <w:tmpl w:val="B55E87AA"/>
@@ -14585,7 +14085,7 @@
       </w:rPr>
     </w:lvl>
   </w:abstractNum>
-  <w:abstractNum w:abstractNumId="11" w15:restartNumberingAfterBreak="0">
+  <w:abstractNum w:abstractNumId="12" w15:restartNumberingAfterBreak="0">
     <w:nsid w:val="524D0B1D"/>
     <w:multiLevelType w:val="hybridMultilevel"/>
     <w:tmpl w:val="2EE2FFB2"/>
@@ -14698,7 +14198,7 @@
       </w:rPr>
     </w:lvl>
   </w:abstractNum>
-  <w:abstractNum w:abstractNumId="12" w15:restartNumberingAfterBreak="0">
+  <w:abstractNum w:abstractNumId="13" w15:restartNumberingAfterBreak="0">
     <w:nsid w:val="54E51902"/>
     <w:multiLevelType w:val="hybridMultilevel"/>
     <w:tmpl w:val="38D818D6"/>
@@ -14811,7 +14311,7 @@
       </w:rPr>
     </w:lvl>
   </w:abstractNum>
-  <w:abstractNum w:abstractNumId="13" w15:restartNumberingAfterBreak="0">
+  <w:abstractNum w:abstractNumId="14" w15:restartNumberingAfterBreak="0">
     <w:nsid w:val="57C86EE7"/>
     <w:multiLevelType w:val="multilevel"/>
     <w:tmpl w:val="4DE6CDEC"/>
@@ -14960,7 +14460,7 @@
       </w:rPr>
     </w:lvl>
   </w:abstractNum>
-  <w:abstractNum w:abstractNumId="14" w15:restartNumberingAfterBreak="0">
+  <w:abstractNum w:abstractNumId="15" w15:restartNumberingAfterBreak="0">
     <w:nsid w:val="652809B9"/>
     <w:multiLevelType w:val="hybridMultilevel"/>
     <w:tmpl w:val="C10EC632"/>
@@ -15073,7 +14573,7 @@
       </w:rPr>
     </w:lvl>
   </w:abstractNum>
-  <w:abstractNum w:abstractNumId="15" w15:restartNumberingAfterBreak="0">
+  <w:abstractNum w:abstractNumId="16" w15:restartNumberingAfterBreak="0">
     <w:nsid w:val="66871ECE"/>
     <w:multiLevelType w:val="hybridMultilevel"/>
     <w:tmpl w:val="7F74FC56"/>
@@ -15189,7 +14689,7 @@
       </w:pPr>
     </w:lvl>
   </w:abstractNum>
-  <w:abstractNum w:abstractNumId="16" w15:restartNumberingAfterBreak="0">
+  <w:abstractNum w:abstractNumId="17" w15:restartNumberingAfterBreak="0">
     <w:nsid w:val="6ABE5228"/>
     <w:multiLevelType w:val="hybridMultilevel"/>
     <w:tmpl w:val="089EE6D8"/>
@@ -15305,7 +14805,7 @@
       </w:pPr>
     </w:lvl>
   </w:abstractNum>
-  <w:abstractNum w:abstractNumId="17" w15:restartNumberingAfterBreak="0">
+  <w:abstractNum w:abstractNumId="18" w15:restartNumberingAfterBreak="0">
     <w:nsid w:val="6C1D7334"/>
     <w:multiLevelType w:val="hybridMultilevel"/>
     <w:tmpl w:val="7F20929C"/>
@@ -15421,7 +14921,7 @@
       </w:pPr>
     </w:lvl>
   </w:abstractNum>
-  <w:abstractNum w:abstractNumId="18" w15:restartNumberingAfterBreak="0">
+  <w:abstractNum w:abstractNumId="19" w15:restartNumberingAfterBreak="0">
     <w:nsid w:val="72904C79"/>
     <w:multiLevelType w:val="hybridMultilevel"/>
     <w:tmpl w:val="EB328896"/>
@@ -15561,7 +15061,7 @@
       </w:rPr>
     </w:lvl>
   </w:abstractNum>
-  <w:abstractNum w:abstractNumId="19" w15:restartNumberingAfterBreak="0">
+  <w:abstractNum w:abstractNumId="20" w15:restartNumberingAfterBreak="0">
     <w:nsid w:val="7ACC392C"/>
     <w:multiLevelType w:val="hybridMultilevel"/>
     <w:tmpl w:val="F282F7F0"/>
@@ -15701,7 +15201,7 @@
       </w:rPr>
     </w:lvl>
   </w:abstractNum>
-  <w:abstractNum w:abstractNumId="20" w15:restartNumberingAfterBreak="0">
+  <w:abstractNum w:abstractNumId="21" w15:restartNumberingAfterBreak="0">
     <w:nsid w:val="7CD54937"/>
     <w:multiLevelType w:val="hybridMultilevel"/>
     <w:tmpl w:val="1AB0305A"/>
@@ -15842,10 +15342,10 @@
     </w:lvl>
   </w:abstractNum>
   <w:num w:numId="1" w16cid:durableId="92288090">
-    <w:abstractNumId w:val="9"/>
+    <w:abstractNumId w:val="10"/>
   </w:num>
   <w:num w:numId="2" w16cid:durableId="341593984">
-    <w:abstractNumId w:val="13"/>
+    <w:abstractNumId w:val="14"/>
   </w:num>
   <w:num w:numId="3" w16cid:durableId="1198274717">
     <w:abstractNumId w:val="3"/>
@@ -15860,22 +15360,22 @@
     <w:abstractNumId w:val="4"/>
   </w:num>
   <w:num w:numId="7" w16cid:durableId="748890138">
-    <w:abstractNumId w:val="15"/>
+    <w:abstractNumId w:val="16"/>
   </w:num>
   <w:num w:numId="8" w16cid:durableId="1472333470">
     <w:abstractNumId w:val="8"/>
   </w:num>
   <w:num w:numId="9" w16cid:durableId="275262047">
-    <w:abstractNumId w:val="16"/>
+    <w:abstractNumId w:val="17"/>
   </w:num>
   <w:num w:numId="10" w16cid:durableId="45028862">
     <w:abstractNumId w:val="0"/>
   </w:num>
   <w:num w:numId="11" w16cid:durableId="1599216226">
-    <w:abstractNumId w:val="18"/>
+    <w:abstractNumId w:val="19"/>
   </w:num>
   <w:num w:numId="12" w16cid:durableId="577709266">
-    <w:abstractNumId w:val="19"/>
+    <w:abstractNumId w:val="20"/>
   </w:num>
   <w:num w:numId="13" w16cid:durableId="573317473">
     <w:abstractNumId w:val="5"/>
@@ -15884,49 +15384,52 @@
     <w:abstractNumId w:val="2"/>
   </w:num>
   <w:num w:numId="15" w16cid:durableId="850224855">
-    <w:abstractNumId w:val="20"/>
+    <w:abstractNumId w:val="21"/>
   </w:num>
   <w:num w:numId="16" w16cid:durableId="33313151">
     <w:abstractNumId w:val="6"/>
   </w:num>
   <w:num w:numId="17" w16cid:durableId="1896312137">
+    <w:abstractNumId w:val="14"/>
+  </w:num>
+  <w:num w:numId="18" w16cid:durableId="1676301043">
+    <w:abstractNumId w:val="18"/>
+  </w:num>
+  <w:num w:numId="19" w16cid:durableId="1046371605">
+    <w:abstractNumId w:val="14"/>
+  </w:num>
+  <w:num w:numId="20" w16cid:durableId="1298757354">
+    <w:abstractNumId w:val="14"/>
+  </w:num>
+  <w:num w:numId="21" w16cid:durableId="1342973297">
+    <w:abstractNumId w:val="14"/>
+  </w:num>
+  <w:num w:numId="22" w16cid:durableId="1356154453">
+    <w:abstractNumId w:val="14"/>
+  </w:num>
+  <w:num w:numId="23" w16cid:durableId="759374338">
+    <w:abstractNumId w:val="14"/>
+  </w:num>
+  <w:num w:numId="24" w16cid:durableId="605189939">
+    <w:abstractNumId w:val="15"/>
+  </w:num>
+  <w:num w:numId="25" w16cid:durableId="877081835">
+    <w:abstractNumId w:val="14"/>
+  </w:num>
+  <w:num w:numId="26" w16cid:durableId="2054962729">
+    <w:abstractNumId w:val="14"/>
+  </w:num>
+  <w:num w:numId="27" w16cid:durableId="965354349">
     <w:abstractNumId w:val="13"/>
   </w:num>
-  <w:num w:numId="18" w16cid:durableId="1676301043">
-    <w:abstractNumId w:val="17"/>
+  <w:num w:numId="28" w16cid:durableId="1250966446">
+    <w:abstractNumId w:val="11"/>
   </w:num>
-  <w:num w:numId="19" w16cid:durableId="1046371605">
-    <w:abstractNumId w:val="13"/>
-  </w:num>
-  <w:num w:numId="20" w16cid:durableId="1298757354">
-    <w:abstractNumId w:val="13"/>
-  </w:num>
-  <w:num w:numId="21" w16cid:durableId="1342973297">
-    <w:abstractNumId w:val="13"/>
-  </w:num>
-  <w:num w:numId="22" w16cid:durableId="1356154453">
-    <w:abstractNumId w:val="13"/>
-  </w:num>
-  <w:num w:numId="23" w16cid:durableId="759374338">
-    <w:abstractNumId w:val="13"/>
-  </w:num>
-  <w:num w:numId="24" w16cid:durableId="605189939">
-    <w:abstractNumId w:val="14"/>
-  </w:num>
-  <w:num w:numId="25" w16cid:durableId="877081835">
-    <w:abstractNumId w:val="13"/>
-  </w:num>
-  <w:num w:numId="26" w16cid:durableId="2054962729">
-    <w:abstractNumId w:val="13"/>
-  </w:num>
-  <w:num w:numId="27" w16cid:durableId="965354349">
+  <w:num w:numId="29" w16cid:durableId="754788743">
     <w:abstractNumId w:val="12"/>
   </w:num>
-  <w:num w:numId="28" w16cid:durableId="1250966446">
-    <w:abstractNumId w:val="10"/>
-  </w:num>
-  <w:num w:numId="29" w16cid:durableId="754788743">
-    <w:abstractNumId w:val="11"/>
+  <w:num w:numId="30" w16cid:durableId="1255825591">
+    <w:abstractNumId w:val="9"/>
   </w:num>
   <w:numIdMacAtCleanup w:val="14"/>
 </w:numbering>
@@ -16873,6 +16376,18 @@
       <w:contextualSpacing/>
     </w:pPr>
   </w:style>
+  <w:style w:type="character" w:styleId="Menzionenonrisolta">
+    <w:name w:val="Unresolved Mention"/>
+    <w:basedOn w:val="Carpredefinitoparagrafo"/>
+    <w:uiPriority w:val="99"/>
+    <w:semiHidden/>
+    <w:unhideWhenUsed/>
+    <w:rsid w:val="00640AB1"/>
+    <w:rPr>
+      <w:color w:val="605E5C"/>
+      <w:shd w:val="clear" w:color="auto" w:fill="E1DFDD"/>
+    </w:rPr>
+  </w:style>
 </w:styles>
 </file>
 

--- a/3_Documentazione/Documentazione SlimeAndGuns.docx
+++ b/3_Documentazione/Documentazione SlimeAndGuns.docx
@@ -9255,6 +9255,7 @@
       </w:pPr>
       <w:r>
         <w:rPr>
+          <w:noProof/>
           <w:lang w:val="it-IT"/>
         </w:rPr>
         <w:drawing>
@@ -9506,6 +9507,9 @@
     <w:p/>
     <w:p>
       <w:r>
+        <w:rPr>
+          <w:noProof/>
+        </w:rPr>
         <w:drawing>
           <wp:inline distT="0" distB="0" distL="0" distR="0" wp14:anchorId="689D85F0" wp14:editId="6F852848">
             <wp:extent cx="4733925" cy="2698706"/>
@@ -9581,6 +9585,9 @@
     <w:p/>
     <w:p>
       <w:r>
+        <w:rPr>
+          <w:noProof/>
+        </w:rPr>
         <w:drawing>
           <wp:anchor distT="0" distB="0" distL="114300" distR="114300" simplePos="0" relativeHeight="251662336" behindDoc="0" locked="0" layoutInCell="1" allowOverlap="1" wp14:anchorId="463118EB" wp14:editId="71CDA72F">
             <wp:simplePos x="0" y="0"/>
@@ -9683,6 +9690,9 @@
     </w:p>
     <w:p>
       <w:r>
+        <w:rPr>
+          <w:noProof/>
+        </w:rPr>
         <w:drawing>
           <wp:anchor distT="0" distB="0" distL="114300" distR="114300" simplePos="0" relativeHeight="251663360" behindDoc="0" locked="0" layoutInCell="1" allowOverlap="1" wp14:anchorId="1EF7677D" wp14:editId="0E49FCF6">
             <wp:simplePos x="0" y="0"/>
@@ -9804,13 +9814,7 @@
       </w:r>
     </w:p>
     <w:p/>
-    <w:p>
-      <w:pPr>
-        <w:rPr>
-          <w:lang w:val="de-CH"/>
-        </w:rPr>
-      </w:pPr>
-    </w:p>
+    <w:p/>
     <w:p>
       <w:pPr>
         <w:ind w:left="432"/>
@@ -9828,6 +9832,9 @@
     </w:p>
     <w:p>
       <w:r>
+        <w:rPr>
+          <w:noProof/>
+        </w:rPr>
         <w:drawing>
           <wp:anchor distT="0" distB="0" distL="114300" distR="114300" simplePos="0" relativeHeight="251664384" behindDoc="0" locked="0" layoutInCell="1" allowOverlap="1" wp14:anchorId="2D9E7E74" wp14:editId="373A47D8">
             <wp:simplePos x="0" y="0"/>
@@ -9893,48 +9900,12 @@
         </w:drawing>
       </w:r>
     </w:p>
-    <w:p>
-      <w:pPr>
-        <w:rPr>
-          <w:lang w:val="fr-CH"/>
-        </w:rPr>
-      </w:pPr>
-    </w:p>
-    <w:p>
-      <w:pPr>
-        <w:rPr>
-          <w:lang w:val="fr-CH"/>
-        </w:rPr>
-      </w:pPr>
-    </w:p>
-    <w:p>
-      <w:pPr>
-        <w:rPr>
-          <w:lang w:val="fr-CH"/>
-        </w:rPr>
-      </w:pPr>
-    </w:p>
-    <w:p>
-      <w:pPr>
-        <w:rPr>
-          <w:lang w:val="fr-CH"/>
-        </w:rPr>
-      </w:pPr>
-    </w:p>
-    <w:p>
-      <w:pPr>
-        <w:rPr>
-          <w:lang w:val="fr-CH"/>
-        </w:rPr>
-      </w:pPr>
-    </w:p>
-    <w:p>
-      <w:pPr>
-        <w:rPr>
-          <w:lang w:val="fr-CH"/>
-        </w:rPr>
-      </w:pPr>
-    </w:p>
+    <w:p/>
+    <w:p/>
+    <w:p/>
+    <w:p/>
+    <w:p/>
+    <w:p/>
     <w:p>
       <w:r>
         <w:lastRenderedPageBreak/>
@@ -9946,6 +9917,9 @@
     </w:p>
     <w:p>
       <w:r>
+        <w:rPr>
+          <w:noProof/>
+        </w:rPr>
         <w:drawing>
           <wp:anchor distT="0" distB="0" distL="114300" distR="114300" simplePos="0" relativeHeight="251665408" behindDoc="0" locked="0" layoutInCell="1" allowOverlap="1" wp14:anchorId="2EBA9A1A" wp14:editId="7060A6D4">
             <wp:simplePos x="0" y="0"/>
@@ -10020,7 +9994,1085 @@
         <w:t>Implementando nello script del nemico il metodo richiamato dal proiettile, per definire dopo quanti spari muoiono, e anche il processo di coloramento del nemico.</w:t>
       </w:r>
     </w:p>
+    <w:p>
+      <w:r>
+        <w:br w:type="page"/>
+      </w:r>
+    </w:p>
+    <w:p>
+      <w:pPr>
+        <w:pStyle w:val="Titolo2"/>
+      </w:pPr>
+      <w:r>
+        <w:lastRenderedPageBreak/>
+        <w:t xml:space="preserve">l’algoritmo di </w:t>
+      </w:r>
+      <w:proofErr w:type="spellStart"/>
+      <w:r>
+        <w:t>Pathfinding</w:t>
+      </w:r>
+      <w:proofErr w:type="spellEnd"/>
+      <w:r>
+        <w:t xml:space="preserve"> (</w:t>
+      </w:r>
+      <w:proofErr w:type="spellStart"/>
+      <w:r>
+        <w:t>NavMesh</w:t>
+      </w:r>
+      <w:proofErr w:type="spellEnd"/>
+      <w:r>
+        <w:t xml:space="preserve"> algoritmo)</w:t>
+      </w:r>
+    </w:p>
+    <w:p>
+      <w:pPr>
+        <w:rPr>
+          <w:lang w:val="it-IT"/>
+        </w:rPr>
+      </w:pPr>
+      <w:r>
+        <w:rPr>
+          <w:lang w:val="it-IT"/>
+        </w:rPr>
+        <w:t>Definizione:</w:t>
+      </w:r>
+    </w:p>
+    <w:p>
+      <w:pPr>
+        <w:rPr>
+          <w:lang w:val="it-IT"/>
+        </w:rPr>
+      </w:pPr>
+      <w:r>
+        <w:t xml:space="preserve">Una </w:t>
+      </w:r>
+      <w:proofErr w:type="spellStart"/>
+      <w:r>
+        <w:rPr>
+          <w:b/>
+          <w:bCs/>
+        </w:rPr>
+        <w:t>navigation</w:t>
+      </w:r>
+      <w:proofErr w:type="spellEnd"/>
+      <w:r>
+        <w:rPr>
+          <w:b/>
+          <w:bCs/>
+        </w:rPr>
+        <w:t xml:space="preserve"> mesh</w:t>
+      </w:r>
+      <w:r>
+        <w:t xml:space="preserve">, o </w:t>
+      </w:r>
+      <w:proofErr w:type="spellStart"/>
+      <w:r>
+        <w:rPr>
+          <w:b/>
+          <w:bCs/>
+        </w:rPr>
+        <w:t>navmesh</w:t>
+      </w:r>
+      <w:proofErr w:type="spellEnd"/>
+      <w:r>
+        <w:t xml:space="preserve">, (tradotto dall'inglese testualmente </w:t>
+      </w:r>
+      <w:r>
+        <w:rPr>
+          <w:i/>
+          <w:iCs/>
+        </w:rPr>
+        <w:t>maglia di navigazione</w:t>
+      </w:r>
+      <w:hyperlink r:id="rId20" w:anchor="cite_note-1" w:history="1">
+        <w:r>
+          <w:rPr>
+            <w:rStyle w:val="Collegamentoipertestuale"/>
+            <w:i/>
+            <w:iCs/>
+            <w:vertAlign w:val="superscript"/>
+          </w:rPr>
+          <w:t>[1]</w:t>
+        </w:r>
+      </w:hyperlink>
+      <w:r>
+        <w:t xml:space="preserve">) è una </w:t>
+      </w:r>
+      <w:hyperlink r:id="rId21" w:tooltip="Struttura dati" w:history="1">
+        <w:r>
+          <w:rPr>
+            <w:rStyle w:val="Collegamentoipertestuale"/>
+          </w:rPr>
+          <w:t>struttura dati</w:t>
+        </w:r>
+      </w:hyperlink>
+      <w:r>
+        <w:t xml:space="preserve"> </w:t>
+      </w:r>
+      <w:hyperlink r:id="rId22" w:tooltip="Tipo di dato astratto" w:history="1">
+        <w:r>
+          <w:rPr>
+            <w:rStyle w:val="Collegamentoipertestuale"/>
+          </w:rPr>
+          <w:t>astratta</w:t>
+        </w:r>
+      </w:hyperlink>
+      <w:r>
+        <w:t xml:space="preserve"> usata nel campo dell'</w:t>
+      </w:r>
+      <w:hyperlink r:id="rId23" w:tooltip="Intelligenza artificiale" w:history="1">
+        <w:r>
+          <w:rPr>
+            <w:rStyle w:val="Collegamentoipertestuale"/>
+          </w:rPr>
+          <w:t>intelligenza artificiale</w:t>
+        </w:r>
+      </w:hyperlink>
+      <w:r>
+        <w:t xml:space="preserve"> che può essere applicata ad una qualsiasi </w:t>
+      </w:r>
+      <w:hyperlink r:id="rId24" w:tooltip="Mesh poligonale" w:history="1">
+        <w:r>
+          <w:rPr>
+            <w:rStyle w:val="Collegamentoipertestuale"/>
+          </w:rPr>
+          <w:t>mesh</w:t>
+        </w:r>
+      </w:hyperlink>
+      <w:r>
+        <w:t xml:space="preserve"> al fine di produrre attraverso un </w:t>
+      </w:r>
+      <w:hyperlink r:id="rId25" w:tooltip="Algoritmo di ricerca" w:history="1">
+        <w:r>
+          <w:rPr>
+            <w:rStyle w:val="Collegamentoipertestuale"/>
+          </w:rPr>
+          <w:t>algoritmo di ricerca</w:t>
+        </w:r>
+      </w:hyperlink>
+      <w:r>
+        <w:t xml:space="preserve"> un particolare tipo di comportamento motorio all'interno di spazi notoriamente vasti. La funzione della </w:t>
+      </w:r>
+      <w:proofErr w:type="spellStart"/>
+      <w:r>
+        <w:t>navmesh</w:t>
+      </w:r>
+      <w:proofErr w:type="spellEnd"/>
+      <w:r>
+        <w:t xml:space="preserve"> è quella di consentire al soggetto in questione di muoversi in relazione al contesto fisico che lo circonda, evitando collisioni e cercando di trovare quindi il percorso più semplice e realistico possibile in termini di scelte.</w:t>
+      </w:r>
+      <w:r>
+        <w:rPr>
+          <w:lang w:val="it-IT"/>
+        </w:rPr>
+        <w:t xml:space="preserve"> </w:t>
+      </w:r>
+    </w:p>
+    <w:p>
+      <w:pPr>
+        <w:rPr>
+          <w:lang w:val="it-IT"/>
+        </w:rPr>
+      </w:pPr>
+    </w:p>
+    <w:p>
+      <w:pPr>
+        <w:rPr>
+          <w:lang w:val="it-IT"/>
+        </w:rPr>
+      </w:pPr>
+      <w:r>
+        <w:rPr>
+          <w:lang w:val="it-IT"/>
+        </w:rPr>
+        <w:t xml:space="preserve">(citato dal </w:t>
+      </w:r>
+      <w:hyperlink r:id="rId26" w:history="1">
+        <w:r>
+          <w:rPr>
+            <w:rStyle w:val="Collegamentoipertestuale"/>
+            <w:lang w:val="it-IT"/>
+          </w:rPr>
+          <w:t>https://it.wikipedia.org/wiki/Navigation_mesh</w:t>
+        </w:r>
+      </w:hyperlink>
+      <w:r>
+        <w:rPr>
+          <w:lang w:val="it-IT"/>
+        </w:rPr>
+        <w:t>)</w:t>
+      </w:r>
+    </w:p>
+    <w:p>
+      <w:pPr>
+        <w:rPr>
+          <w:lang w:val="it-IT"/>
+        </w:rPr>
+      </w:pPr>
+      <w:r>
+        <w:rPr>
+          <w:noProof/>
+        </w:rPr>
+        <mc:AlternateContent>
+          <mc:Choice Requires="wps">
+            <w:drawing>
+              <wp:anchor distT="0" distB="0" distL="114300" distR="114300" simplePos="0" relativeHeight="251668480" behindDoc="0" locked="0" layoutInCell="1" allowOverlap="1" wp14:anchorId="1CA508ED" wp14:editId="701076C2">
+                <wp:simplePos x="0" y="0"/>
+                <wp:positionH relativeFrom="column">
+                  <wp:posOffset>0</wp:posOffset>
+                </wp:positionH>
+                <wp:positionV relativeFrom="paragraph">
+                  <wp:posOffset>3848100</wp:posOffset>
+                </wp:positionV>
+                <wp:extent cx="3284855" cy="635"/>
+                <wp:effectExtent l="0" t="0" r="0" b="0"/>
+                <wp:wrapTopAndBottom/>
+                <wp:docPr id="15" name="Casella di testo 15"/>
+                <wp:cNvGraphicFramePr/>
+                <a:graphic xmlns:a="http://schemas.openxmlformats.org/drawingml/2006/main">
+                  <a:graphicData uri="http://schemas.microsoft.com/office/word/2010/wordprocessingShape">
+                    <wps:wsp>
+                      <wps:cNvSpPr txBox="1"/>
+                      <wps:spPr>
+                        <a:xfrm>
+                          <a:off x="0" y="0"/>
+                          <a:ext cx="3284855" cy="635"/>
+                        </a:xfrm>
+                        <a:prstGeom prst="rect">
+                          <a:avLst/>
+                        </a:prstGeom>
+                        <a:solidFill>
+                          <a:prstClr val="white"/>
+                        </a:solidFill>
+                        <a:ln>
+                          <a:noFill/>
+                        </a:ln>
+                      </wps:spPr>
+                      <wps:txbx>
+                        <w:txbxContent>
+                          <w:p>
+                            <w:pPr>
+                              <w:pStyle w:val="Didascalia"/>
+                              <w:rPr>
+                                <w:noProof/>
+                                <w:sz w:val="20"/>
+                              </w:rPr>
+                            </w:pPr>
+                            <w:r>
+                              <w:t xml:space="preserve">Figura </w:t>
+                            </w:r>
+                            <w:r>
+                              <w:fldChar w:fldCharType="begin"/>
+                            </w:r>
+                            <w:r>
+                              <w:instrText xml:space="preserve"> SEQ Figura \* ARABIC </w:instrText>
+                            </w:r>
+                            <w:r>
+                              <w:fldChar w:fldCharType="separate"/>
+                            </w:r>
+                            <w:r>
+                              <w:rPr>
+                                <w:noProof/>
+                              </w:rPr>
+                              <w:t>4</w:t>
+                            </w:r>
+                            <w:r>
+                              <w:fldChar w:fldCharType="end"/>
+                            </w:r>
+                            <w:r>
+                              <w:t xml:space="preserve"> </w:t>
+                            </w:r>
+                            <w:proofErr w:type="spellStart"/>
+                            <w:r>
+                              <w:t>NavMesh</w:t>
+                            </w:r>
+                            <w:proofErr w:type="spellEnd"/>
+                          </w:p>
+                        </w:txbxContent>
+                      </wps:txbx>
+                      <wps:bodyPr rot="0" spcFirstLastPara="0" vertOverflow="overflow" horzOverflow="overflow" vert="horz" wrap="square" lIns="0" tIns="0" rIns="0" bIns="0" numCol="1" spcCol="0" rtlCol="0" fromWordArt="0" anchor="t" anchorCtr="0" forceAA="0" compatLnSpc="1">
+                        <a:prstTxWarp prst="textNoShape">
+                          <a:avLst/>
+                        </a:prstTxWarp>
+                        <a:spAutoFit/>
+                      </wps:bodyPr>
+                    </wps:wsp>
+                  </a:graphicData>
+                </a:graphic>
+              </wp:anchor>
+            </w:drawing>
+          </mc:Choice>
+          <mc:Fallback>
+            <w:pict>
+              <v:shapetype w14:anchorId="1CA508ED" id="_x0000_t202" coordsize="21600,21600" o:spt="202" path="m,l,21600r21600,l21600,xe">
+                <v:stroke joinstyle="miter"/>
+                <v:path gradientshapeok="t" o:connecttype="rect"/>
+              </v:shapetype>
+              <v:shape id="Casella di testo 15" o:spid="_x0000_s1026" type="#_x0000_t202" style="position:absolute;margin-left:0;margin-top:303pt;width:258.65pt;height:.05pt;z-index:251668480;visibility:visible;mso-wrap-style:square;mso-wrap-distance-left:9pt;mso-wrap-distance-top:0;mso-wrap-distance-right:9pt;mso-wrap-distance-bottom:0;mso-position-horizontal:absolute;mso-position-horizontal-relative:text;mso-position-vertical:absolute;mso-position-vertical-relative:text;v-text-anchor:top" o:gfxdata="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" stroked="f">
+                <v:textbox style="mso-fit-shape-to-text:t" inset="0,0,0,0">
+                  <w:txbxContent>
+                    <w:p>
+                      <w:pPr>
+                        <w:pStyle w:val="Didascalia"/>
+                        <w:rPr>
+                          <w:noProof/>
+                          <w:sz w:val="20"/>
+                        </w:rPr>
+                      </w:pPr>
+                      <w:r>
+                        <w:t xml:space="preserve">Figura </w:t>
+                      </w:r>
+                      <w:r>
+                        <w:fldChar w:fldCharType="begin"/>
+                      </w:r>
+                      <w:r>
+                        <w:instrText xml:space="preserve"> SEQ Figura \* ARABIC </w:instrText>
+                      </w:r>
+                      <w:r>
+                        <w:fldChar w:fldCharType="separate"/>
+                      </w:r>
+                      <w:r>
+                        <w:rPr>
+                          <w:noProof/>
+                        </w:rPr>
+                        <w:t>4</w:t>
+                      </w:r>
+                      <w:r>
+                        <w:fldChar w:fldCharType="end"/>
+                      </w:r>
+                      <w:r>
+                        <w:t xml:space="preserve"> </w:t>
+                      </w:r>
+                      <w:proofErr w:type="spellStart"/>
+                      <w:r>
+                        <w:t>NavMesh</w:t>
+                      </w:r>
+                      <w:proofErr w:type="spellEnd"/>
+                    </w:p>
+                  </w:txbxContent>
+                </v:textbox>
+                <w10:wrap type="topAndBottom"/>
+              </v:shape>
+            </w:pict>
+          </mc:Fallback>
+        </mc:AlternateContent>
+      </w:r>
+      <w:r>
+        <w:rPr>
+          <w:noProof/>
+        </w:rPr>
+        <w:drawing>
+          <wp:anchor distT="0" distB="0" distL="114300" distR="114300" simplePos="0" relativeHeight="251666432" behindDoc="0" locked="0" layoutInCell="1" allowOverlap="1" wp14:anchorId="5490AED8" wp14:editId="450FF919">
+            <wp:simplePos x="0" y="0"/>
+            <wp:positionH relativeFrom="margin">
+              <wp:align>left</wp:align>
+            </wp:positionH>
+            <wp:positionV relativeFrom="paragraph">
+              <wp:posOffset>184785</wp:posOffset>
+            </wp:positionV>
+            <wp:extent cx="3284855" cy="3606165"/>
+            <wp:effectExtent l="0" t="0" r="0" b="0"/>
+            <wp:wrapTopAndBottom/>
+            <wp:docPr id="10" name="Immagine 10" descr="Navigation Meshes and Pathfinding - Game Development Tutorial | GameDev.net  - GameDev.net"/>
+            <wp:cNvGraphicFramePr>
+              <a:graphicFrameLocks xmlns:a="http://schemas.openxmlformats.org/drawingml/2006/main" noChangeAspect="1"/>
+            </wp:cNvGraphicFramePr>
+            <a:graphic xmlns:a="http://schemas.openxmlformats.org/drawingml/2006/main">
+              <a:graphicData uri="http://schemas.openxmlformats.org/drawingml/2006/picture">
+                <pic:pic xmlns:pic="http://schemas.openxmlformats.org/drawingml/2006/picture">
+                  <pic:nvPicPr>
+                    <pic:cNvPr id="0" name="Picture 1" descr="Navigation Meshes and Pathfinding - Game Development Tutorial | GameDev.net  - GameDev.net"/>
+                    <pic:cNvPicPr>
+                      <a:picLocks noChangeAspect="1" noChangeArrowheads="1"/>
+                    </pic:cNvPicPr>
+                  </pic:nvPicPr>
+                  <pic:blipFill>
+                    <a:blip r:embed="rId27">
+                      <a:extLst>
+                        <a:ext uri="{28A0092B-C50C-407E-A947-70E740481C1C}">
+                          <a14:useLocalDpi xmlns:a14="http://schemas.microsoft.com/office/drawing/2010/main" val="0"/>
+                        </a:ext>
+                      </a:extLst>
+                    </a:blip>
+                    <a:srcRect/>
+                    <a:stretch>
+                      <a:fillRect/>
+                    </a:stretch>
+                  </pic:blipFill>
+                  <pic:spPr bwMode="auto">
+                    <a:xfrm>
+                      <a:off x="0" y="0"/>
+                      <a:ext cx="3284855" cy="3606165"/>
+                    </a:xfrm>
+                    <a:prstGeom prst="rect">
+                      <a:avLst/>
+                    </a:prstGeom>
+                    <a:noFill/>
+                    <a:ln>
+                      <a:noFill/>
+                    </a:ln>
+                  </pic:spPr>
+                </pic:pic>
+              </a:graphicData>
+            </a:graphic>
+          </wp:anchor>
+        </w:drawing>
+      </w:r>
+    </w:p>
+    <w:p>
+      <w:pPr>
+        <w:rPr>
+          <w:lang w:val="it-IT"/>
+        </w:rPr>
+      </w:pPr>
+      <w:r>
+        <w:t xml:space="preserve">A: </w:t>
+      </w:r>
+      <w:r>
+        <w:t>L’agente parte e prova un primo percorso diretto, ma non è ancora ottimizzato.</w:t>
+      </w:r>
+    </w:p>
+    <w:p>
+      <w:r>
+        <w:rPr>
+          <w:lang w:val="it-IT"/>
+        </w:rPr>
+        <w:t>B:</w:t>
+      </w:r>
+      <w:r>
+        <w:t xml:space="preserve"> </w:t>
+      </w:r>
+      <w:r>
+        <w:t>Inizia a esplorare i poligoni vicini (connessioni tra triangoli).</w:t>
+      </w:r>
+      <w:r>
+        <w:br/>
+        <w:t>Sta “capendo” dove può passare.</w:t>
+      </w:r>
+    </w:p>
+    <w:p>
+      <w:r>
+        <w:t>C:</w:t>
+      </w:r>
+      <w:r>
+        <w:t xml:space="preserve"> </w:t>
+      </w:r>
+      <w:r>
+        <w:t>Trova un percorso possibile (linea blu + rossa), ma non è il più corto.</w:t>
+      </w:r>
+    </w:p>
+    <w:p>
+      <w:r>
+        <w:t>D:</w:t>
+      </w:r>
+      <w:r>
+        <w:t xml:space="preserve"> </w:t>
+      </w:r>
+      <w:r>
+        <w:t xml:space="preserve">Prova un’alternativa passando da altri vertici della </w:t>
+      </w:r>
+      <w:proofErr w:type="spellStart"/>
+      <w:r>
+        <w:t>NavMesh</w:t>
+      </w:r>
+      <w:proofErr w:type="spellEnd"/>
+      <w:r>
+        <w:t>.</w:t>
+      </w:r>
+      <w:r>
+        <w:br/>
+        <w:t>Sta confrontando diverse strade.</w:t>
+      </w:r>
+    </w:p>
+    <w:p>
+      <w:pPr>
+        <w:rPr>
+          <w:lang w:val="it-IT"/>
+        </w:rPr>
+      </w:pPr>
+      <w:r>
+        <w:t xml:space="preserve">E: </w:t>
+      </w:r>
+      <w:r>
+        <w:t>Scarta un percorso perché non valido (indicato con la X).</w:t>
+      </w:r>
+    </w:p>
+    <w:p>
+      <w:r>
+        <w:rPr>
+          <w:lang w:val="it-IT"/>
+        </w:rPr>
+        <w:t>F:</w:t>
+      </w:r>
+      <w:r>
+        <w:t xml:space="preserve"> </w:t>
+      </w:r>
+      <w:r>
+        <w:t>Trova un percorso migliore ma ancora non ottimale (c’è un punto “!” dove può migliorare).</w:t>
+      </w:r>
+    </w:p>
+    <w:p>
+      <w:r>
+        <w:t>G:</w:t>
+      </w:r>
+      <w:r>
+        <w:rPr>
+          <w:rFonts w:ascii="Times New Roman" w:hAnsi="Times New Roman"/>
+          <w:sz w:val="24"/>
+          <w:szCs w:val="24"/>
+          <w:lang w:eastAsia="it-CH"/>
+        </w:rPr>
+        <w:t xml:space="preserve"> </w:t>
+      </w:r>
+      <w:r>
+        <w:t xml:space="preserve">Trova il </w:t>
+      </w:r>
+      <w:r>
+        <w:rPr>
+          <w:b/>
+          <w:bCs/>
+        </w:rPr>
+        <w:t>percorso finale ottimizzato</w:t>
+      </w:r>
+      <w:r>
+        <w:t>:</w:t>
+      </w:r>
+    </w:p>
+    <w:p>
+      <w:pPr>
+        <w:numPr>
+          <w:ilvl w:val="0"/>
+          <w:numId w:val="34"/>
+        </w:numPr>
+      </w:pPr>
+      <w:r>
+        <w:t xml:space="preserve">Linea più diretta possibile </w:t>
+      </w:r>
+    </w:p>
+    <w:p>
+      <w:pPr>
+        <w:numPr>
+          <w:ilvl w:val="0"/>
+          <w:numId w:val="34"/>
+        </w:numPr>
+      </w:pPr>
+      <w:r>
+        <w:t xml:space="preserve">Usa i bordi dei poligoni per “tagliare gli angoli” </w:t>
+      </w:r>
+    </w:p>
+    <w:p>
+      <w:pPr>
+        <w:numPr>
+          <w:ilvl w:val="0"/>
+          <w:numId w:val="34"/>
+        </w:numPr>
+      </w:pPr>
+      <w:r>
+        <w:t>Questo è il percorso che l’agente userà davvero</w:t>
+      </w:r>
+    </w:p>
+    <w:p>
+      <w:pPr>
+        <w:rPr>
+          <w:lang w:val="it-IT"/>
+        </w:rPr>
+      </w:pPr>
+    </w:p>
+    <w:p>
+      <w:pPr>
+        <w:rPr>
+          <w:lang w:val="it-IT"/>
+        </w:rPr>
+      </w:pPr>
+    </w:p>
+    <w:p>
+      <w:pPr>
+        <w:rPr>
+          <w:lang w:val="it-IT"/>
+        </w:rPr>
+      </w:pPr>
+    </w:p>
+    <w:p>
+      <w:r>
+        <w:br w:type="page"/>
+      </w:r>
+    </w:p>
+    <w:p>
+      <w:r>
+        <w:lastRenderedPageBreak/>
+        <w:drawing>
+          <wp:inline distT="0" distB="0" distL="0" distR="0" wp14:anchorId="081B398F" wp14:editId="177BE078">
+            <wp:extent cx="4810796" cy="1571844"/>
+            <wp:effectExtent l="0" t="0" r="8890" b="9525"/>
+            <wp:docPr id="16" name="Immagine 16"/>
+            <wp:cNvGraphicFramePr>
+              <a:graphicFrameLocks xmlns:a="http://schemas.openxmlformats.org/drawingml/2006/main" noChangeAspect="1"/>
+            </wp:cNvGraphicFramePr>
+            <a:graphic xmlns:a="http://schemas.openxmlformats.org/drawingml/2006/main">
+              <a:graphicData uri="http://schemas.openxmlformats.org/drawingml/2006/picture">
+                <pic:pic xmlns:pic="http://schemas.openxmlformats.org/drawingml/2006/picture">
+                  <pic:nvPicPr>
+                    <pic:cNvPr id="1" name=""/>
+                    <pic:cNvPicPr/>
+                  </pic:nvPicPr>
+                  <pic:blipFill>
+                    <a:blip r:embed="rId28"/>
+                    <a:stretch>
+                      <a:fillRect/>
+                    </a:stretch>
+                  </pic:blipFill>
+                  <pic:spPr>
+                    <a:xfrm>
+                      <a:off x="0" y="0"/>
+                      <a:ext cx="4810796" cy="1571844"/>
+                    </a:xfrm>
+                    <a:prstGeom prst="rect">
+                      <a:avLst/>
+                    </a:prstGeom>
+                  </pic:spPr>
+                </pic:pic>
+              </a:graphicData>
+            </a:graphic>
+          </wp:inline>
+        </w:drawing>
+      </w:r>
+    </w:p>
     <w:p/>
+    <w:p>
+      <w:r>
+        <w:t xml:space="preserve">Agente viene inizializzato. Poi imposto </w:t>
+      </w:r>
+      <w:proofErr w:type="spellStart"/>
+      <w:r>
+        <w:t>UpdateRotation</w:t>
+      </w:r>
+      <w:proofErr w:type="spellEnd"/>
+      <w:r>
+        <w:t xml:space="preserve"> a falso per aggiornare l’orientazione dell’agente al dopo. Allo stesso momento, </w:t>
+      </w:r>
+      <w:proofErr w:type="spellStart"/>
+      <w:r>
+        <w:t>updateUpAxis</w:t>
+      </w:r>
+      <w:proofErr w:type="spellEnd"/>
+      <w:r>
+        <w:t xml:space="preserve"> viene disattivato perché a noi non serve l’asse Z.</w:t>
+      </w:r>
+    </w:p>
+    <w:p/>
+    <w:p>
+      <w:r>
+        <w:drawing>
+          <wp:inline distT="0" distB="0" distL="0" distR="0" wp14:anchorId="3E1C22EA" wp14:editId="58743290">
+            <wp:extent cx="4496427" cy="1505160"/>
+            <wp:effectExtent l="0" t="0" r="0" b="0"/>
+            <wp:docPr id="17" name="Immagine 17"/>
+            <wp:cNvGraphicFramePr>
+              <a:graphicFrameLocks xmlns:a="http://schemas.openxmlformats.org/drawingml/2006/main" noChangeAspect="1"/>
+            </wp:cNvGraphicFramePr>
+            <a:graphic xmlns:a="http://schemas.openxmlformats.org/drawingml/2006/main">
+              <a:graphicData uri="http://schemas.openxmlformats.org/drawingml/2006/picture">
+                <pic:pic xmlns:pic="http://schemas.openxmlformats.org/drawingml/2006/picture">
+                  <pic:nvPicPr>
+                    <pic:cNvPr id="1" name=""/>
+                    <pic:cNvPicPr/>
+                  </pic:nvPicPr>
+                  <pic:blipFill>
+                    <a:blip r:embed="rId29"/>
+                    <a:stretch>
+                      <a:fillRect/>
+                    </a:stretch>
+                  </pic:blipFill>
+                  <pic:spPr>
+                    <a:xfrm>
+                      <a:off x="0" y="0"/>
+                      <a:ext cx="4496427" cy="1505160"/>
+                    </a:xfrm>
+                    <a:prstGeom prst="rect">
+                      <a:avLst/>
+                    </a:prstGeom>
+                  </pic:spPr>
+                </pic:pic>
+              </a:graphicData>
+            </a:graphic>
+          </wp:inline>
+        </w:drawing>
+      </w:r>
+    </w:p>
+    <w:p/>
+    <w:p>
+      <w:proofErr w:type="spellStart"/>
+      <w:r>
+        <w:t>SetDestionation</w:t>
+      </w:r>
+      <w:proofErr w:type="spellEnd"/>
+      <w:r>
+        <w:t xml:space="preserve"> è un metodo per impostare o aggiornare la destinazione cosi che innesca il calcolo per il nuovo percorso.</w:t>
+      </w:r>
+    </w:p>
+    <w:p/>
+    <w:p>
+      <w:r>
+        <w:drawing>
+          <wp:inline distT="0" distB="0" distL="0" distR="0" wp14:anchorId="524FBDA0" wp14:editId="3BD935AF">
+            <wp:extent cx="5335325" cy="2057626"/>
+            <wp:effectExtent l="0" t="0" r="0" b="0"/>
+            <wp:docPr id="18" name="Immagine 18"/>
+            <wp:cNvGraphicFramePr>
+              <a:graphicFrameLocks xmlns:a="http://schemas.openxmlformats.org/drawingml/2006/main" noChangeAspect="1"/>
+            </wp:cNvGraphicFramePr>
+            <a:graphic xmlns:a="http://schemas.openxmlformats.org/drawingml/2006/main">
+              <a:graphicData uri="http://schemas.openxmlformats.org/drawingml/2006/picture">
+                <pic:pic xmlns:pic="http://schemas.openxmlformats.org/drawingml/2006/picture">
+                  <pic:nvPicPr>
+                    <pic:cNvPr id="1" name=""/>
+                    <pic:cNvPicPr/>
+                  </pic:nvPicPr>
+                  <pic:blipFill>
+                    <a:blip r:embed="rId30"/>
+                    <a:stretch>
+                      <a:fillRect/>
+                    </a:stretch>
+                  </pic:blipFill>
+                  <pic:spPr>
+                    <a:xfrm>
+                      <a:off x="0" y="0"/>
+                      <a:ext cx="5340760" cy="2059722"/>
+                    </a:xfrm>
+                    <a:prstGeom prst="rect">
+                      <a:avLst/>
+                    </a:prstGeom>
+                  </pic:spPr>
+                </pic:pic>
+              </a:graphicData>
+            </a:graphic>
+          </wp:inline>
+        </w:drawing>
+      </w:r>
+    </w:p>
+    <w:p/>
+    <w:p/>
+    <w:p>
+      <w:r>
+        <w:br w:type="page"/>
+      </w:r>
+    </w:p>
+    <w:p/>
+    <w:p>
+      <w:r>
+        <w:drawing>
+          <wp:inline distT="0" distB="0" distL="0" distR="0" wp14:anchorId="60663EDB" wp14:editId="4D864B2C">
+            <wp:extent cx="3410426" cy="1324160"/>
+            <wp:effectExtent l="0" t="0" r="0" b="9525"/>
+            <wp:docPr id="19" name="Immagine 19"/>
+            <wp:cNvGraphicFramePr>
+              <a:graphicFrameLocks xmlns:a="http://schemas.openxmlformats.org/drawingml/2006/main" noChangeAspect="1"/>
+            </wp:cNvGraphicFramePr>
+            <a:graphic xmlns:a="http://schemas.openxmlformats.org/drawingml/2006/main">
+              <a:graphicData uri="http://schemas.openxmlformats.org/drawingml/2006/picture">
+                <pic:pic xmlns:pic="http://schemas.openxmlformats.org/drawingml/2006/picture">
+                  <pic:nvPicPr>
+                    <pic:cNvPr id="1" name=""/>
+                    <pic:cNvPicPr/>
+                  </pic:nvPicPr>
+                  <pic:blipFill>
+                    <a:blip r:embed="rId31"/>
+                    <a:stretch>
+                      <a:fillRect/>
+                    </a:stretch>
+                  </pic:blipFill>
+                  <pic:spPr>
+                    <a:xfrm>
+                      <a:off x="0" y="0"/>
+                      <a:ext cx="3410426" cy="1324160"/>
+                    </a:xfrm>
+                    <a:prstGeom prst="rect">
+                      <a:avLst/>
+                    </a:prstGeom>
+                  </pic:spPr>
+                </pic:pic>
+              </a:graphicData>
+            </a:graphic>
+          </wp:inline>
+        </w:drawing>
+      </w:r>
+    </w:p>
+    <w:p>
+      <w:r>
+        <w:t xml:space="preserve">Questo componente ha missione di mappare qual è area che sia camminabile e quale no </w:t>
+      </w:r>
+    </w:p>
+    <w:p/>
+    <w:p>
+      <w:r>
+        <w:drawing>
+          <wp:inline distT="0" distB="0" distL="0" distR="0" wp14:anchorId="1D051868" wp14:editId="678616D6">
+            <wp:extent cx="3658111" cy="4248743"/>
+            <wp:effectExtent l="0" t="0" r="0" b="0"/>
+            <wp:docPr id="20" name="Immagine 20"/>
+            <wp:cNvGraphicFramePr>
+              <a:graphicFrameLocks xmlns:a="http://schemas.openxmlformats.org/drawingml/2006/main" noChangeAspect="1"/>
+            </wp:cNvGraphicFramePr>
+            <a:graphic xmlns:a="http://schemas.openxmlformats.org/drawingml/2006/main">
+              <a:graphicData uri="http://schemas.openxmlformats.org/drawingml/2006/picture">
+                <pic:pic xmlns:pic="http://schemas.openxmlformats.org/drawingml/2006/picture">
+                  <pic:nvPicPr>
+                    <pic:cNvPr id="1" name=""/>
+                    <pic:cNvPicPr/>
+                  </pic:nvPicPr>
+                  <pic:blipFill>
+                    <a:blip r:embed="rId32"/>
+                    <a:stretch>
+                      <a:fillRect/>
+                    </a:stretch>
+                  </pic:blipFill>
+                  <pic:spPr>
+                    <a:xfrm>
+                      <a:off x="0" y="0"/>
+                      <a:ext cx="3658111" cy="4248743"/>
+                    </a:xfrm>
+                    <a:prstGeom prst="rect">
+                      <a:avLst/>
+                    </a:prstGeom>
+                  </pic:spPr>
+                </pic:pic>
+              </a:graphicData>
+            </a:graphic>
+          </wp:inline>
+        </w:drawing>
+      </w:r>
+    </w:p>
+    <w:p/>
+    <w:p>
+      <w:proofErr w:type="spellStart"/>
+      <w:r>
+        <w:t>Navigation</w:t>
+      </w:r>
+      <w:proofErr w:type="spellEnd"/>
+      <w:r>
+        <w:t xml:space="preserve"> Surface ha compito definire una specifica area nel gioco dove un </w:t>
+      </w:r>
+      <w:proofErr w:type="spellStart"/>
+      <w:r>
+        <w:t>navigation</w:t>
+      </w:r>
+      <w:proofErr w:type="spellEnd"/>
+      <w:r>
+        <w:t xml:space="preserve"> mesh deve </w:t>
+      </w:r>
+      <w:proofErr w:type="spellStart"/>
+      <w:r>
+        <w:t>esserse</w:t>
+      </w:r>
+      <w:proofErr w:type="spellEnd"/>
+    </w:p>
+    <w:p>
+      <w:r>
+        <w:t>“</w:t>
+      </w:r>
+      <w:proofErr w:type="spellStart"/>
+      <w:proofErr w:type="gramStart"/>
+      <w:r>
+        <w:t>baked</w:t>
+      </w:r>
+      <w:proofErr w:type="spellEnd"/>
+      <w:r>
+        <w:t>”(</w:t>
+      </w:r>
+      <w:proofErr w:type="gramEnd"/>
+      <w:r>
+        <w:t xml:space="preserve">Il </w:t>
+      </w:r>
+      <w:proofErr w:type="spellStart"/>
+      <w:r>
+        <w:rPr>
+          <w:b/>
+          <w:bCs/>
+        </w:rPr>
+        <w:t>bake</w:t>
+      </w:r>
+      <w:proofErr w:type="spellEnd"/>
+      <w:r>
+        <w:rPr>
+          <w:b/>
+          <w:bCs/>
+        </w:rPr>
+        <w:t xml:space="preserve"> della </w:t>
+      </w:r>
+      <w:proofErr w:type="spellStart"/>
+      <w:r>
+        <w:rPr>
+          <w:b/>
+          <w:bCs/>
+        </w:rPr>
+        <w:t>NavMesh</w:t>
+      </w:r>
+      <w:proofErr w:type="spellEnd"/>
+      <w:r>
+        <w:t xml:space="preserve"> è il processo con cui </w:t>
+      </w:r>
+      <w:proofErr w:type="spellStart"/>
+      <w:r>
+        <w:t>Unity</w:t>
+      </w:r>
+      <w:proofErr w:type="spellEnd"/>
+      <w:r>
+        <w:t xml:space="preserve"> </w:t>
+      </w:r>
+      <w:r>
+        <w:rPr>
+          <w:b/>
+          <w:bCs/>
+        </w:rPr>
+        <w:t>calcola e crea automaticamente le zone dove un nemico può camminare</w:t>
+      </w:r>
+      <w:r>
+        <w:t>.</w:t>
+      </w:r>
+      <w:r>
+        <w:t>)</w:t>
+      </w:r>
+    </w:p>
+    <w:p>
+      <w:pPr>
+        <w:rPr>
+          <w:lang w:val="fr-CH"/>
+        </w:rPr>
+      </w:pPr>
+      <w:r>
+        <w:rPr>
+          <w:lang w:val="fr-CH"/>
+        </w:rPr>
+        <w:t xml:space="preserve">Navigation CollectSources2D transforma le </w:t>
+      </w:r>
+      <w:proofErr w:type="spellStart"/>
+      <w:r>
+        <w:rPr>
+          <w:lang w:val="fr-CH"/>
+        </w:rPr>
+        <w:t>assi</w:t>
+      </w:r>
+      <w:proofErr w:type="spellEnd"/>
+      <w:r>
+        <w:rPr>
+          <w:lang w:val="fr-CH"/>
+        </w:rPr>
+        <w:t xml:space="preserve"> per </w:t>
+      </w:r>
+      <w:proofErr w:type="spellStart"/>
+      <w:r>
+        <w:rPr>
+          <w:lang w:val="fr-CH"/>
+        </w:rPr>
+        <w:t>adattare</w:t>
+      </w:r>
+      <w:proofErr w:type="spellEnd"/>
+      <w:r>
+        <w:rPr>
+          <w:lang w:val="fr-CH"/>
+        </w:rPr>
+        <w:t xml:space="preserve"> </w:t>
+      </w:r>
+      <w:proofErr w:type="spellStart"/>
+      <w:r>
+        <w:rPr>
+          <w:lang w:val="fr-CH"/>
+        </w:rPr>
+        <w:t>all’ambiente</w:t>
+      </w:r>
+      <w:proofErr w:type="spellEnd"/>
+      <w:r>
+        <w:rPr>
+          <w:lang w:val="fr-CH"/>
+        </w:rPr>
+        <w:t xml:space="preserve"> di 2D.</w:t>
+      </w:r>
+    </w:p>
+    <w:p>
+      <w:pPr>
+        <w:rPr>
+          <w:u w:val="single"/>
+          <w:lang w:val="fr-CH"/>
+        </w:rPr>
+      </w:pPr>
+    </w:p>
+    <w:p>
+      <w:pPr>
+        <w:rPr>
+          <w:lang w:val="fr-CH"/>
+        </w:rPr>
+      </w:pPr>
+      <w:r>
+        <w:rPr>
+          <w:lang w:val="fr-CH"/>
+        </w:rPr>
+        <w:br w:type="page"/>
+      </w:r>
+    </w:p>
+    <w:p>
+      <w:pPr>
+        <w:rPr>
+          <w:lang w:val="fr-CH"/>
+        </w:rPr>
+      </w:pPr>
+    </w:p>
+    <w:p>
+      <w:pPr>
+        <w:rPr>
+          <w:lang w:val="fr-CH"/>
+        </w:rPr>
+      </w:pPr>
+      <w:r>
+        <w:rPr>
+          <w:lang w:val="fr-CH"/>
+        </w:rPr>
+        <w:drawing>
+          <wp:inline distT="0" distB="0" distL="0" distR="0" wp14:anchorId="7F7B34EC" wp14:editId="34AA4E00">
+            <wp:extent cx="3372321" cy="3762900"/>
+            <wp:effectExtent l="0" t="0" r="0" b="0"/>
+            <wp:docPr id="21" name="Immagine 21"/>
+            <wp:cNvGraphicFramePr>
+              <a:graphicFrameLocks xmlns:a="http://schemas.openxmlformats.org/drawingml/2006/main" noChangeAspect="1"/>
+            </wp:cNvGraphicFramePr>
+            <a:graphic xmlns:a="http://schemas.openxmlformats.org/drawingml/2006/main">
+              <a:graphicData uri="http://schemas.openxmlformats.org/drawingml/2006/picture">
+                <pic:pic xmlns:pic="http://schemas.openxmlformats.org/drawingml/2006/picture">
+                  <pic:nvPicPr>
+                    <pic:cNvPr id="1" name=""/>
+                    <pic:cNvPicPr/>
+                  </pic:nvPicPr>
+                  <pic:blipFill>
+                    <a:blip r:embed="rId33"/>
+                    <a:stretch>
+                      <a:fillRect/>
+                    </a:stretch>
+                  </pic:blipFill>
+                  <pic:spPr>
+                    <a:xfrm>
+                      <a:off x="0" y="0"/>
+                      <a:ext cx="3372321" cy="3762900"/>
+                    </a:xfrm>
+                    <a:prstGeom prst="rect">
+                      <a:avLst/>
+                    </a:prstGeom>
+                  </pic:spPr>
+                </pic:pic>
+              </a:graphicData>
+            </a:graphic>
+          </wp:inline>
+        </w:drawing>
+      </w:r>
+    </w:p>
+    <w:p>
+      <w:pPr>
+        <w:rPr>
+          <w:u w:val="single"/>
+        </w:rPr>
+      </w:pPr>
+      <w:r>
+        <w:t>Calcola automaticamente i percorsi verso una destinazione, guida il personaggio lungo quel percorso ed evita altri ostacoli o agenti in movimento senza bisogno di complessi collider fisici.</w:t>
+      </w:r>
+    </w:p>
     <w:p>
       <w:r>
         <w:br w:type="page"/>
@@ -12245,7 +13297,7 @@
           <w:numId w:val="30"/>
         </w:numPr>
       </w:pPr>
-      <w:hyperlink r:id="rId20" w:history="1">
+      <w:hyperlink r:id="rId34" w:history="1">
         <w:r>
           <w:rPr>
             <w:rStyle w:val="Collegamentoipertestuale"/>
@@ -12268,7 +13320,7 @@
           <w:numId w:val="30"/>
         </w:numPr>
       </w:pPr>
-      <w:hyperlink r:id="rId21" w:history="1">
+      <w:hyperlink r:id="rId35" w:history="1">
         <w:r>
           <w:rPr>
             <w:rStyle w:val="Collegamentoipertestuale"/>
@@ -12460,10 +13512,10 @@
       </w:pPr>
     </w:p>
     <w:sectPr>
-      <w:headerReference w:type="default" r:id="rId22"/>
-      <w:footerReference w:type="default" r:id="rId23"/>
-      <w:headerReference w:type="first" r:id="rId24"/>
-      <w:footerReference w:type="first" r:id="rId25"/>
+      <w:headerReference w:type="default" r:id="rId36"/>
+      <w:footerReference w:type="default" r:id="rId37"/>
+      <w:headerReference w:type="first" r:id="rId38"/>
+      <w:footerReference w:type="first" r:id="rId39"/>
       <w:pgSz w:w="11906" w:h="16838"/>
       <w:pgMar w:top="1985" w:right="1134" w:bottom="1418" w:left="1134" w:header="567" w:footer="567" w:gutter="0"/>
       <w:pgNumType w:start="1"/>
@@ -14773,6 +15825,155 @@
     </w:lvl>
   </w:abstractNum>
   <w:abstractNum w:abstractNumId="11" w15:restartNumberingAfterBreak="0">
+    <w:nsid w:val="2B41079E"/>
+    <w:multiLevelType w:val="multilevel"/>
+    <w:tmpl w:val="D2B2AC50"/>
+    <w:lvl w:ilvl="0">
+      <w:start w:val="1"/>
+      <w:numFmt w:val="bullet"/>
+      <w:lvlText w:val=""/>
+      <w:lvlJc w:val="left"/>
+      <w:pPr>
+        <w:tabs>
+          <w:tab w:val="num" w:pos="720"/>
+        </w:tabs>
+        <w:ind w:left="720" w:hanging="360"/>
+      </w:pPr>
+      <w:rPr>
+        <w:rFonts w:ascii="Symbol" w:hAnsi="Symbol" w:hint="default"/>
+        <w:sz w:val="20"/>
+      </w:rPr>
+    </w:lvl>
+    <w:lvl w:ilvl="1" w:tentative="1">
+      <w:start w:val="1"/>
+      <w:numFmt w:val="bullet"/>
+      <w:lvlText w:val="o"/>
+      <w:lvlJc w:val="left"/>
+      <w:pPr>
+        <w:tabs>
+          <w:tab w:val="num" w:pos="1440"/>
+        </w:tabs>
+        <w:ind w:left="1440" w:hanging="360"/>
+      </w:pPr>
+      <w:rPr>
+        <w:rFonts w:ascii="Courier New" w:hAnsi="Courier New" w:hint="default"/>
+        <w:sz w:val="20"/>
+      </w:rPr>
+    </w:lvl>
+    <w:lvl w:ilvl="2" w:tentative="1">
+      <w:start w:val="1"/>
+      <w:numFmt w:val="bullet"/>
+      <w:lvlText w:val=""/>
+      <w:lvlJc w:val="left"/>
+      <w:pPr>
+        <w:tabs>
+          <w:tab w:val="num" w:pos="2160"/>
+        </w:tabs>
+        <w:ind w:left="2160" w:hanging="360"/>
+      </w:pPr>
+      <w:rPr>
+        <w:rFonts w:ascii="Wingdings" w:hAnsi="Wingdings" w:hint="default"/>
+        <w:sz w:val="20"/>
+      </w:rPr>
+    </w:lvl>
+    <w:lvl w:ilvl="3" w:tentative="1">
+      <w:start w:val="1"/>
+      <w:numFmt w:val="bullet"/>
+      <w:lvlText w:val=""/>
+      <w:lvlJc w:val="left"/>
+      <w:pPr>
+        <w:tabs>
+          <w:tab w:val="num" w:pos="2880"/>
+        </w:tabs>
+        <w:ind w:left="2880" w:hanging="360"/>
+      </w:pPr>
+      <w:rPr>
+        <w:rFonts w:ascii="Wingdings" w:hAnsi="Wingdings" w:hint="default"/>
+        <w:sz w:val="20"/>
+      </w:rPr>
+    </w:lvl>
+    <w:lvl w:ilvl="4" w:tentative="1">
+      <w:start w:val="1"/>
+      <w:numFmt w:val="bullet"/>
+      <w:lvlText w:val=""/>
+      <w:lvlJc w:val="left"/>
+      <w:pPr>
+        <w:tabs>
+          <w:tab w:val="num" w:pos="3600"/>
+        </w:tabs>
+        <w:ind w:left="3600" w:hanging="360"/>
+      </w:pPr>
+      <w:rPr>
+        <w:rFonts w:ascii="Wingdings" w:hAnsi="Wingdings" w:hint="default"/>
+        <w:sz w:val="20"/>
+      </w:rPr>
+    </w:lvl>
+    <w:lvl w:ilvl="5" w:tentative="1">
+      <w:start w:val="1"/>
+      <w:numFmt w:val="bullet"/>
+      <w:lvlText w:val=""/>
+      <w:lvlJc w:val="left"/>
+      <w:pPr>
+        <w:tabs>
+          <w:tab w:val="num" w:pos="4320"/>
+        </w:tabs>
+        <w:ind w:left="4320" w:hanging="360"/>
+      </w:pPr>
+      <w:rPr>
+        <w:rFonts w:ascii="Wingdings" w:hAnsi="Wingdings" w:hint="default"/>
+        <w:sz w:val="20"/>
+      </w:rPr>
+    </w:lvl>
+    <w:lvl w:ilvl="6" w:tentative="1">
+      <w:start w:val="1"/>
+      <w:numFmt w:val="bullet"/>
+      <w:lvlText w:val=""/>
+      <w:lvlJc w:val="left"/>
+      <w:pPr>
+        <w:tabs>
+          <w:tab w:val="num" w:pos="5040"/>
+        </w:tabs>
+        <w:ind w:left="5040" w:hanging="360"/>
+      </w:pPr>
+      <w:rPr>
+        <w:rFonts w:ascii="Wingdings" w:hAnsi="Wingdings" w:hint="default"/>
+        <w:sz w:val="20"/>
+      </w:rPr>
+    </w:lvl>
+    <w:lvl w:ilvl="7" w:tentative="1">
+      <w:start w:val="1"/>
+      <w:numFmt w:val="bullet"/>
+      <w:lvlText w:val=""/>
+      <w:lvlJc w:val="left"/>
+      <w:pPr>
+        <w:tabs>
+          <w:tab w:val="num" w:pos="5760"/>
+        </w:tabs>
+        <w:ind w:left="5760" w:hanging="360"/>
+      </w:pPr>
+      <w:rPr>
+        <w:rFonts w:ascii="Wingdings" w:hAnsi="Wingdings" w:hint="default"/>
+        <w:sz w:val="20"/>
+      </w:rPr>
+    </w:lvl>
+    <w:lvl w:ilvl="8" w:tentative="1">
+      <w:start w:val="1"/>
+      <w:numFmt w:val="bullet"/>
+      <w:lvlText w:val=""/>
+      <w:lvlJc w:val="left"/>
+      <w:pPr>
+        <w:tabs>
+          <w:tab w:val="num" w:pos="6480"/>
+        </w:tabs>
+        <w:ind w:left="6480" w:hanging="360"/>
+      </w:pPr>
+      <w:rPr>
+        <w:rFonts w:ascii="Wingdings" w:hAnsi="Wingdings" w:hint="default"/>
+        <w:sz w:val="20"/>
+      </w:rPr>
+    </w:lvl>
+  </w:abstractNum>
+  <w:abstractNum w:abstractNumId="12" w15:restartNumberingAfterBreak="0">
     <w:nsid w:val="300A3E9C"/>
     <w:multiLevelType w:val="hybridMultilevel"/>
     <w:tmpl w:val="589A7EC2"/>
@@ -14885,7 +16086,7 @@
       </w:rPr>
     </w:lvl>
   </w:abstractNum>
-  <w:abstractNum w:abstractNumId="12" w15:restartNumberingAfterBreak="0">
+  <w:abstractNum w:abstractNumId="13" w15:restartNumberingAfterBreak="0">
     <w:nsid w:val="30AB4773"/>
     <w:multiLevelType w:val="hybridMultilevel"/>
     <w:tmpl w:val="0E40E930"/>
@@ -14998,7 +16199,7 @@
       </w:rPr>
     </w:lvl>
   </w:abstractNum>
-  <w:abstractNum w:abstractNumId="13" w15:restartNumberingAfterBreak="0">
+  <w:abstractNum w:abstractNumId="14" w15:restartNumberingAfterBreak="0">
     <w:nsid w:val="3FC662AA"/>
     <w:multiLevelType w:val="hybridMultilevel"/>
     <w:tmpl w:val="B55E87AA"/>
@@ -15111,7 +16312,7 @@
       </w:rPr>
     </w:lvl>
   </w:abstractNum>
-  <w:abstractNum w:abstractNumId="14" w15:restartNumberingAfterBreak="0">
+  <w:abstractNum w:abstractNumId="15" w15:restartNumberingAfterBreak="0">
     <w:nsid w:val="524D0B1D"/>
     <w:multiLevelType w:val="hybridMultilevel"/>
     <w:tmpl w:val="2EE2FFB2"/>
@@ -15224,7 +16425,7 @@
       </w:rPr>
     </w:lvl>
   </w:abstractNum>
-  <w:abstractNum w:abstractNumId="15" w15:restartNumberingAfterBreak="0">
+  <w:abstractNum w:abstractNumId="16" w15:restartNumberingAfterBreak="0">
     <w:nsid w:val="53CA209B"/>
     <w:multiLevelType w:val="hybridMultilevel"/>
     <w:tmpl w:val="2C041E6A"/>
@@ -15337,7 +16538,7 @@
       </w:rPr>
     </w:lvl>
   </w:abstractNum>
-  <w:abstractNum w:abstractNumId="16" w15:restartNumberingAfterBreak="0">
+  <w:abstractNum w:abstractNumId="17" w15:restartNumberingAfterBreak="0">
     <w:nsid w:val="54E51902"/>
     <w:multiLevelType w:val="hybridMultilevel"/>
     <w:tmpl w:val="38D818D6"/>
@@ -15450,7 +16651,7 @@
       </w:rPr>
     </w:lvl>
   </w:abstractNum>
-  <w:abstractNum w:abstractNumId="17" w15:restartNumberingAfterBreak="0">
+  <w:abstractNum w:abstractNumId="18" w15:restartNumberingAfterBreak="0">
     <w:nsid w:val="57C86EE7"/>
     <w:multiLevelType w:val="multilevel"/>
     <w:tmpl w:val="4DE6CDEC"/>
@@ -15599,7 +16800,7 @@
       </w:rPr>
     </w:lvl>
   </w:abstractNum>
-  <w:abstractNum w:abstractNumId="18" w15:restartNumberingAfterBreak="0">
+  <w:abstractNum w:abstractNumId="19" w15:restartNumberingAfterBreak="0">
     <w:nsid w:val="652809B9"/>
     <w:multiLevelType w:val="hybridMultilevel"/>
     <w:tmpl w:val="C10EC632"/>
@@ -15712,7 +16913,7 @@
       </w:rPr>
     </w:lvl>
   </w:abstractNum>
-  <w:abstractNum w:abstractNumId="19" w15:restartNumberingAfterBreak="0">
+  <w:abstractNum w:abstractNumId="20" w15:restartNumberingAfterBreak="0">
     <w:nsid w:val="66871ECE"/>
     <w:multiLevelType w:val="hybridMultilevel"/>
     <w:tmpl w:val="7F74FC56"/>
@@ -15828,7 +17029,7 @@
       </w:pPr>
     </w:lvl>
   </w:abstractNum>
-  <w:abstractNum w:abstractNumId="20" w15:restartNumberingAfterBreak="0">
+  <w:abstractNum w:abstractNumId="21" w15:restartNumberingAfterBreak="0">
     <w:nsid w:val="6ABE5228"/>
     <w:multiLevelType w:val="hybridMultilevel"/>
     <w:tmpl w:val="089EE6D8"/>
@@ -15944,7 +17145,7 @@
       </w:pPr>
     </w:lvl>
   </w:abstractNum>
-  <w:abstractNum w:abstractNumId="21" w15:restartNumberingAfterBreak="0">
+  <w:abstractNum w:abstractNumId="22" w15:restartNumberingAfterBreak="0">
     <w:nsid w:val="6C1D7334"/>
     <w:multiLevelType w:val="hybridMultilevel"/>
     <w:tmpl w:val="7F20929C"/>
@@ -16060,7 +17261,7 @@
       </w:pPr>
     </w:lvl>
   </w:abstractNum>
-  <w:abstractNum w:abstractNumId="22" w15:restartNumberingAfterBreak="0">
+  <w:abstractNum w:abstractNumId="23" w15:restartNumberingAfterBreak="0">
     <w:nsid w:val="72904C79"/>
     <w:multiLevelType w:val="hybridMultilevel"/>
     <w:tmpl w:val="EB328896"/>
@@ -16200,7 +17401,7 @@
       </w:rPr>
     </w:lvl>
   </w:abstractNum>
-  <w:abstractNum w:abstractNumId="23" w15:restartNumberingAfterBreak="0">
+  <w:abstractNum w:abstractNumId="24" w15:restartNumberingAfterBreak="0">
     <w:nsid w:val="7ACC392C"/>
     <w:multiLevelType w:val="hybridMultilevel"/>
     <w:tmpl w:val="F282F7F0"/>
@@ -16340,7 +17541,7 @@
       </w:rPr>
     </w:lvl>
   </w:abstractNum>
-  <w:abstractNum w:abstractNumId="24" w15:restartNumberingAfterBreak="0">
+  <w:abstractNum w:abstractNumId="25" w15:restartNumberingAfterBreak="0">
     <w:nsid w:val="7CD54937"/>
     <w:multiLevelType w:val="hybridMultilevel"/>
     <w:tmpl w:val="1AB0305A"/>
@@ -16481,10 +17682,10 @@
     </w:lvl>
   </w:abstractNum>
   <w:num w:numId="1" w16cid:durableId="92288090">
-    <w:abstractNumId w:val="12"/>
+    <w:abstractNumId w:val="13"/>
   </w:num>
   <w:num w:numId="2" w16cid:durableId="341593984">
-    <w:abstractNumId w:val="17"/>
+    <w:abstractNumId w:val="18"/>
   </w:num>
   <w:num w:numId="3" w16cid:durableId="1198274717">
     <w:abstractNumId w:val="3"/>
@@ -16499,22 +17700,22 @@
     <w:abstractNumId w:val="4"/>
   </w:num>
   <w:num w:numId="7" w16cid:durableId="748890138">
-    <w:abstractNumId w:val="19"/>
+    <w:abstractNumId w:val="20"/>
   </w:num>
   <w:num w:numId="8" w16cid:durableId="1472333470">
     <w:abstractNumId w:val="9"/>
   </w:num>
   <w:num w:numId="9" w16cid:durableId="275262047">
-    <w:abstractNumId w:val="20"/>
+    <w:abstractNumId w:val="21"/>
   </w:num>
   <w:num w:numId="10" w16cid:durableId="45028862">
     <w:abstractNumId w:val="0"/>
   </w:num>
   <w:num w:numId="11" w16cid:durableId="1599216226">
-    <w:abstractNumId w:val="22"/>
+    <w:abstractNumId w:val="23"/>
   </w:num>
   <w:num w:numId="12" w16cid:durableId="577709266">
-    <w:abstractNumId w:val="23"/>
+    <w:abstractNumId w:val="24"/>
   </w:num>
   <w:num w:numId="13" w16cid:durableId="573317473">
     <w:abstractNumId w:val="6"/>
@@ -16523,61 +17724,64 @@
     <w:abstractNumId w:val="2"/>
   </w:num>
   <w:num w:numId="15" w16cid:durableId="850224855">
-    <w:abstractNumId w:val="24"/>
+    <w:abstractNumId w:val="25"/>
   </w:num>
   <w:num w:numId="16" w16cid:durableId="33313151">
     <w:abstractNumId w:val="7"/>
   </w:num>
   <w:num w:numId="17" w16cid:durableId="1896312137">
+    <w:abstractNumId w:val="18"/>
+  </w:num>
+  <w:num w:numId="18" w16cid:durableId="1676301043">
+    <w:abstractNumId w:val="22"/>
+  </w:num>
+  <w:num w:numId="19" w16cid:durableId="1046371605">
+    <w:abstractNumId w:val="18"/>
+  </w:num>
+  <w:num w:numId="20" w16cid:durableId="1298757354">
+    <w:abstractNumId w:val="18"/>
+  </w:num>
+  <w:num w:numId="21" w16cid:durableId="1342973297">
+    <w:abstractNumId w:val="18"/>
+  </w:num>
+  <w:num w:numId="22" w16cid:durableId="1356154453">
+    <w:abstractNumId w:val="18"/>
+  </w:num>
+  <w:num w:numId="23" w16cid:durableId="759374338">
+    <w:abstractNumId w:val="18"/>
+  </w:num>
+  <w:num w:numId="24" w16cid:durableId="605189939">
+    <w:abstractNumId w:val="19"/>
+  </w:num>
+  <w:num w:numId="25" w16cid:durableId="877081835">
+    <w:abstractNumId w:val="18"/>
+  </w:num>
+  <w:num w:numId="26" w16cid:durableId="2054962729">
+    <w:abstractNumId w:val="18"/>
+  </w:num>
+  <w:num w:numId="27" w16cid:durableId="965354349">
     <w:abstractNumId w:val="17"/>
   </w:num>
-  <w:num w:numId="18" w16cid:durableId="1676301043">
-    <w:abstractNumId w:val="21"/>
-  </w:num>
-  <w:num w:numId="19" w16cid:durableId="1046371605">
-    <w:abstractNumId w:val="17"/>
-  </w:num>
-  <w:num w:numId="20" w16cid:durableId="1298757354">
-    <w:abstractNumId w:val="17"/>
-  </w:num>
-  <w:num w:numId="21" w16cid:durableId="1342973297">
-    <w:abstractNumId w:val="17"/>
-  </w:num>
-  <w:num w:numId="22" w16cid:durableId="1356154453">
-    <w:abstractNumId w:val="17"/>
-  </w:num>
-  <w:num w:numId="23" w16cid:durableId="759374338">
-    <w:abstractNumId w:val="17"/>
-  </w:num>
-  <w:num w:numId="24" w16cid:durableId="605189939">
-    <w:abstractNumId w:val="18"/>
-  </w:num>
-  <w:num w:numId="25" w16cid:durableId="877081835">
-    <w:abstractNumId w:val="17"/>
-  </w:num>
-  <w:num w:numId="26" w16cid:durableId="2054962729">
-    <w:abstractNumId w:val="17"/>
-  </w:num>
-  <w:num w:numId="27" w16cid:durableId="965354349">
-    <w:abstractNumId w:val="16"/>
-  </w:num>
   <w:num w:numId="28" w16cid:durableId="1250966446">
-    <w:abstractNumId w:val="13"/>
+    <w:abstractNumId w:val="14"/>
   </w:num>
   <w:num w:numId="29" w16cid:durableId="754788743">
-    <w:abstractNumId w:val="14"/>
+    <w:abstractNumId w:val="15"/>
   </w:num>
   <w:num w:numId="30" w16cid:durableId="1255825591">
     <w:abstractNumId w:val="10"/>
   </w:num>
   <w:num w:numId="31" w16cid:durableId="205799589">
-    <w:abstractNumId w:val="11"/>
+    <w:abstractNumId w:val="12"/>
   </w:num>
   <w:num w:numId="32" w16cid:durableId="41222771">
     <w:abstractNumId w:val="5"/>
   </w:num>
   <w:num w:numId="33" w16cid:durableId="507407355">
-    <w:abstractNumId w:val="15"/>
+    <w:abstractNumId w:val="16"/>
+  </w:num>
+  <w:num w:numId="34" w16cid:durableId="247883706">
+    <w:abstractNumId w:val="11"/>
   </w:num>
   <w:numIdMacAtCleanup w:val="14"/>
 </w:numbering>
@@ -17179,7 +18383,6 @@
   <w:style w:type="character" w:default="1" w:styleId="Carpredefinitoparagrafo">
     <w:name w:val="Default Paragraph Font"/>
     <w:uiPriority w:val="1"/>
-    <w:semiHidden/>
     <w:unhideWhenUsed/>
   </w:style>
   <w:style w:type="table" w:default="1" w:styleId="Tabellanormale">
@@ -17536,6 +18739,19 @@
       <w:shd w:val="clear" w:color="auto" w:fill="E1DFDD"/>
     </w:rPr>
   </w:style>
+  <w:style w:type="paragraph" w:styleId="NormaleWeb">
+    <w:name w:val="Normal (Web)"/>
+    <w:basedOn w:val="Normale"/>
+    <w:uiPriority w:val="99"/>
+    <w:semiHidden/>
+    <w:unhideWhenUsed/>
+    <w:rsid w:val="008A7A05"/>
+    <w:rPr>
+      <w:rFonts w:ascii="Times New Roman" w:hAnsi="Times New Roman"/>
+      <w:sz w:val="24"/>
+      <w:szCs w:val="24"/>
+    </w:rPr>
+  </w:style>
 </w:styles>
 </file>
 

--- a/3_Documentazione/Documentazione SlimeAndGuns.docx
+++ b/3_Documentazione/Documentazione SlimeAndGuns.docx
@@ -9212,7 +9212,7 @@
         <w:pStyle w:val="Titolo2"/>
       </w:pPr>
       <w:r>
-        <w:t>Gestione pistola e spari</w:t>
+        <w:t xml:space="preserve">Movimento del personaggio </w:t>
       </w:r>
     </w:p>
     <w:p>
@@ -9225,7 +9225,7 @@
         <w:rPr>
           <w:lang w:val="it-IT"/>
         </w:rPr>
-        <w:t>Il movimento eseguito dal giocatore viene impostato nella funzione Update nello script del Game Object della pistola</w:t>
+        <w:t>Il movimento del personaggio viene definito nel proprio script.</w:t>
       </w:r>
     </w:p>
     <w:p>
@@ -9238,47 +9238,27 @@
         <w:rPr>
           <w:lang w:val="it-IT"/>
         </w:rPr>
-        <w:t>Per il movimento della pistola viene utilizzato il mouse come mirino, esso definisce la direzione</w:t>
-      </w:r>
-      <w:r>
-        <w:rPr>
-          <w:lang w:val="it-IT"/>
-        </w:rPr>
-        <w:t>.</w:t>
-      </w:r>
-    </w:p>
-    <w:p>
-      <w:pPr>
-        <w:rPr>
-          <w:lang w:val="it-IT"/>
-        </w:rPr>
-      </w:pPr>
-      <w:r>
-        <w:rPr>
-          <w:noProof/>
-          <w:lang w:val="it-IT"/>
-        </w:rPr>
         <w:drawing>
-          <wp:anchor distT="0" distB="0" distL="114300" distR="114300" simplePos="0" relativeHeight="251661312" behindDoc="0" locked="0" layoutInCell="1" allowOverlap="1" wp14:anchorId="5C69A18C" wp14:editId="3C90FFE0">
+          <wp:anchor distT="0" distB="0" distL="114300" distR="114300" simplePos="0" relativeHeight="251670528" behindDoc="0" locked="0" layoutInCell="1" allowOverlap="1" wp14:anchorId="26B84183" wp14:editId="55D2A152">
             <wp:simplePos x="0" y="0"/>
             <wp:positionH relativeFrom="margin">
-              <wp:align>left</wp:align>
+              <wp:align>right</wp:align>
             </wp:positionH>
             <wp:positionV relativeFrom="paragraph">
-              <wp:posOffset>66675</wp:posOffset>
+              <wp:posOffset>15284</wp:posOffset>
             </wp:positionV>
-            <wp:extent cx="5238750" cy="3310255"/>
-            <wp:effectExtent l="0" t="0" r="0" b="4445"/>
+            <wp:extent cx="2647950" cy="626745"/>
+            <wp:effectExtent l="0" t="0" r="0" b="1905"/>
             <wp:wrapThrough wrapText="bothSides">
               <wp:wrapPolygon edited="0">
                 <wp:start x="0" y="0"/>
-                <wp:lineTo x="0" y="21505"/>
-                <wp:lineTo x="21521" y="21505"/>
-                <wp:lineTo x="21521" y="0"/>
+                <wp:lineTo x="0" y="21009"/>
+                <wp:lineTo x="21445" y="21009"/>
+                <wp:lineTo x="21445" y="0"/>
                 <wp:lineTo x="0" y="0"/>
               </wp:wrapPolygon>
             </wp:wrapThrough>
-            <wp:docPr id="8" name="Immagine 8"/>
+            <wp:docPr id="23" name="Immagine 23"/>
             <wp:cNvGraphicFramePr>
               <a:graphicFrameLocks xmlns:a="http://schemas.openxmlformats.org/drawingml/2006/main" noChangeAspect="1"/>
             </wp:cNvGraphicFramePr>
@@ -9289,7 +9269,7 @@
                     <pic:cNvPr id="1" name=""/>
                     <pic:cNvPicPr/>
                   </pic:nvPicPr>
-                  <pic:blipFill rotWithShape="1">
+                  <pic:blipFill>
                     <a:blip r:embed="rId14">
                       <a:extLst>
                         <a:ext uri="{28A0092B-C50C-407E-A947-70E740481C1C}">
@@ -9297,25 +9277,18 @@
                         </a:ext>
                       </a:extLst>
                     </a:blip>
-                    <a:srcRect r="3701" b="45007"/>
-                    <a:stretch/>
+                    <a:stretch>
+                      <a:fillRect/>
+                    </a:stretch>
                   </pic:blipFill>
-                  <pic:spPr bwMode="auto">
+                  <pic:spPr>
                     <a:xfrm>
                       <a:off x="0" y="0"/>
-                      <a:ext cx="5238750" cy="3310255"/>
+                      <a:ext cx="2647950" cy="626745"/>
                     </a:xfrm>
                     <a:prstGeom prst="rect">
                       <a:avLst/>
                     </a:prstGeom>
-                    <a:ln>
-                      <a:noFill/>
-                    </a:ln>
-                    <a:extLst>
-                      <a:ext uri="{53640926-AAD7-44D8-BBD7-CCE9431645EC}">
-                        <a14:shadowObscured xmlns:a14="http://schemas.microsoft.com/office/drawing/2010/main"/>
-                      </a:ext>
-                    </a:extLst>
                   </pic:spPr>
                 </pic:pic>
               </a:graphicData>
@@ -9329,41 +9302,40 @@
           </wp:anchor>
         </w:drawing>
       </w:r>
-    </w:p>
-    <w:p>
-      <w:pPr>
+      <w:r>
         <w:rPr>
           <w:lang w:val="it-IT"/>
         </w:rPr>
-      </w:pPr>
-    </w:p>
-    <w:p>
-      <w:pPr>
+        <w:t xml:space="preserve">Iniziando con l’istanza del proprio </w:t>
+      </w:r>
+      <w:proofErr w:type="spellStart"/>
+      <w:r>
         <w:rPr>
           <w:lang w:val="it-IT"/>
         </w:rPr>
-      </w:pPr>
-    </w:p>
-    <w:p>
-      <w:pPr>
+        <w:t>rigidbody</w:t>
+      </w:r>
+      <w:proofErr w:type="spellEnd"/>
+      <w:r>
         <w:rPr>
           <w:lang w:val="it-IT"/>
         </w:rPr>
-      </w:pPr>
-    </w:p>
-    <w:p>
-      <w:pPr>
+        <w:t xml:space="preserve"> e </w:t>
+      </w:r>
+      <w:proofErr w:type="spellStart"/>
+      <w:r>
         <w:rPr>
           <w:lang w:val="it-IT"/>
         </w:rPr>
-      </w:pPr>
-    </w:p>
-    <w:p>
-      <w:pPr>
+        <w:t>spriteRenderer</w:t>
+      </w:r>
+      <w:proofErr w:type="spellEnd"/>
+      <w:r>
         <w:rPr>
           <w:lang w:val="it-IT"/>
         </w:rPr>
-      </w:pPr>
+        <w:t>.</w:t>
+      </w:r>
     </w:p>
     <w:p>
       <w:pPr>
@@ -9392,13 +9364,12 @@
           <w:lang w:val="it-IT"/>
         </w:rPr>
       </w:pPr>
-    </w:p>
-    <w:p>
-      <w:pPr>
+      <w:r>
         <w:rPr>
           <w:lang w:val="it-IT"/>
         </w:rPr>
-      </w:pPr>
+        <w:t>Dopodiché nell’update inizia leggendo l’input dei tasti WASD, e impostare la direzione.</w:t>
+      </w:r>
     </w:p>
     <w:p>
       <w:pPr>
@@ -9406,13 +9377,68 @@
           <w:lang w:val="it-IT"/>
         </w:rPr>
       </w:pPr>
-    </w:p>
-    <w:p>
-      <w:pPr>
+      <w:r>
         <w:rPr>
           <w:lang w:val="it-IT"/>
         </w:rPr>
-      </w:pPr>
+        <w:drawing>
+          <wp:anchor distT="0" distB="0" distL="114300" distR="114300" simplePos="0" relativeHeight="251671552" behindDoc="0" locked="0" layoutInCell="1" allowOverlap="1" wp14:anchorId="33C33951" wp14:editId="7B4EC205">
+            <wp:simplePos x="0" y="0"/>
+            <wp:positionH relativeFrom="margin">
+              <wp:align>right</wp:align>
+            </wp:positionH>
+            <wp:positionV relativeFrom="paragraph">
+              <wp:posOffset>95693</wp:posOffset>
+            </wp:positionV>
+            <wp:extent cx="4827181" cy="1878281"/>
+            <wp:effectExtent l="0" t="0" r="0" b="8255"/>
+            <wp:wrapThrough wrapText="bothSides">
+              <wp:wrapPolygon edited="0">
+                <wp:start x="0" y="0"/>
+                <wp:lineTo x="0" y="21476"/>
+                <wp:lineTo x="21483" y="21476"/>
+                <wp:lineTo x="21483" y="0"/>
+                <wp:lineTo x="0" y="0"/>
+              </wp:wrapPolygon>
+            </wp:wrapThrough>
+            <wp:docPr id="24" name="Immagine 24"/>
+            <wp:cNvGraphicFramePr>
+              <a:graphicFrameLocks xmlns:a="http://schemas.openxmlformats.org/drawingml/2006/main" noChangeAspect="1"/>
+            </wp:cNvGraphicFramePr>
+            <a:graphic xmlns:a="http://schemas.openxmlformats.org/drawingml/2006/main">
+              <a:graphicData uri="http://schemas.openxmlformats.org/drawingml/2006/picture">
+                <pic:pic xmlns:pic="http://schemas.openxmlformats.org/drawingml/2006/picture">
+                  <pic:nvPicPr>
+                    <pic:cNvPr id="1" name=""/>
+                    <pic:cNvPicPr/>
+                  </pic:nvPicPr>
+                  <pic:blipFill>
+                    <a:blip r:embed="rId15">
+                      <a:extLst>
+                        <a:ext uri="{28A0092B-C50C-407E-A947-70E740481C1C}">
+                          <a14:useLocalDpi xmlns:a14="http://schemas.microsoft.com/office/drawing/2010/main" val="0"/>
+                        </a:ext>
+                      </a:extLst>
+                    </a:blip>
+                    <a:stretch>
+                      <a:fillRect/>
+                    </a:stretch>
+                  </pic:blipFill>
+                  <pic:spPr>
+                    <a:xfrm>
+                      <a:off x="0" y="0"/>
+                      <a:ext cx="4827181" cy="1878281"/>
+                    </a:xfrm>
+                    <a:prstGeom prst="rect">
+                      <a:avLst/>
+                    </a:prstGeom>
+                  </pic:spPr>
+                </pic:pic>
+              </a:graphicData>
+            </a:graphic>
+          </wp:anchor>
+        </w:drawing>
+      </w:r>
     </w:p>
     <w:p>
       <w:pPr>
@@ -9421,26 +9447,58 @@
         </w:rPr>
       </w:pPr>
     </w:p>
+    <w:p/>
+    <w:p/>
+    <w:p/>
+    <w:p/>
+    <w:p/>
+    <w:p/>
+    <w:p/>
+    <w:p/>
+    <w:p/>
+    <w:p/>
+    <w:p/>
+    <w:p/>
+    <w:p>
+      <w:r>
+        <w:t>Poi cambia le Sprite a seconda del movimento e la direzione del mouse</w:t>
+      </w:r>
+    </w:p>
+    <w:p/>
+    <w:p/>
+    <w:p/>
+    <w:p>
+      <w:r>
+        <w:br w:type="page"/>
+      </w:r>
+    </w:p>
+    <w:p/>
+    <w:p>
+      <w:pPr>
+        <w:pStyle w:val="Titolo2"/>
+      </w:pPr>
+      <w:r>
+        <w:t>Gestione pistola e spari</w:t>
+      </w:r>
+    </w:p>
     <w:p>
       <w:pPr>
         <w:rPr>
           <w:lang w:val="it-IT"/>
         </w:rPr>
       </w:pPr>
-    </w:p>
-    <w:p>
-      <w:pPr>
+      <w:r>
         <w:rPr>
           <w:lang w:val="it-IT"/>
         </w:rPr>
-      </w:pPr>
-    </w:p>
-    <w:p>
-      <w:pPr>
+        <w:t>Il movimento eseguito dal giocatore viene impostato nella funzione Update nello script del Game Object della pistola</w:t>
+      </w:r>
+      <w:r>
         <w:rPr>
           <w:lang w:val="it-IT"/>
         </w:rPr>
-      </w:pPr>
+        <w:t>.</w:t>
+      </w:r>
     </w:p>
     <w:p>
       <w:pPr>
@@ -9448,27 +9506,24 @@
           <w:lang w:val="it-IT"/>
         </w:rPr>
       </w:pPr>
-    </w:p>
-    <w:p>
-      <w:pPr>
+      <w:r>
         <w:rPr>
           <w:lang w:val="it-IT"/>
         </w:rPr>
-      </w:pPr>
-    </w:p>
-    <w:p>
-      <w:pPr>
+        <w:t>Per il movimento della pistola viene utilizzato il mouse come mirino, esso definisce la direzione</w:t>
+      </w:r>
+      <w:r>
         <w:rPr>
           <w:lang w:val="it-IT"/>
         </w:rPr>
-      </w:pPr>
-    </w:p>
-    <w:p>
-      <w:pPr>
+        <w:t xml:space="preserve"> e posizione (destra o sinistra dal personaggio)</w:t>
+      </w:r>
+      <w:r>
         <w:rPr>
           <w:lang w:val="it-IT"/>
         </w:rPr>
-      </w:pPr>
+        <w:t>.</w:t>
+      </w:r>
     </w:p>
     <w:p>
       <w:pPr>
@@ -9476,13 +9531,74 @@
           <w:lang w:val="it-IT"/>
         </w:rPr>
       </w:pPr>
-    </w:p>
-    <w:p>
-      <w:pPr>
+      <w:r>
         <w:rPr>
           <w:lang w:val="it-IT"/>
         </w:rPr>
-      </w:pPr>
+        <w:drawing>
+          <wp:anchor distT="0" distB="0" distL="114300" distR="114300" simplePos="0" relativeHeight="251669504" behindDoc="0" locked="0" layoutInCell="1" allowOverlap="1" wp14:anchorId="05291604" wp14:editId="705C0AE7">
+            <wp:simplePos x="0" y="0"/>
+            <wp:positionH relativeFrom="margin">
+              <wp:align>left</wp:align>
+            </wp:positionH>
+            <wp:positionV relativeFrom="paragraph">
+              <wp:posOffset>38100</wp:posOffset>
+            </wp:positionV>
+            <wp:extent cx="5667375" cy="3944620"/>
+            <wp:effectExtent l="0" t="0" r="9525" b="0"/>
+            <wp:wrapThrough wrapText="bothSides">
+              <wp:wrapPolygon edited="0">
+                <wp:start x="0" y="0"/>
+                <wp:lineTo x="0" y="21489"/>
+                <wp:lineTo x="21564" y="21489"/>
+                <wp:lineTo x="21564" y="0"/>
+                <wp:lineTo x="0" y="0"/>
+              </wp:wrapPolygon>
+            </wp:wrapThrough>
+            <wp:docPr id="22" name="Immagine 22"/>
+            <wp:cNvGraphicFramePr>
+              <a:graphicFrameLocks xmlns:a="http://schemas.openxmlformats.org/drawingml/2006/main" noChangeAspect="1"/>
+            </wp:cNvGraphicFramePr>
+            <a:graphic xmlns:a="http://schemas.openxmlformats.org/drawingml/2006/main">
+              <a:graphicData uri="http://schemas.openxmlformats.org/drawingml/2006/picture">
+                <pic:pic xmlns:pic="http://schemas.openxmlformats.org/drawingml/2006/picture">
+                  <pic:nvPicPr>
+                    <pic:cNvPr id="1" name=""/>
+                    <pic:cNvPicPr/>
+                  </pic:nvPicPr>
+                  <pic:blipFill>
+                    <a:blip r:embed="rId16">
+                      <a:extLst>
+                        <a:ext uri="{28A0092B-C50C-407E-A947-70E740481C1C}">
+                          <a14:useLocalDpi xmlns:a14="http://schemas.microsoft.com/office/drawing/2010/main" val="0"/>
+                        </a:ext>
+                      </a:extLst>
+                    </a:blip>
+                    <a:stretch>
+                      <a:fillRect/>
+                    </a:stretch>
+                  </pic:blipFill>
+                  <pic:spPr>
+                    <a:xfrm>
+                      <a:off x="0" y="0"/>
+                      <a:ext cx="5667375" cy="3944620"/>
+                    </a:xfrm>
+                    <a:prstGeom prst="rect">
+                      <a:avLst/>
+                    </a:prstGeom>
+                  </pic:spPr>
+                </pic:pic>
+              </a:graphicData>
+            </a:graphic>
+            <wp14:sizeRelH relativeFrom="margin">
+              <wp14:pctWidth>0</wp14:pctWidth>
+            </wp14:sizeRelH>
+            <wp14:sizeRelV relativeFrom="margin">
+              <wp14:pctHeight>0</wp14:pctHeight>
+            </wp14:sizeRelV>
+          </wp:anchor>
+        </w:drawing>
+      </w:r>
     </w:p>
     <w:p>
       <w:pPr>
@@ -9497,10 +9613,192 @@
           <w:lang w:val="it-IT"/>
         </w:rPr>
       </w:pPr>
-      <w:r>
+    </w:p>
+    <w:p>
+      <w:pPr>
         <w:rPr>
           <w:lang w:val="it-IT"/>
         </w:rPr>
+      </w:pPr>
+    </w:p>
+    <w:p>
+      <w:pPr>
+        <w:rPr>
+          <w:lang w:val="it-IT"/>
+        </w:rPr>
+      </w:pPr>
+    </w:p>
+    <w:p>
+      <w:pPr>
+        <w:rPr>
+          <w:lang w:val="it-IT"/>
+        </w:rPr>
+      </w:pPr>
+    </w:p>
+    <w:p>
+      <w:pPr>
+        <w:rPr>
+          <w:lang w:val="it-IT"/>
+        </w:rPr>
+      </w:pPr>
+    </w:p>
+    <w:p>
+      <w:pPr>
+        <w:rPr>
+          <w:lang w:val="it-IT"/>
+        </w:rPr>
+      </w:pPr>
+    </w:p>
+    <w:p>
+      <w:pPr>
+        <w:rPr>
+          <w:lang w:val="it-IT"/>
+        </w:rPr>
+      </w:pPr>
+    </w:p>
+    <w:p>
+      <w:pPr>
+        <w:rPr>
+          <w:lang w:val="it-IT"/>
+        </w:rPr>
+      </w:pPr>
+    </w:p>
+    <w:p>
+      <w:pPr>
+        <w:rPr>
+          <w:lang w:val="it-IT"/>
+        </w:rPr>
+      </w:pPr>
+    </w:p>
+    <w:p>
+      <w:pPr>
+        <w:rPr>
+          <w:lang w:val="it-IT"/>
+        </w:rPr>
+      </w:pPr>
+    </w:p>
+    <w:p>
+      <w:pPr>
+        <w:rPr>
+          <w:lang w:val="it-IT"/>
+        </w:rPr>
+      </w:pPr>
+    </w:p>
+    <w:p>
+      <w:pPr>
+        <w:rPr>
+          <w:lang w:val="it-IT"/>
+        </w:rPr>
+      </w:pPr>
+    </w:p>
+    <w:p>
+      <w:pPr>
+        <w:rPr>
+          <w:lang w:val="it-IT"/>
+        </w:rPr>
+      </w:pPr>
+    </w:p>
+    <w:p>
+      <w:pPr>
+        <w:rPr>
+          <w:lang w:val="it-IT"/>
+        </w:rPr>
+      </w:pPr>
+    </w:p>
+    <w:p>
+      <w:pPr>
+        <w:rPr>
+          <w:lang w:val="it-IT"/>
+        </w:rPr>
+      </w:pPr>
+    </w:p>
+    <w:p>
+      <w:pPr>
+        <w:rPr>
+          <w:lang w:val="it-IT"/>
+        </w:rPr>
+      </w:pPr>
+    </w:p>
+    <w:p>
+      <w:pPr>
+        <w:rPr>
+          <w:lang w:val="it-IT"/>
+        </w:rPr>
+      </w:pPr>
+    </w:p>
+    <w:p>
+      <w:pPr>
+        <w:rPr>
+          <w:lang w:val="it-IT"/>
+        </w:rPr>
+      </w:pPr>
+    </w:p>
+    <w:p>
+      <w:pPr>
+        <w:rPr>
+          <w:lang w:val="it-IT"/>
+        </w:rPr>
+      </w:pPr>
+    </w:p>
+    <w:p>
+      <w:pPr>
+        <w:rPr>
+          <w:lang w:val="it-IT"/>
+        </w:rPr>
+      </w:pPr>
+    </w:p>
+    <w:p>
+      <w:pPr>
+        <w:rPr>
+          <w:lang w:val="it-IT"/>
+        </w:rPr>
+      </w:pPr>
+    </w:p>
+    <w:p>
+      <w:pPr>
+        <w:rPr>
+          <w:lang w:val="it-IT"/>
+        </w:rPr>
+      </w:pPr>
+    </w:p>
+    <w:p>
+      <w:pPr>
+        <w:rPr>
+          <w:lang w:val="it-IT"/>
+        </w:rPr>
+      </w:pPr>
+    </w:p>
+    <w:p>
+      <w:pPr>
+        <w:rPr>
+          <w:lang w:val="it-IT"/>
+        </w:rPr>
+      </w:pPr>
+    </w:p>
+    <w:p>
+      <w:pPr>
+        <w:rPr>
+          <w:lang w:val="it-IT"/>
+        </w:rPr>
+      </w:pPr>
+    </w:p>
+    <w:p>
+      <w:pPr>
+        <w:rPr>
+          <w:lang w:val="it-IT"/>
+        </w:rPr>
+      </w:pPr>
+    </w:p>
+    <w:p>
+      <w:pPr>
+        <w:rPr>
+          <w:lang w:val="it-IT"/>
+        </w:rPr>
+      </w:pPr>
+      <w:r>
+        <w:rPr>
+          <w:lang w:val="it-IT"/>
+        </w:rPr>
         <w:t>Poi viene definita la rotazione della Sprite della pistola (sennò la rotazione non funziona correttamente).</w:t>
       </w:r>
     </w:p>
@@ -9511,9 +9809,9 @@
           <w:noProof/>
         </w:rPr>
         <w:drawing>
-          <wp:inline distT="0" distB="0" distL="0" distR="0" wp14:anchorId="689D85F0" wp14:editId="6F852848">
-            <wp:extent cx="4733925" cy="2698706"/>
-            <wp:effectExtent l="0" t="0" r="0" b="6985"/>
+          <wp:inline distT="0" distB="0" distL="0" distR="0" wp14:anchorId="689D85F0" wp14:editId="07E91879">
+            <wp:extent cx="3809480" cy="2171700"/>
+            <wp:effectExtent l="0" t="0" r="635" b="0"/>
             <wp:docPr id="9" name="Immagine 9"/>
             <wp:cNvGraphicFramePr>
               <a:graphicFrameLocks xmlns:a="http://schemas.openxmlformats.org/drawingml/2006/main" noChangeAspect="1"/>
@@ -9526,14 +9824,14 @@
                     <pic:cNvPicPr/>
                   </pic:nvPicPr>
                   <pic:blipFill rotWithShape="1">
-                    <a:blip r:embed="rId15"/>
+                    <a:blip r:embed="rId17"/>
                     <a:srcRect r="13312"/>
                     <a:stretch/>
                   </pic:blipFill>
                   <pic:spPr bwMode="auto">
                     <a:xfrm>
                       <a:off x="0" y="0"/>
-                      <a:ext cx="4743119" cy="2703947"/>
+                      <a:ext cx="3820661" cy="2178074"/>
                     </a:xfrm>
                     <a:prstGeom prst="rect">
                       <a:avLst/>
@@ -9620,7 +9918,7 @@
                     <pic:cNvPicPr/>
                   </pic:nvPicPr>
                   <pic:blipFill rotWithShape="1">
-                    <a:blip r:embed="rId16">
+                    <a:blip r:embed="rId18">
                       <a:extLst>
                         <a:ext uri="{28A0092B-C50C-407E-A947-70E740481C1C}">
                           <a14:useLocalDpi xmlns:a14="http://schemas.microsoft.com/office/drawing/2010/main" val="0"/>
@@ -9725,7 +10023,7 @@
                     <pic:cNvPicPr/>
                   </pic:nvPicPr>
                   <pic:blipFill rotWithShape="1">
-                    <a:blip r:embed="rId17">
+                    <a:blip r:embed="rId19">
                       <a:extLst>
                         <a:ext uri="{28A0092B-C50C-407E-A947-70E740481C1C}">
                           <a14:useLocalDpi xmlns:a14="http://schemas.microsoft.com/office/drawing/2010/main" val="0"/>
@@ -9836,7 +10134,7 @@
           <w:noProof/>
         </w:rPr>
         <w:drawing>
-          <wp:anchor distT="0" distB="0" distL="114300" distR="114300" simplePos="0" relativeHeight="251664384" behindDoc="0" locked="0" layoutInCell="1" allowOverlap="1" wp14:anchorId="2D9E7E74" wp14:editId="373A47D8">
+          <wp:anchor distT="0" distB="0" distL="114300" distR="114300" simplePos="0" relativeHeight="251664384" behindDoc="0" locked="0" layoutInCell="1" allowOverlap="1" wp14:anchorId="2D9E7E74" wp14:editId="42C65A85">
             <wp:simplePos x="0" y="0"/>
             <wp:positionH relativeFrom="margin">
               <wp:align>right</wp:align>
@@ -9867,7 +10165,7 @@
                     <pic:cNvPicPr/>
                   </pic:nvPicPr>
                   <pic:blipFill>
-                    <a:blip r:embed="rId18">
+                    <a:blip r:embed="rId20">
                       <a:extLst>
                         <a:ext uri="{28A0092B-C50C-407E-A947-70E740481C1C}">
                           <a14:useLocalDpi xmlns:a14="http://schemas.microsoft.com/office/drawing/2010/main" val="0"/>
@@ -9899,35 +10197,27 @@
           </wp:anchor>
         </w:drawing>
       </w:r>
-    </w:p>
-    <w:p/>
-    <w:p/>
-    <w:p/>
-    <w:p/>
-    <w:p/>
-    <w:p/>
-    <w:p>
-      <w:r>
+      <w:r>
+        <w:t xml:space="preserve">In conclusione bisogna anche </w:t>
+      </w:r>
+      <w:r>
+        <w:t>inserire l’interazione del nemico dopo essere sparato:</w:t>
+      </w:r>
+    </w:p>
+    <w:p>
+      <w:r>
+        <w:rPr>
+          <w:noProof/>
+        </w:rPr>
         <w:lastRenderedPageBreak/>
-        <w:t xml:space="preserve">In conclusione bisogna anche </w:t>
-      </w:r>
-      <w:r>
-        <w:t>inserire l’interazione del nemico dopo essere sparato:</w:t>
-      </w:r>
-    </w:p>
-    <w:p>
-      <w:r>
-        <w:rPr>
-          <w:noProof/>
-        </w:rPr>
         <w:drawing>
-          <wp:anchor distT="0" distB="0" distL="114300" distR="114300" simplePos="0" relativeHeight="251665408" behindDoc="0" locked="0" layoutInCell="1" allowOverlap="1" wp14:anchorId="2EBA9A1A" wp14:editId="7060A6D4">
+          <wp:anchor distT="0" distB="0" distL="114300" distR="114300" simplePos="0" relativeHeight="251665408" behindDoc="0" locked="0" layoutInCell="1" allowOverlap="1" wp14:anchorId="2EBA9A1A" wp14:editId="7620CE4B">
             <wp:simplePos x="0" y="0"/>
             <wp:positionH relativeFrom="margin">
-              <wp:align>center</wp:align>
+              <wp:align>left</wp:align>
             </wp:positionH>
             <wp:positionV relativeFrom="paragraph">
-              <wp:posOffset>294433</wp:posOffset>
+              <wp:posOffset>224790</wp:posOffset>
             </wp:positionV>
             <wp:extent cx="6038850" cy="3235960"/>
             <wp:effectExtent l="0" t="0" r="0" b="2540"/>
@@ -9952,7 +10242,7 @@
                     <pic:cNvPicPr/>
                   </pic:nvPicPr>
                   <pic:blipFill>
-                    <a:blip r:embed="rId19">
+                    <a:blip r:embed="rId21">
                       <a:extLst>
                         <a:ext uri="{28A0092B-C50C-407E-A947-70E740481C1C}">
                           <a14:useLocalDpi xmlns:a14="http://schemas.microsoft.com/office/drawing/2010/main" val="0"/>
@@ -9988,7 +10278,6 @@
         <w:br/>
       </w:r>
     </w:p>
-    <w:p/>
     <w:p>
       <w:r>
         <w:t>Implementando nello script del nemico il metodo richiamato dal proiettile, per definire dopo quanti spari muoiono, e anche il processo di coloramento del nemico.</w:t>
@@ -10084,7 +10373,7 @@
         </w:rPr>
         <w:t>maglia di navigazione</w:t>
       </w:r>
-      <w:hyperlink r:id="rId20" w:anchor="cite_note-1" w:history="1">
+      <w:hyperlink r:id="rId22" w:anchor="cite_note-1" w:history="1">
         <w:r>
           <w:rPr>
             <w:rStyle w:val="Collegamentoipertestuale"/>
@@ -10098,7 +10387,7 @@
       <w:r>
         <w:t xml:space="preserve">) è una </w:t>
       </w:r>
-      <w:hyperlink r:id="rId21" w:tooltip="Struttura dati" w:history="1">
+      <w:hyperlink r:id="rId23" w:tooltip="Struttura dati" w:history="1">
         <w:r>
           <w:rPr>
             <w:rStyle w:val="Collegamentoipertestuale"/>
@@ -10109,7 +10398,7 @@
       <w:r>
         <w:t xml:space="preserve"> </w:t>
       </w:r>
-      <w:hyperlink r:id="rId22" w:tooltip="Tipo di dato astratto" w:history="1">
+      <w:hyperlink r:id="rId24" w:tooltip="Tipo di dato astratto" w:history="1">
         <w:r>
           <w:rPr>
             <w:rStyle w:val="Collegamentoipertestuale"/>
@@ -10120,7 +10409,7 @@
       <w:r>
         <w:t xml:space="preserve"> usata nel campo dell'</w:t>
       </w:r>
-      <w:hyperlink r:id="rId23" w:tooltip="Intelligenza artificiale" w:history="1">
+      <w:hyperlink r:id="rId25" w:tooltip="Intelligenza artificiale" w:history="1">
         <w:r>
           <w:rPr>
             <w:rStyle w:val="Collegamentoipertestuale"/>
@@ -10131,7 +10420,7 @@
       <w:r>
         <w:t xml:space="preserve"> che può essere applicata ad una qualsiasi </w:t>
       </w:r>
-      <w:hyperlink r:id="rId24" w:tooltip="Mesh poligonale" w:history="1">
+      <w:hyperlink r:id="rId26" w:tooltip="Mesh poligonale" w:history="1">
         <w:r>
           <w:rPr>
             <w:rStyle w:val="Collegamentoipertestuale"/>
@@ -10142,7 +10431,7 @@
       <w:r>
         <w:t xml:space="preserve"> al fine di produrre attraverso un </w:t>
       </w:r>
-      <w:hyperlink r:id="rId25" w:tooltip="Algoritmo di ricerca" w:history="1">
+      <w:hyperlink r:id="rId27" w:tooltip="Algoritmo di ricerca" w:history="1">
         <w:r>
           <w:rPr>
             <w:rStyle w:val="Collegamentoipertestuale"/>
@@ -10187,7 +10476,7 @@
         </w:rPr>
         <w:t xml:space="preserve">(citato dal </w:t>
       </w:r>
-      <w:hyperlink r:id="rId26" w:history="1">
+      <w:hyperlink r:id="rId28" w:history="1">
         <w:r>
           <w:rPr>
             <w:rStyle w:val="Collegamentoipertestuale"/>
@@ -10387,7 +10676,7 @@
                     </pic:cNvPicPr>
                   </pic:nvPicPr>
                   <pic:blipFill>
-                    <a:blip r:embed="rId27">
+                    <a:blip r:embed="rId29">
                       <a:extLst>
                         <a:ext uri="{28A0092B-C50C-407E-A947-70E740481C1C}">
                           <a14:useLocalDpi xmlns:a14="http://schemas.microsoft.com/office/drawing/2010/main" val="0"/>
@@ -10440,10 +10729,7 @@
         <w:t>B:</w:t>
       </w:r>
       <w:r>
-        <w:t xml:space="preserve"> </w:t>
-      </w:r>
-      <w:r>
-        <w:t>Inizia a esplorare i poligoni vicini (connessioni tra triangoli).</w:t>
+        <w:t xml:space="preserve"> Inizia a esplorare i poligoni vicini (connessioni tra triangoli).</w:t>
       </w:r>
       <w:r>
         <w:br/>
@@ -10455,10 +10741,7 @@
         <w:t>C:</w:t>
       </w:r>
       <w:r>
-        <w:t xml:space="preserve"> </w:t>
-      </w:r>
-      <w:r>
-        <w:t>Trova un percorso possibile (linea blu + rossa), ma non è il più corto.</w:t>
+        <w:t xml:space="preserve"> Trova un percorso possibile (linea blu + rossa), ma non è il più corto.</w:t>
       </w:r>
     </w:p>
     <w:p>
@@ -10466,10 +10749,7 @@
         <w:t>D:</w:t>
       </w:r>
       <w:r>
-        <w:t xml:space="preserve"> </w:t>
-      </w:r>
-      <w:r>
-        <w:t xml:space="preserve">Prova un’alternativa passando da altri vertici della </w:t>
+        <w:t xml:space="preserve"> Prova un’alternativa passando da altri vertici della </w:t>
       </w:r>
       <w:proofErr w:type="spellStart"/>
       <w:r>
@@ -10505,10 +10785,7 @@
         <w:t>F:</w:t>
       </w:r>
       <w:r>
-        <w:t xml:space="preserve"> </w:t>
-      </w:r>
-      <w:r>
-        <w:t>Trova un percorso migliore ma ancora non ottimale (c’è un punto “!” dove può migliorare).</w:t>
+        <w:t xml:space="preserve"> Trova un percorso migliore ma ancora non ottimale (c’è un punto “!” dove può migliorare).</w:t>
       </w:r>
     </w:p>
     <w:p>
@@ -10599,125 +10876,15 @@
     </w:p>
     <w:p>
       <w:r>
+        <w:rPr>
+          <w:noProof/>
+        </w:rPr>
         <w:lastRenderedPageBreak/>
         <w:drawing>
           <wp:inline distT="0" distB="0" distL="0" distR="0" wp14:anchorId="081B398F" wp14:editId="177BE078">
             <wp:extent cx="4810796" cy="1571844"/>
             <wp:effectExtent l="0" t="0" r="8890" b="9525"/>
             <wp:docPr id="16" name="Immagine 16"/>
-            <wp:cNvGraphicFramePr>
-              <a:graphicFrameLocks xmlns:a="http://schemas.openxmlformats.org/drawingml/2006/main" noChangeAspect="1"/>
-            </wp:cNvGraphicFramePr>
-            <a:graphic xmlns:a="http://schemas.openxmlformats.org/drawingml/2006/main">
-              <a:graphicData uri="http://schemas.openxmlformats.org/drawingml/2006/picture">
-                <pic:pic xmlns:pic="http://schemas.openxmlformats.org/drawingml/2006/picture">
-                  <pic:nvPicPr>
-                    <pic:cNvPr id="1" name=""/>
-                    <pic:cNvPicPr/>
-                  </pic:nvPicPr>
-                  <pic:blipFill>
-                    <a:blip r:embed="rId28"/>
-                    <a:stretch>
-                      <a:fillRect/>
-                    </a:stretch>
-                  </pic:blipFill>
-                  <pic:spPr>
-                    <a:xfrm>
-                      <a:off x="0" y="0"/>
-                      <a:ext cx="4810796" cy="1571844"/>
-                    </a:xfrm>
-                    <a:prstGeom prst="rect">
-                      <a:avLst/>
-                    </a:prstGeom>
-                  </pic:spPr>
-                </pic:pic>
-              </a:graphicData>
-            </a:graphic>
-          </wp:inline>
-        </w:drawing>
-      </w:r>
-    </w:p>
-    <w:p/>
-    <w:p>
-      <w:r>
-        <w:t xml:space="preserve">Agente viene inizializzato. Poi imposto </w:t>
-      </w:r>
-      <w:proofErr w:type="spellStart"/>
-      <w:r>
-        <w:t>UpdateRotation</w:t>
-      </w:r>
-      <w:proofErr w:type="spellEnd"/>
-      <w:r>
-        <w:t xml:space="preserve"> a falso per aggiornare l’orientazione dell’agente al dopo. Allo stesso momento, </w:t>
-      </w:r>
-      <w:proofErr w:type="spellStart"/>
-      <w:r>
-        <w:t>updateUpAxis</w:t>
-      </w:r>
-      <w:proofErr w:type="spellEnd"/>
-      <w:r>
-        <w:t xml:space="preserve"> viene disattivato perché a noi non serve l’asse Z.</w:t>
-      </w:r>
-    </w:p>
-    <w:p/>
-    <w:p>
-      <w:r>
-        <w:drawing>
-          <wp:inline distT="0" distB="0" distL="0" distR="0" wp14:anchorId="3E1C22EA" wp14:editId="58743290">
-            <wp:extent cx="4496427" cy="1505160"/>
-            <wp:effectExtent l="0" t="0" r="0" b="0"/>
-            <wp:docPr id="17" name="Immagine 17"/>
-            <wp:cNvGraphicFramePr>
-              <a:graphicFrameLocks xmlns:a="http://schemas.openxmlformats.org/drawingml/2006/main" noChangeAspect="1"/>
-            </wp:cNvGraphicFramePr>
-            <a:graphic xmlns:a="http://schemas.openxmlformats.org/drawingml/2006/main">
-              <a:graphicData uri="http://schemas.openxmlformats.org/drawingml/2006/picture">
-                <pic:pic xmlns:pic="http://schemas.openxmlformats.org/drawingml/2006/picture">
-                  <pic:nvPicPr>
-                    <pic:cNvPr id="1" name=""/>
-                    <pic:cNvPicPr/>
-                  </pic:nvPicPr>
-                  <pic:blipFill>
-                    <a:blip r:embed="rId29"/>
-                    <a:stretch>
-                      <a:fillRect/>
-                    </a:stretch>
-                  </pic:blipFill>
-                  <pic:spPr>
-                    <a:xfrm>
-                      <a:off x="0" y="0"/>
-                      <a:ext cx="4496427" cy="1505160"/>
-                    </a:xfrm>
-                    <a:prstGeom prst="rect">
-                      <a:avLst/>
-                    </a:prstGeom>
-                  </pic:spPr>
-                </pic:pic>
-              </a:graphicData>
-            </a:graphic>
-          </wp:inline>
-        </w:drawing>
-      </w:r>
-    </w:p>
-    <w:p/>
-    <w:p>
-      <w:proofErr w:type="spellStart"/>
-      <w:r>
-        <w:t>SetDestionation</w:t>
-      </w:r>
-      <w:proofErr w:type="spellEnd"/>
-      <w:r>
-        <w:t xml:space="preserve"> è un metodo per impostare o aggiornare la destinazione cosi che innesca il calcolo per il nuovo percorso.</w:t>
-      </w:r>
-    </w:p>
-    <w:p/>
-    <w:p>
-      <w:r>
-        <w:drawing>
-          <wp:inline distT="0" distB="0" distL="0" distR="0" wp14:anchorId="524FBDA0" wp14:editId="3BD935AF">
-            <wp:extent cx="5335325" cy="2057626"/>
-            <wp:effectExtent l="0" t="0" r="0" b="0"/>
-            <wp:docPr id="18" name="Immagine 18"/>
             <wp:cNvGraphicFramePr>
               <a:graphicFrameLocks xmlns:a="http://schemas.openxmlformats.org/drawingml/2006/main" noChangeAspect="1"/>
             </wp:cNvGraphicFramePr>
@@ -10737,7 +10904,7 @@
                   <pic:spPr>
                     <a:xfrm>
                       <a:off x="0" y="0"/>
-                      <a:ext cx="5340760" cy="2059722"/>
+                      <a:ext cx="4810796" cy="1571844"/>
                     </a:xfrm>
                     <a:prstGeom prst="rect">
                       <a:avLst/>
@@ -10751,20 +10918,38 @@
       </w:r>
     </w:p>
     <w:p/>
+    <w:p>
+      <w:r>
+        <w:t xml:space="preserve">Agente viene inizializzato. Poi imposto </w:t>
+      </w:r>
+      <w:proofErr w:type="spellStart"/>
+      <w:r>
+        <w:t>UpdateRotation</w:t>
+      </w:r>
+      <w:proofErr w:type="spellEnd"/>
+      <w:r>
+        <w:t xml:space="preserve"> a falso per aggiornare l’orientazione dell’agente al dopo. Allo stesso momento, </w:t>
+      </w:r>
+      <w:proofErr w:type="spellStart"/>
+      <w:r>
+        <w:t>updateUpAxis</w:t>
+      </w:r>
+      <w:proofErr w:type="spellEnd"/>
+      <w:r>
+        <w:t xml:space="preserve"> viene disattivato perché a noi non serve l’asse Z.</w:t>
+      </w:r>
+    </w:p>
     <w:p/>
     <w:p>
       <w:r>
-        <w:br w:type="page"/>
-      </w:r>
-    </w:p>
-    <w:p/>
-    <w:p>
-      <w:r>
+        <w:rPr>
+          <w:noProof/>
+        </w:rPr>
         <w:drawing>
-          <wp:inline distT="0" distB="0" distL="0" distR="0" wp14:anchorId="60663EDB" wp14:editId="4D864B2C">
-            <wp:extent cx="3410426" cy="1324160"/>
-            <wp:effectExtent l="0" t="0" r="0" b="9525"/>
-            <wp:docPr id="19" name="Immagine 19"/>
+          <wp:inline distT="0" distB="0" distL="0" distR="0" wp14:anchorId="3E1C22EA" wp14:editId="58743290">
+            <wp:extent cx="4496427" cy="1505160"/>
+            <wp:effectExtent l="0" t="0" r="0" b="0"/>
+            <wp:docPr id="17" name="Immagine 17"/>
             <wp:cNvGraphicFramePr>
               <a:graphicFrameLocks xmlns:a="http://schemas.openxmlformats.org/drawingml/2006/main" noChangeAspect="1"/>
             </wp:cNvGraphicFramePr>
@@ -10784,7 +10969,7 @@
                   <pic:spPr>
                     <a:xfrm>
                       <a:off x="0" y="0"/>
-                      <a:ext cx="3410426" cy="1324160"/>
+                      <a:ext cx="4496427" cy="1505160"/>
                     </a:xfrm>
                     <a:prstGeom prst="rect">
                       <a:avLst/>
@@ -10797,19 +10982,28 @@
         </w:drawing>
       </w:r>
     </w:p>
-    <w:p>
-      <w:r>
-        <w:t xml:space="preserve">Questo componente ha missione di mappare qual è area che sia camminabile e quale no </w:t>
-      </w:r>
-    </w:p>
     <w:p/>
     <w:p>
-      <w:r>
+      <w:proofErr w:type="spellStart"/>
+      <w:r>
+        <w:t>SetDestionation</w:t>
+      </w:r>
+      <w:proofErr w:type="spellEnd"/>
+      <w:r>
+        <w:t xml:space="preserve"> è un metodo per impostare o aggiornare la destinazione cosi che innesca il calcolo per il nuovo percorso.</w:t>
+      </w:r>
+    </w:p>
+    <w:p/>
+    <w:p>
+      <w:r>
+        <w:rPr>
+          <w:noProof/>
+        </w:rPr>
         <w:drawing>
-          <wp:inline distT="0" distB="0" distL="0" distR="0" wp14:anchorId="1D051868" wp14:editId="678616D6">
-            <wp:extent cx="3658111" cy="4248743"/>
+          <wp:inline distT="0" distB="0" distL="0" distR="0" wp14:anchorId="524FBDA0" wp14:editId="3BD935AF">
+            <wp:extent cx="5335325" cy="2057626"/>
             <wp:effectExtent l="0" t="0" r="0" b="0"/>
-            <wp:docPr id="20" name="Immagine 20"/>
+            <wp:docPr id="18" name="Immagine 18"/>
             <wp:cNvGraphicFramePr>
               <a:graphicFrameLocks xmlns:a="http://schemas.openxmlformats.org/drawingml/2006/main" noChangeAspect="1"/>
             </wp:cNvGraphicFramePr>
@@ -10829,6 +11023,104 @@
                   <pic:spPr>
                     <a:xfrm>
                       <a:off x="0" y="0"/>
+                      <a:ext cx="5340760" cy="2059722"/>
+                    </a:xfrm>
+                    <a:prstGeom prst="rect">
+                      <a:avLst/>
+                    </a:prstGeom>
+                  </pic:spPr>
+                </pic:pic>
+              </a:graphicData>
+            </a:graphic>
+          </wp:inline>
+        </w:drawing>
+      </w:r>
+    </w:p>
+    <w:p/>
+    <w:p/>
+    <w:p>
+      <w:r>
+        <w:br w:type="page"/>
+      </w:r>
+    </w:p>
+    <w:p/>
+    <w:p>
+      <w:r>
+        <w:rPr>
+          <w:noProof/>
+        </w:rPr>
+        <w:drawing>
+          <wp:inline distT="0" distB="0" distL="0" distR="0" wp14:anchorId="60663EDB" wp14:editId="4D864B2C">
+            <wp:extent cx="3410426" cy="1324160"/>
+            <wp:effectExtent l="0" t="0" r="0" b="9525"/>
+            <wp:docPr id="19" name="Immagine 19"/>
+            <wp:cNvGraphicFramePr>
+              <a:graphicFrameLocks xmlns:a="http://schemas.openxmlformats.org/drawingml/2006/main" noChangeAspect="1"/>
+            </wp:cNvGraphicFramePr>
+            <a:graphic xmlns:a="http://schemas.openxmlformats.org/drawingml/2006/main">
+              <a:graphicData uri="http://schemas.openxmlformats.org/drawingml/2006/picture">
+                <pic:pic xmlns:pic="http://schemas.openxmlformats.org/drawingml/2006/picture">
+                  <pic:nvPicPr>
+                    <pic:cNvPr id="1" name=""/>
+                    <pic:cNvPicPr/>
+                  </pic:nvPicPr>
+                  <pic:blipFill>
+                    <a:blip r:embed="rId33"/>
+                    <a:stretch>
+                      <a:fillRect/>
+                    </a:stretch>
+                  </pic:blipFill>
+                  <pic:spPr>
+                    <a:xfrm>
+                      <a:off x="0" y="0"/>
+                      <a:ext cx="3410426" cy="1324160"/>
+                    </a:xfrm>
+                    <a:prstGeom prst="rect">
+                      <a:avLst/>
+                    </a:prstGeom>
+                  </pic:spPr>
+                </pic:pic>
+              </a:graphicData>
+            </a:graphic>
+          </wp:inline>
+        </w:drawing>
+      </w:r>
+    </w:p>
+    <w:p>
+      <w:r>
+        <w:t xml:space="preserve">Questo componente ha missione di mappare qual è area che sia camminabile e quale no </w:t>
+      </w:r>
+    </w:p>
+    <w:p/>
+    <w:p>
+      <w:r>
+        <w:rPr>
+          <w:noProof/>
+        </w:rPr>
+        <w:drawing>
+          <wp:inline distT="0" distB="0" distL="0" distR="0" wp14:anchorId="1D051868" wp14:editId="678616D6">
+            <wp:extent cx="3658111" cy="4248743"/>
+            <wp:effectExtent l="0" t="0" r="0" b="0"/>
+            <wp:docPr id="20" name="Immagine 20"/>
+            <wp:cNvGraphicFramePr>
+              <a:graphicFrameLocks xmlns:a="http://schemas.openxmlformats.org/drawingml/2006/main" noChangeAspect="1"/>
+            </wp:cNvGraphicFramePr>
+            <a:graphic xmlns:a="http://schemas.openxmlformats.org/drawingml/2006/main">
+              <a:graphicData uri="http://schemas.openxmlformats.org/drawingml/2006/picture">
+                <pic:pic xmlns:pic="http://schemas.openxmlformats.org/drawingml/2006/picture">
+                  <pic:nvPicPr>
+                    <pic:cNvPr id="1" name=""/>
+                    <pic:cNvPicPr/>
+                  </pic:nvPicPr>
+                  <pic:blipFill>
+                    <a:blip r:embed="rId34"/>
+                    <a:stretch>
+                      <a:fillRect/>
+                    </a:stretch>
+                  </pic:blipFill>
+                  <pic:spPr>
+                    <a:xfrm>
+                      <a:off x="0" y="0"/>
                       <a:ext cx="3658111" cy="4248743"/>
                     </a:xfrm>
                     <a:prstGeom prst="rect">
@@ -11024,6 +11316,7 @@
       </w:pPr>
       <w:r>
         <w:rPr>
+          <w:noProof/>
           <w:lang w:val="fr-CH"/>
         </w:rPr>
         <w:drawing>
@@ -11042,7 +11335,7 @@
                     <pic:cNvPicPr/>
                   </pic:nvPicPr>
                   <pic:blipFill>
-                    <a:blip r:embed="rId33"/>
+                    <a:blip r:embed="rId35"/>
                     <a:stretch>
                       <a:fillRect/>
                     </a:stretch>
@@ -13297,7 +13590,7 @@
           <w:numId w:val="30"/>
         </w:numPr>
       </w:pPr>
-      <w:hyperlink r:id="rId34" w:history="1">
+      <w:hyperlink r:id="rId36" w:history="1">
         <w:r>
           <w:rPr>
             <w:rStyle w:val="Collegamentoipertestuale"/>
@@ -13320,7 +13613,7 @@
           <w:numId w:val="30"/>
         </w:numPr>
       </w:pPr>
-      <w:hyperlink r:id="rId35" w:history="1">
+      <w:hyperlink r:id="rId37" w:history="1">
         <w:r>
           <w:rPr>
             <w:rStyle w:val="Collegamentoipertestuale"/>
@@ -13512,10 +13805,10 @@
       </w:pPr>
     </w:p>
     <w:sectPr>
-      <w:headerReference w:type="default" r:id="rId36"/>
-      <w:footerReference w:type="default" r:id="rId37"/>
-      <w:headerReference w:type="first" r:id="rId38"/>
-      <w:footerReference w:type="first" r:id="rId39"/>
+      <w:headerReference w:type="default" r:id="rId38"/>
+      <w:footerReference w:type="default" r:id="rId39"/>
+      <w:headerReference w:type="first" r:id="rId40"/>
+      <w:footerReference w:type="first" r:id="rId41"/>
       <w:pgSz w:w="11906" w:h="16838"/>
       <w:pgMar w:top="1985" w:right="1134" w:bottom="1418" w:left="1134" w:header="567" w:footer="567" w:gutter="0"/>
       <w:pgNumType w:start="1"/>
@@ -18383,6 +18676,7 @@
   <w:style w:type="character" w:default="1" w:styleId="Carpredefinitoparagrafo">
     <w:name w:val="Default Paragraph Font"/>
     <w:uiPriority w:val="1"/>
+    <w:semiHidden/>
     <w:unhideWhenUsed/>
   </w:style>
   <w:style w:type="table" w:default="1" w:styleId="Tabellanormale">

--- a/3_Documentazione/Documentazione SlimeAndGuns.docx
+++ b/3_Documentazione/Documentazione SlimeAndGuns.docx
@@ -5902,7 +5902,7 @@
                 <w:sz w:val="16"/>
                 <w:szCs w:val="16"/>
               </w:rPr>
-              <w:t>2</w:t>
+              <w:t>3</w:t>
             </w:r>
           </w:p>
         </w:tc>
@@ -7734,7 +7734,14 @@
                 <w:sz w:val="16"/>
                 <w:szCs w:val="16"/>
               </w:rPr>
-              <w:t xml:space="preserve">Creazione personaggi secondari </w:t>
+              <w:t xml:space="preserve">Raccolta oggetti/potenziamenti </w:t>
+            </w:r>
+            <w:r>
+              <w:rPr>
+                <w:sz w:val="16"/>
+                <w:szCs w:val="16"/>
+              </w:rPr>
+              <w:t xml:space="preserve"> </w:t>
             </w:r>
           </w:p>
         </w:tc>
@@ -7912,7 +7919,7 @@
                 <w:sz w:val="16"/>
                 <w:szCs w:val="16"/>
               </w:rPr>
-              <w:t>Coloro che assegneranno missioni oppure commessi di negozi</w:t>
+              <w:t>Oggetti che scatenano un potenziamento del personaggio</w:t>
             </w:r>
           </w:p>
         </w:tc>
@@ -8832,41 +8839,8 @@
           <w:lang w:val="it-CH"/>
         </w:rPr>
       </w:pPr>
-      <w:bookmarkStart w:id="18" w:name="_Toc429059810"/>
-      <w:bookmarkStart w:id="19" w:name="_Toc221260656"/>
-      <w:r>
-        <w:rPr>
-          <w:lang w:val="it-CH"/>
-        </w:rPr>
-        <w:t>Design dei dati e database</w:t>
-      </w:r>
-      <w:bookmarkEnd w:id="18"/>
-      <w:bookmarkEnd w:id="19"/>
-    </w:p>
-    <w:p>
-      <w:r>
-        <w:t>Descrizione delle strutture di dati utilizzate dal programma in base agli attributi e le relazioni degli oggetti in uso.</w:t>
-      </w:r>
-    </w:p>
-    <w:p>
-      <w:r>
-        <w:t>Schema E-R, schema logico e descrizione.</w:t>
-      </w:r>
-    </w:p>
-    <w:p>
-      <w:r>
-        <w:t>Se il diagramma E-R viene modificato, sulla doc dovrà apparire l’ultima versione, mentre le vecchie saranno sui diari.</w:t>
-      </w:r>
-    </w:p>
-    <w:p>
-      <w:pPr>
-        <w:pStyle w:val="Titolo2"/>
-        <w:rPr>
-          <w:lang w:val="it-CH"/>
-        </w:rPr>
-      </w:pPr>
-      <w:bookmarkStart w:id="20" w:name="_Toc429059811"/>
-      <w:bookmarkStart w:id="21" w:name="_Toc221260657"/>
+      <w:bookmarkStart w:id="18" w:name="_Toc429059811"/>
+      <w:bookmarkStart w:id="19" w:name="_Toc221260657"/>
       <w:r>
         <w:rPr>
           <w:noProof/>
@@ -8942,10 +8916,10 @@
         </w:rPr>
         <w:t>Design delle interfacce</w:t>
       </w:r>
-      <w:bookmarkStart w:id="22" w:name="_Toc429059812"/>
-      <w:bookmarkStart w:id="23" w:name="_Toc221260658"/>
-      <w:bookmarkEnd w:id="20"/>
-      <w:bookmarkEnd w:id="21"/>
+      <w:bookmarkStart w:id="20" w:name="_Toc429059812"/>
+      <w:bookmarkStart w:id="21" w:name="_Toc221260658"/>
+      <w:bookmarkEnd w:id="18"/>
+      <w:bookmarkEnd w:id="19"/>
     </w:p>
     <w:p/>
     <w:p/>
@@ -9111,8 +9085,8 @@
         </w:rPr>
         <w:t>Design procedurale</w:t>
       </w:r>
-      <w:bookmarkEnd w:id="22"/>
-      <w:bookmarkEnd w:id="23"/>
+      <w:bookmarkEnd w:id="20"/>
+      <w:bookmarkEnd w:id="21"/>
     </w:p>
     <w:p>
       <w:r>
@@ -9198,14 +9172,14 @@
           <w:bottom w:val="single" w:sz="4" w:space="1" w:color="auto"/>
         </w:pBdr>
       </w:pPr>
-      <w:bookmarkStart w:id="24" w:name="_Toc461179222"/>
-      <w:bookmarkStart w:id="25" w:name="_Toc221260659"/>
+      <w:bookmarkStart w:id="22" w:name="_Toc461179222"/>
+      <w:bookmarkStart w:id="23" w:name="_Toc221260659"/>
       <w:r>
         <w:lastRenderedPageBreak/>
         <w:t>Implementazione</w:t>
       </w:r>
-      <w:bookmarkEnd w:id="24"/>
-      <w:bookmarkEnd w:id="25"/>
+      <w:bookmarkEnd w:id="22"/>
+      <w:bookmarkEnd w:id="23"/>
     </w:p>
     <w:p>
       <w:pPr>
@@ -9236,10 +9210,11 @@
       </w:pPr>
       <w:r>
         <w:rPr>
+          <w:noProof/>
           <w:lang w:val="it-IT"/>
         </w:rPr>
         <w:drawing>
-          <wp:anchor distT="0" distB="0" distL="114300" distR="114300" simplePos="0" relativeHeight="251670528" behindDoc="0" locked="0" layoutInCell="1" allowOverlap="1" wp14:anchorId="26B84183" wp14:editId="55D2A152">
+          <wp:anchor distT="0" distB="0" distL="114300" distR="114300" simplePos="0" relativeHeight="251670528" behindDoc="0" locked="0" layoutInCell="1" allowOverlap="1" wp14:anchorId="26B84183" wp14:editId="252265FE">
             <wp:simplePos x="0" y="0"/>
             <wp:positionH relativeFrom="margin">
               <wp:align>right</wp:align>
@@ -9308,100 +9283,100 @@
         </w:rPr>
         <w:t xml:space="preserve">Iniziando con l’istanza del proprio </w:t>
       </w:r>
+      <w:r>
+        <w:rPr>
+          <w:lang w:val="it-IT"/>
+        </w:rPr>
+        <w:t>R</w:t>
+      </w:r>
+      <w:r>
+        <w:rPr>
+          <w:lang w:val="it-IT"/>
+        </w:rPr>
+        <w:t xml:space="preserve">igidbody e </w:t>
+      </w:r>
       <w:proofErr w:type="spellStart"/>
       <w:r>
         <w:rPr>
           <w:lang w:val="it-IT"/>
         </w:rPr>
-        <w:t>rigidbody</w:t>
+        <w:t>S</w:t>
+      </w:r>
+      <w:r>
+        <w:rPr>
+          <w:lang w:val="it-IT"/>
+        </w:rPr>
+        <w:t>priteRenderer</w:t>
       </w:r>
       <w:proofErr w:type="spellEnd"/>
       <w:r>
         <w:rPr>
           <w:lang w:val="it-IT"/>
         </w:rPr>
-        <w:t xml:space="preserve"> e </w:t>
-      </w:r>
-      <w:proofErr w:type="spellStart"/>
-      <w:r>
+        <w:t>.</w:t>
+      </w:r>
+    </w:p>
+    <w:p>
+      <w:pPr>
         <w:rPr>
           <w:lang w:val="it-IT"/>
         </w:rPr>
-        <w:t>spriteRenderer</w:t>
-      </w:r>
-      <w:proofErr w:type="spellEnd"/>
-      <w:r>
+      </w:pPr>
+    </w:p>
+    <w:p>
+      <w:pPr>
         <w:rPr>
           <w:lang w:val="it-IT"/>
         </w:rPr>
+      </w:pPr>
+    </w:p>
+    <w:p>
+      <w:pPr>
+        <w:rPr>
+          <w:lang w:val="it-IT"/>
+        </w:rPr>
+      </w:pPr>
+    </w:p>
+    <w:p>
+      <w:r>
+        <w:rPr>
+          <w:lang w:val="it-IT"/>
+        </w:rPr>
+        <w:t>Dopodiché nell’update inizia leggendo l’input dei tasti WASD</w:t>
+      </w:r>
+      <w:r>
+        <w:t>, le Sprite cambiano</w:t>
+      </w:r>
+      <w:r>
+        <w:t xml:space="preserve"> a seconda del movimento e la direzione del mouse</w:t>
+      </w:r>
+      <w:r>
         <w:t>.</w:t>
       </w:r>
     </w:p>
     <w:p>
-      <w:pPr>
-        <w:rPr>
-          <w:lang w:val="it-IT"/>
-        </w:rPr>
-      </w:pPr>
-    </w:p>
-    <w:p>
-      <w:pPr>
-        <w:rPr>
-          <w:lang w:val="it-IT"/>
-        </w:rPr>
-      </w:pPr>
-    </w:p>
-    <w:p>
-      <w:pPr>
-        <w:rPr>
-          <w:lang w:val="it-IT"/>
-        </w:rPr>
-      </w:pPr>
-    </w:p>
-    <w:p>
-      <w:pPr>
-        <w:rPr>
-          <w:lang w:val="it-IT"/>
-        </w:rPr>
-      </w:pPr>
-      <w:r>
-        <w:rPr>
-          <w:lang w:val="it-IT"/>
-        </w:rPr>
-        <w:t>Dopodiché nell’update inizia leggendo l’input dei tasti WASD, e impostare la direzione.</w:t>
-      </w:r>
-    </w:p>
-    <w:p>
-      <w:pPr>
-        <w:rPr>
-          <w:lang w:val="it-IT"/>
-        </w:rPr>
-      </w:pPr>
-      <w:r>
-        <w:rPr>
-          <w:lang w:val="it-IT"/>
-        </w:rPr>
+      <w:r>
         <w:drawing>
-          <wp:anchor distT="0" distB="0" distL="114300" distR="114300" simplePos="0" relativeHeight="251671552" behindDoc="0" locked="0" layoutInCell="1" allowOverlap="1" wp14:anchorId="33C33951" wp14:editId="7B4EC205">
+          <wp:anchor distT="0" distB="0" distL="114300" distR="114300" simplePos="0" relativeHeight="251671552" behindDoc="0" locked="0" layoutInCell="1" allowOverlap="1" wp14:anchorId="37ED6EC4" wp14:editId="459933C2">
             <wp:simplePos x="0" y="0"/>
             <wp:positionH relativeFrom="margin">
               <wp:align>right</wp:align>
             </wp:positionH>
             <wp:positionV relativeFrom="paragraph">
-              <wp:posOffset>95693</wp:posOffset>
+              <wp:posOffset>17145</wp:posOffset>
             </wp:positionV>
-            <wp:extent cx="4827181" cy="1878281"/>
-            <wp:effectExtent l="0" t="0" r="0" b="8255"/>
+            <wp:extent cx="3943350" cy="1433195"/>
+            <wp:effectExtent l="0" t="0" r="0" b="0"/>
             <wp:wrapThrough wrapText="bothSides">
               <wp:wrapPolygon edited="0">
                 <wp:start x="0" y="0"/>
-                <wp:lineTo x="0" y="21476"/>
-                <wp:lineTo x="21483" y="21476"/>
-                <wp:lineTo x="21483" y="0"/>
+                <wp:lineTo x="0" y="21246"/>
+                <wp:lineTo x="21496" y="21246"/>
+                <wp:lineTo x="21496" y="0"/>
                 <wp:lineTo x="0" y="0"/>
               </wp:wrapPolygon>
             </wp:wrapThrough>
-            <wp:docPr id="24" name="Immagine 24"/>
+            <wp:docPr id="8" name="Immagine 8"/>
             <wp:cNvGraphicFramePr>
               <a:graphicFrameLocks xmlns:a="http://schemas.openxmlformats.org/drawingml/2006/main" noChangeAspect="1"/>
             </wp:cNvGraphicFramePr>
@@ -9427,7 +9402,598 @@
                   <pic:spPr>
                     <a:xfrm>
                       <a:off x="0" y="0"/>
-                      <a:ext cx="4827181" cy="1878281"/>
+                      <a:ext cx="3943350" cy="1433195"/>
+                    </a:xfrm>
+                    <a:prstGeom prst="rect">
+                      <a:avLst/>
+                    </a:prstGeom>
+                  </pic:spPr>
+                </pic:pic>
+              </a:graphicData>
+            </a:graphic>
+            <wp14:sizeRelH relativeFrom="margin">
+              <wp14:pctWidth>0</wp14:pctWidth>
+            </wp14:sizeRelH>
+            <wp14:sizeRelV relativeFrom="margin">
+              <wp14:pctHeight>0</wp14:pctHeight>
+            </wp14:sizeRelV>
+          </wp:anchor>
+        </w:drawing>
+      </w:r>
+    </w:p>
+    <w:p/>
+    <w:p/>
+    <w:p/>
+    <w:p/>
+    <w:p/>
+    <w:p/>
+    <w:p/>
+    <w:p/>
+    <w:p/>
+    <w:p/>
+    <w:p>
+      <w:r>
+        <w:drawing>
+          <wp:anchor distT="0" distB="0" distL="114300" distR="114300" simplePos="0" relativeHeight="251672576" behindDoc="0" locked="0" layoutInCell="1" allowOverlap="1" wp14:anchorId="38727317" wp14:editId="7588577D">
+            <wp:simplePos x="0" y="0"/>
+            <wp:positionH relativeFrom="margin">
+              <wp:align>right</wp:align>
+            </wp:positionH>
+            <wp:positionV relativeFrom="paragraph">
+              <wp:posOffset>95250</wp:posOffset>
+            </wp:positionV>
+            <wp:extent cx="6110605" cy="1254125"/>
+            <wp:effectExtent l="0" t="0" r="4445" b="3175"/>
+            <wp:wrapThrough wrapText="bothSides">
+              <wp:wrapPolygon edited="0">
+                <wp:start x="0" y="0"/>
+                <wp:lineTo x="0" y="21327"/>
+                <wp:lineTo x="21548" y="21327"/>
+                <wp:lineTo x="21548" y="0"/>
+                <wp:lineTo x="0" y="0"/>
+              </wp:wrapPolygon>
+            </wp:wrapThrough>
+            <wp:docPr id="25" name="Immagine 25"/>
+            <wp:cNvGraphicFramePr>
+              <a:graphicFrameLocks xmlns:a="http://schemas.openxmlformats.org/drawingml/2006/main" noChangeAspect="1"/>
+            </wp:cNvGraphicFramePr>
+            <a:graphic xmlns:a="http://schemas.openxmlformats.org/drawingml/2006/main">
+              <a:graphicData uri="http://schemas.openxmlformats.org/drawingml/2006/picture">
+                <pic:pic xmlns:pic="http://schemas.openxmlformats.org/drawingml/2006/picture">
+                  <pic:nvPicPr>
+                    <pic:cNvPr id="1" name=""/>
+                    <pic:cNvPicPr/>
+                  </pic:nvPicPr>
+                  <pic:blipFill>
+                    <a:blip r:embed="rId16">
+                      <a:extLst>
+                        <a:ext uri="{28A0092B-C50C-407E-A947-70E740481C1C}">
+                          <a14:useLocalDpi xmlns:a14="http://schemas.microsoft.com/office/drawing/2010/main" val="0"/>
+                        </a:ext>
+                      </a:extLst>
+                    </a:blip>
+                    <a:stretch>
+                      <a:fillRect/>
+                    </a:stretch>
+                  </pic:blipFill>
+                  <pic:spPr>
+                    <a:xfrm>
+                      <a:off x="0" y="0"/>
+                      <a:ext cx="6110605" cy="1254125"/>
+                    </a:xfrm>
+                    <a:prstGeom prst="rect">
+                      <a:avLst/>
+                    </a:prstGeom>
+                  </pic:spPr>
+                </pic:pic>
+              </a:graphicData>
+            </a:graphic>
+            <wp14:sizeRelH relativeFrom="margin">
+              <wp14:pctWidth>0</wp14:pctWidth>
+            </wp14:sizeRelH>
+          </wp:anchor>
+        </w:drawing>
+      </w:r>
+      <w:r>
+        <w:t xml:space="preserve">Dopodiché viene richiamato il metodo </w:t>
+      </w:r>
+      <w:proofErr w:type="spellStart"/>
+      <w:r>
+        <w:t>Movement</w:t>
+      </w:r>
+      <w:proofErr w:type="spellEnd"/>
+      <w:r>
+        <w:t xml:space="preserve"> che gestisce il movimento e la modifica delle Sprite</w:t>
+      </w:r>
+      <w:r>
+        <w:t>.</w:t>
+      </w:r>
+    </w:p>
+    <w:p/>
+    <w:p>
+      <w:r>
+        <w:drawing>
+          <wp:anchor distT="0" distB="0" distL="114300" distR="114300" simplePos="0" relativeHeight="251673600" behindDoc="0" locked="0" layoutInCell="1" allowOverlap="1" wp14:anchorId="217A01A1" wp14:editId="086C13A8">
+            <wp:simplePos x="0" y="0"/>
+            <wp:positionH relativeFrom="margin">
+              <wp:align>right</wp:align>
+            </wp:positionH>
+            <wp:positionV relativeFrom="paragraph">
+              <wp:posOffset>4445</wp:posOffset>
+            </wp:positionV>
+            <wp:extent cx="5103495" cy="2914650"/>
+            <wp:effectExtent l="0" t="0" r="1905" b="0"/>
+            <wp:wrapThrough wrapText="bothSides">
+              <wp:wrapPolygon edited="0">
+                <wp:start x="0" y="0"/>
+                <wp:lineTo x="0" y="21459"/>
+                <wp:lineTo x="21527" y="21459"/>
+                <wp:lineTo x="21527" y="0"/>
+                <wp:lineTo x="0" y="0"/>
+              </wp:wrapPolygon>
+            </wp:wrapThrough>
+            <wp:docPr id="26" name="Immagine 26"/>
+            <wp:cNvGraphicFramePr>
+              <a:graphicFrameLocks xmlns:a="http://schemas.openxmlformats.org/drawingml/2006/main" noChangeAspect="1"/>
+            </wp:cNvGraphicFramePr>
+            <a:graphic xmlns:a="http://schemas.openxmlformats.org/drawingml/2006/main">
+              <a:graphicData uri="http://schemas.openxmlformats.org/drawingml/2006/picture">
+                <pic:pic xmlns:pic="http://schemas.openxmlformats.org/drawingml/2006/picture">
+                  <pic:nvPicPr>
+                    <pic:cNvPr id="1" name=""/>
+                    <pic:cNvPicPr/>
+                  </pic:nvPicPr>
+                  <pic:blipFill rotWithShape="1">
+                    <a:blip r:embed="rId17">
+                      <a:extLst>
+                        <a:ext uri="{28A0092B-C50C-407E-A947-70E740481C1C}">
+                          <a14:useLocalDpi xmlns:a14="http://schemas.microsoft.com/office/drawing/2010/main" val="0"/>
+                        </a:ext>
+                      </a:extLst>
+                    </a:blip>
+                    <a:srcRect r="2418" b="22508"/>
+                    <a:stretch/>
+                  </pic:blipFill>
+                  <pic:spPr bwMode="auto">
+                    <a:xfrm>
+                      <a:off x="0" y="0"/>
+                      <a:ext cx="5103495" cy="2914650"/>
+                    </a:xfrm>
+                    <a:prstGeom prst="rect">
+                      <a:avLst/>
+                    </a:prstGeom>
+                    <a:ln>
+                      <a:noFill/>
+                    </a:ln>
+                    <a:extLst>
+                      <a:ext uri="{53640926-AAD7-44D8-BBD7-CCE9431645EC}">
+                        <a14:shadowObscured xmlns:a14="http://schemas.microsoft.com/office/drawing/2010/main"/>
+                      </a:ext>
+                    </a:extLst>
+                  </pic:spPr>
+                </pic:pic>
+              </a:graphicData>
+            </a:graphic>
+            <wp14:sizeRelH relativeFrom="margin">
+              <wp14:pctWidth>0</wp14:pctWidth>
+            </wp14:sizeRelH>
+            <wp14:sizeRelV relativeFrom="margin">
+              <wp14:pctHeight>0</wp14:pctHeight>
+            </wp14:sizeRelV>
+          </wp:anchor>
+        </w:drawing>
+      </w:r>
+      <w:r>
+        <w:br w:type="page"/>
+      </w:r>
+    </w:p>
+    <w:p>
+      <w:r>
+        <w:lastRenderedPageBreak/>
+        <w:t>Infine viene anche cambiata la Sprite quando rimane fermo</w:t>
+      </w:r>
+      <w:r>
+        <w:t>.</w:t>
+      </w:r>
+    </w:p>
+    <w:p>
+      <w:r>
+        <w:drawing>
+          <wp:anchor distT="0" distB="0" distL="114300" distR="114300" simplePos="0" relativeHeight="251674624" behindDoc="0" locked="0" layoutInCell="1" allowOverlap="1" wp14:anchorId="676B4F9D" wp14:editId="7B580BA9">
+            <wp:simplePos x="0" y="0"/>
+            <wp:positionH relativeFrom="margin">
+              <wp:align>left</wp:align>
+            </wp:positionH>
+            <wp:positionV relativeFrom="paragraph">
+              <wp:posOffset>69850</wp:posOffset>
+            </wp:positionV>
+            <wp:extent cx="4810125" cy="571500"/>
+            <wp:effectExtent l="0" t="0" r="9525" b="0"/>
+            <wp:wrapThrough wrapText="bothSides">
+              <wp:wrapPolygon edited="0">
+                <wp:start x="0" y="0"/>
+                <wp:lineTo x="0" y="20880"/>
+                <wp:lineTo x="21557" y="20880"/>
+                <wp:lineTo x="21557" y="0"/>
+                <wp:lineTo x="0" y="0"/>
+              </wp:wrapPolygon>
+            </wp:wrapThrough>
+            <wp:docPr id="27" name="Immagine 27"/>
+            <wp:cNvGraphicFramePr>
+              <a:graphicFrameLocks xmlns:a="http://schemas.openxmlformats.org/drawingml/2006/main" noChangeAspect="1"/>
+            </wp:cNvGraphicFramePr>
+            <a:graphic xmlns:a="http://schemas.openxmlformats.org/drawingml/2006/main">
+              <a:graphicData uri="http://schemas.openxmlformats.org/drawingml/2006/picture">
+                <pic:pic xmlns:pic="http://schemas.openxmlformats.org/drawingml/2006/picture">
+                  <pic:nvPicPr>
+                    <pic:cNvPr id="1" name=""/>
+                    <pic:cNvPicPr/>
+                  </pic:nvPicPr>
+                  <pic:blipFill rotWithShape="1">
+                    <a:blip r:embed="rId17">
+                      <a:extLst>
+                        <a:ext uri="{28A0092B-C50C-407E-A947-70E740481C1C}">
+                          <a14:useLocalDpi xmlns:a14="http://schemas.microsoft.com/office/drawing/2010/main" val="0"/>
+                        </a:ext>
+                      </a:extLst>
+                    </a:blip>
+                    <a:srcRect t="77262" r="21405" b="9753"/>
+                    <a:stretch/>
+                  </pic:blipFill>
+                  <pic:spPr bwMode="auto">
+                    <a:xfrm>
+                      <a:off x="0" y="0"/>
+                      <a:ext cx="4810125" cy="571500"/>
+                    </a:xfrm>
+                    <a:prstGeom prst="rect">
+                      <a:avLst/>
+                    </a:prstGeom>
+                    <a:ln>
+                      <a:noFill/>
+                    </a:ln>
+                    <a:extLst>
+                      <a:ext uri="{53640926-AAD7-44D8-BBD7-CCE9431645EC}">
+                        <a14:shadowObscured xmlns:a14="http://schemas.microsoft.com/office/drawing/2010/main"/>
+                      </a:ext>
+                    </a:extLst>
+                  </pic:spPr>
+                </pic:pic>
+              </a:graphicData>
+            </a:graphic>
+            <wp14:sizeRelH relativeFrom="margin">
+              <wp14:pctWidth>0</wp14:pctWidth>
+            </wp14:sizeRelH>
+            <wp14:sizeRelV relativeFrom="margin">
+              <wp14:pctHeight>0</wp14:pctHeight>
+            </wp14:sizeRelV>
+          </wp:anchor>
+        </w:drawing>
+      </w:r>
+    </w:p>
+    <w:p/>
+    <w:p/>
+    <w:p/>
+    <w:p/>
+    <w:p/>
+    <w:p>
+      <w:r>
+        <w:t xml:space="preserve">All’interno del </w:t>
+      </w:r>
+      <w:proofErr w:type="spellStart"/>
+      <w:r>
+        <w:t>fixedUpdate</w:t>
+      </w:r>
+      <w:proofErr w:type="spellEnd"/>
+      <w:r>
+        <w:t xml:space="preserve"> che serve alla fisica dell’oggetto, viene definita una velocità target, poi la fase di accelerazione quando i tasti vengono premuti e decelerazione quando vengono lasciati.</w:t>
+      </w:r>
+    </w:p>
+    <w:p/>
+    <w:p>
+      <w:r>
+        <w:drawing>
+          <wp:inline distT="0" distB="0" distL="0" distR="0" wp14:anchorId="01B98957" wp14:editId="641FD222">
+            <wp:extent cx="6049926" cy="1701110"/>
+            <wp:effectExtent l="0" t="0" r="0" b="0"/>
+            <wp:docPr id="28" name="Immagine 28"/>
+            <wp:cNvGraphicFramePr>
+              <a:graphicFrameLocks xmlns:a="http://schemas.openxmlformats.org/drawingml/2006/main" noChangeAspect="1"/>
+            </wp:cNvGraphicFramePr>
+            <a:graphic xmlns:a="http://schemas.openxmlformats.org/drawingml/2006/main">
+              <a:graphicData uri="http://schemas.openxmlformats.org/drawingml/2006/picture">
+                <pic:pic xmlns:pic="http://schemas.openxmlformats.org/drawingml/2006/picture">
+                  <pic:nvPicPr>
+                    <pic:cNvPr id="1" name=""/>
+                    <pic:cNvPicPr/>
+                  </pic:nvPicPr>
+                  <pic:blipFill>
+                    <a:blip r:embed="rId18"/>
+                    <a:stretch>
+                      <a:fillRect/>
+                    </a:stretch>
+                  </pic:blipFill>
+                  <pic:spPr>
+                    <a:xfrm>
+                      <a:off x="0" y="0"/>
+                      <a:ext cx="6091170" cy="1712707"/>
+                    </a:xfrm>
+                    <a:prstGeom prst="rect">
+                      <a:avLst/>
+                    </a:prstGeom>
+                  </pic:spPr>
+                </pic:pic>
+              </a:graphicData>
+            </a:graphic>
+          </wp:inline>
+        </w:drawing>
+      </w:r>
+    </w:p>
+    <w:p>
+      <w:r>
+        <w:br w:type="page"/>
+      </w:r>
+    </w:p>
+    <w:p>
+      <w:pPr>
+        <w:pStyle w:val="Titolo3"/>
+      </w:pPr>
+      <w:proofErr w:type="spellStart"/>
+      <w:r>
+        <w:lastRenderedPageBreak/>
+        <w:t>Dashing</w:t>
+      </w:r>
+      <w:proofErr w:type="spellEnd"/>
+      <w:r>
+        <w:t>/Scatto del personaggio</w:t>
+      </w:r>
+    </w:p>
+    <w:p>
+      <w:pPr>
+        <w:rPr>
+          <w:lang w:val="it-IT"/>
+        </w:rPr>
+      </w:pPr>
+      <w:r>
+        <w:rPr>
+          <w:lang w:val="it-IT"/>
+        </w:rPr>
+        <w:t>Per fare in modo che il giocatore possa eseguire uno scatto cliccando il tasto dello spazio, è stato implementato nello stesso file dei movimenti base, una parte che si occupa di questo movimento.</w:t>
+      </w:r>
+    </w:p>
+    <w:p>
+      <w:pPr>
+        <w:rPr>
+          <w:lang w:val="it-IT"/>
+        </w:rPr>
+      </w:pPr>
+    </w:p>
+    <w:p>
+      <w:pPr>
+        <w:rPr>
+          <w:lang w:val="it-IT"/>
+        </w:rPr>
+      </w:pPr>
+      <w:r>
+        <w:rPr>
+          <w:lang w:val="it-IT"/>
+        </w:rPr>
+        <w:drawing>
+          <wp:inline distT="0" distB="0" distL="0" distR="0" wp14:anchorId="06AF5770" wp14:editId="2817E402">
+            <wp:extent cx="6161857" cy="1570193"/>
+            <wp:effectExtent l="0" t="0" r="0" b="0"/>
+            <wp:docPr id="30" name="Immagine 30"/>
+            <wp:cNvGraphicFramePr>
+              <a:graphicFrameLocks xmlns:a="http://schemas.openxmlformats.org/drawingml/2006/main" noChangeAspect="1"/>
+            </wp:cNvGraphicFramePr>
+            <a:graphic xmlns:a="http://schemas.openxmlformats.org/drawingml/2006/main">
+              <a:graphicData uri="http://schemas.openxmlformats.org/drawingml/2006/picture">
+                <pic:pic xmlns:pic="http://schemas.openxmlformats.org/drawingml/2006/picture">
+                  <pic:nvPicPr>
+                    <pic:cNvPr id="1" name=""/>
+                    <pic:cNvPicPr/>
+                  </pic:nvPicPr>
+                  <pic:blipFill>
+                    <a:blip r:embed="rId19"/>
+                    <a:stretch>
+                      <a:fillRect/>
+                    </a:stretch>
+                  </pic:blipFill>
+                  <pic:spPr>
+                    <a:xfrm>
+                      <a:off x="0" y="0"/>
+                      <a:ext cx="6171439" cy="1572635"/>
+                    </a:xfrm>
+                    <a:prstGeom prst="rect">
+                      <a:avLst/>
+                    </a:prstGeom>
+                  </pic:spPr>
+                </pic:pic>
+              </a:graphicData>
+            </a:graphic>
+          </wp:inline>
+        </w:drawing>
+      </w:r>
+    </w:p>
+    <w:p>
+      <w:pPr>
+        <w:rPr>
+          <w:lang w:val="it-IT"/>
+        </w:rPr>
+      </w:pPr>
+    </w:p>
+    <w:p>
+      <w:pPr>
+        <w:rPr>
+          <w:lang w:val="it-IT"/>
+        </w:rPr>
+      </w:pPr>
+      <w:r>
+        <w:rPr>
+          <w:lang w:val="it-IT"/>
+        </w:rPr>
+        <w:drawing>
+          <wp:anchor distT="0" distB="0" distL="114300" distR="114300" simplePos="0" relativeHeight="251675648" behindDoc="0" locked="0" layoutInCell="1" allowOverlap="1" wp14:anchorId="5D3043A4" wp14:editId="445D0A95">
+            <wp:simplePos x="0" y="0"/>
+            <wp:positionH relativeFrom="margin">
+              <wp:align>right</wp:align>
+            </wp:positionH>
+            <wp:positionV relativeFrom="paragraph">
+              <wp:posOffset>245125</wp:posOffset>
+            </wp:positionV>
+            <wp:extent cx="3632835" cy="1807210"/>
+            <wp:effectExtent l="0" t="0" r="5715" b="2540"/>
+            <wp:wrapThrough wrapText="bothSides">
+              <wp:wrapPolygon edited="0">
+                <wp:start x="0" y="0"/>
+                <wp:lineTo x="0" y="21403"/>
+                <wp:lineTo x="21521" y="21403"/>
+                <wp:lineTo x="21521" y="0"/>
+                <wp:lineTo x="0" y="0"/>
+              </wp:wrapPolygon>
+            </wp:wrapThrough>
+            <wp:docPr id="31" name="Immagine 31"/>
+            <wp:cNvGraphicFramePr>
+              <a:graphicFrameLocks xmlns:a="http://schemas.openxmlformats.org/drawingml/2006/main" noChangeAspect="1"/>
+            </wp:cNvGraphicFramePr>
+            <a:graphic xmlns:a="http://schemas.openxmlformats.org/drawingml/2006/main">
+              <a:graphicData uri="http://schemas.openxmlformats.org/drawingml/2006/picture">
+                <pic:pic xmlns:pic="http://schemas.openxmlformats.org/drawingml/2006/picture">
+                  <pic:nvPicPr>
+                    <pic:cNvPr id="1" name=""/>
+                    <pic:cNvPicPr/>
+                  </pic:nvPicPr>
+                  <pic:blipFill>
+                    <a:blip r:embed="rId20">
+                      <a:extLst>
+                        <a:ext uri="{28A0092B-C50C-407E-A947-70E740481C1C}">
+                          <a14:useLocalDpi xmlns:a14="http://schemas.microsoft.com/office/drawing/2010/main" val="0"/>
+                        </a:ext>
+                      </a:extLst>
+                    </a:blip>
+                    <a:stretch>
+                      <a:fillRect/>
+                    </a:stretch>
+                  </pic:blipFill>
+                  <pic:spPr>
+                    <a:xfrm>
+                      <a:off x="0" y="0"/>
+                      <a:ext cx="3632835" cy="1807210"/>
+                    </a:xfrm>
+                    <a:prstGeom prst="rect">
+                      <a:avLst/>
+                    </a:prstGeom>
+                  </pic:spPr>
+                </pic:pic>
+              </a:graphicData>
+            </a:graphic>
+            <wp14:sizeRelH relativeFrom="margin">
+              <wp14:pctWidth>0</wp14:pctWidth>
+            </wp14:sizeRelH>
+            <wp14:sizeRelV relativeFrom="margin">
+              <wp14:pctHeight>0</wp14:pctHeight>
+            </wp14:sizeRelV>
+          </wp:anchor>
+        </w:drawing>
+      </w:r>
+      <w:r>
+        <w:rPr>
+          <w:lang w:val="it-IT"/>
+        </w:rPr>
+        <w:t xml:space="preserve">Dopodiché anche per questo movimento viene implementato nel </w:t>
+      </w:r>
+      <w:proofErr w:type="spellStart"/>
+      <w:r>
+        <w:rPr>
+          <w:lang w:val="it-IT"/>
+        </w:rPr>
+        <w:t>fixedUpdate</w:t>
+      </w:r>
+      <w:proofErr w:type="spellEnd"/>
+      <w:r>
+        <w:rPr>
+          <w:lang w:val="it-IT"/>
+        </w:rPr>
+        <w:t xml:space="preserve"> per impostare l’accelerazione, e poi controllare il timer.</w:t>
+      </w:r>
+      <w:r>
+        <w:rPr>
+          <w:lang w:val="it-IT"/>
+        </w:rPr>
+        <w:br/>
+      </w:r>
+      <w:r>
+        <w:rPr>
+          <w:lang w:val="it-IT"/>
+        </w:rPr>
+        <w:br w:type="page"/>
+      </w:r>
+    </w:p>
+    <w:p>
+      <w:pPr>
+        <w:pStyle w:val="Titolo3"/>
+      </w:pPr>
+      <w:r>
+        <w:lastRenderedPageBreak/>
+        <w:t>Flash/Movimento a scatti dopo essere colpiti</w:t>
+      </w:r>
+    </w:p>
+    <w:p>
+      <w:pPr>
+        <w:rPr>
+          <w:lang w:val="it-IT"/>
+        </w:rPr>
+      </w:pPr>
+      <w:r>
+        <w:rPr>
+          <w:lang w:val="it-IT"/>
+        </w:rPr>
+        <w:drawing>
+          <wp:anchor distT="0" distB="0" distL="114300" distR="114300" simplePos="0" relativeHeight="251676672" behindDoc="0" locked="0" layoutInCell="1" allowOverlap="1" wp14:anchorId="5867D93E" wp14:editId="452A8B84">
+            <wp:simplePos x="0" y="0"/>
+            <wp:positionH relativeFrom="margin">
+              <wp:align>right</wp:align>
+            </wp:positionH>
+            <wp:positionV relativeFrom="paragraph">
+              <wp:posOffset>344126</wp:posOffset>
+            </wp:positionV>
+            <wp:extent cx="5772785" cy="1457325"/>
+            <wp:effectExtent l="0" t="0" r="0" b="9525"/>
+            <wp:wrapThrough wrapText="bothSides">
+              <wp:wrapPolygon edited="0">
+                <wp:start x="0" y="0"/>
+                <wp:lineTo x="0" y="21459"/>
+                <wp:lineTo x="21526" y="21459"/>
+                <wp:lineTo x="21526" y="0"/>
+                <wp:lineTo x="0" y="0"/>
+              </wp:wrapPolygon>
+            </wp:wrapThrough>
+            <wp:docPr id="32" name="Immagine 32"/>
+            <wp:cNvGraphicFramePr>
+              <a:graphicFrameLocks xmlns:a="http://schemas.openxmlformats.org/drawingml/2006/main" noChangeAspect="1"/>
+            </wp:cNvGraphicFramePr>
+            <a:graphic xmlns:a="http://schemas.openxmlformats.org/drawingml/2006/main">
+              <a:graphicData uri="http://schemas.openxmlformats.org/drawingml/2006/picture">
+                <pic:pic xmlns:pic="http://schemas.openxmlformats.org/drawingml/2006/picture">
+                  <pic:nvPicPr>
+                    <pic:cNvPr id="1" name=""/>
+                    <pic:cNvPicPr/>
+                  </pic:nvPicPr>
+                  <pic:blipFill>
+                    <a:blip r:embed="rId21">
+                      <a:extLst>
+                        <a:ext uri="{28A0092B-C50C-407E-A947-70E740481C1C}">
+                          <a14:useLocalDpi xmlns:a14="http://schemas.microsoft.com/office/drawing/2010/main" val="0"/>
+                        </a:ext>
+                      </a:extLst>
+                    </a:blip>
+                    <a:stretch>
+                      <a:fillRect/>
+                    </a:stretch>
+                  </pic:blipFill>
+                  <pic:spPr>
+                    <a:xfrm>
+                      <a:off x="0" y="0"/>
+                      <a:ext cx="5772785" cy="1457325"/>
                     </a:xfrm>
                     <a:prstGeom prst="rect">
                       <a:avLst/>
@@ -9439,45 +10005,210 @@
           </wp:anchor>
         </w:drawing>
       </w:r>
-    </w:p>
-    <w:p>
-      <w:pPr>
+      <w:r>
         <w:rPr>
           <w:lang w:val="it-IT"/>
         </w:rPr>
-      </w:pPr>
-    </w:p>
-    <w:p/>
-    <w:p/>
-    <w:p/>
-    <w:p/>
-    <w:p/>
-    <w:p/>
-    <w:p/>
-    <w:p/>
-    <w:p/>
-    <w:p/>
-    <w:p/>
-    <w:p/>
-    <w:p>
-      <w:r>
-        <w:t>Poi cambia le Sprite a seconda del movimento e la direzione del mouse</w:t>
-      </w:r>
-    </w:p>
-    <w:p/>
-    <w:p/>
-    <w:p/>
+        <w:t xml:space="preserve">Il </w:t>
+      </w:r>
+      <w:proofErr w:type="spellStart"/>
+      <w:r>
+        <w:rPr>
+          <w:lang w:val="it-IT"/>
+        </w:rPr>
+        <w:t>void</w:t>
+      </w:r>
+      <w:proofErr w:type="spellEnd"/>
+      <w:r>
+        <w:rPr>
+          <w:lang w:val="it-IT"/>
+        </w:rPr>
+        <w:t xml:space="preserve"> </w:t>
+      </w:r>
+      <w:proofErr w:type="spellStart"/>
+      <w:r>
+        <w:rPr>
+          <w:lang w:val="it-IT"/>
+        </w:rPr>
+        <w:t>TakeDamage</w:t>
+      </w:r>
+      <w:proofErr w:type="spellEnd"/>
+      <w:r>
+        <w:rPr>
+          <w:lang w:val="it-IT"/>
+        </w:rPr>
+        <w:t xml:space="preserve"> viene richiamato dal nemico per apportare danno al giocatore, esso richiama il metodo Flash</w:t>
+      </w:r>
+      <w:r>
+        <w:rPr>
+          <w:lang w:val="it-IT"/>
+        </w:rPr>
+        <w:br/>
+      </w:r>
+    </w:p>
+    <w:p>
+      <w:pPr>
+        <w:rPr>
+          <w:lang w:val="it-IT"/>
+        </w:rPr>
+      </w:pPr>
+    </w:p>
+    <w:p>
+      <w:pPr>
+        <w:rPr>
+          <w:lang w:val="it-IT"/>
+        </w:rPr>
+      </w:pPr>
+    </w:p>
+    <w:p>
+      <w:pPr>
+        <w:rPr>
+          <w:lang w:val="it-IT"/>
+        </w:rPr>
+      </w:pPr>
+    </w:p>
+    <w:p>
+      <w:pPr>
+        <w:rPr>
+          <w:lang w:val="it-IT"/>
+        </w:rPr>
+      </w:pPr>
+    </w:p>
+    <w:p>
+      <w:pPr>
+        <w:rPr>
+          <w:lang w:val="it-IT"/>
+        </w:rPr>
+      </w:pPr>
+    </w:p>
+    <w:p>
+      <w:pPr>
+        <w:rPr>
+          <w:lang w:val="it-IT"/>
+        </w:rPr>
+      </w:pPr>
+    </w:p>
+    <w:p>
+      <w:pPr>
+        <w:rPr>
+          <w:lang w:val="it-IT"/>
+        </w:rPr>
+      </w:pPr>
+    </w:p>
+    <w:p>
+      <w:pPr>
+        <w:rPr>
+          <w:lang w:val="it-IT"/>
+        </w:rPr>
+      </w:pPr>
+    </w:p>
+    <w:p>
+      <w:pPr>
+        <w:rPr>
+          <w:lang w:val="it-IT"/>
+        </w:rPr>
+      </w:pPr>
+    </w:p>
+    <w:p>
+      <w:pPr>
+        <w:rPr>
+          <w:lang w:val="it-IT"/>
+        </w:rPr>
+      </w:pPr>
+    </w:p>
+    <w:p>
+      <w:pPr>
+        <w:rPr>
+          <w:lang w:val="it-IT"/>
+        </w:rPr>
+      </w:pPr>
+      <w:r>
+        <w:rPr>
+          <w:lang w:val="it-IT"/>
+        </w:rPr>
+        <w:t>Questo metodo si occupa di far muovere le Sprite per risultare ad un effetto lampeggiante del personaggio</w:t>
+      </w:r>
+    </w:p>
+    <w:p>
+      <w:pPr>
+        <w:rPr>
+          <w:lang w:val="it-IT"/>
+        </w:rPr>
+      </w:pPr>
+      <w:r>
+        <w:rPr>
+          <w:lang w:val="it-IT"/>
+        </w:rPr>
+        <w:drawing>
+          <wp:anchor distT="0" distB="0" distL="114300" distR="114300" simplePos="0" relativeHeight="251677696" behindDoc="0" locked="0" layoutInCell="1" allowOverlap="1" wp14:anchorId="08F80A20" wp14:editId="13C48E6E">
+            <wp:simplePos x="0" y="0"/>
+            <wp:positionH relativeFrom="margin">
+              <wp:align>right</wp:align>
+            </wp:positionH>
+            <wp:positionV relativeFrom="paragraph">
+              <wp:posOffset>85696</wp:posOffset>
+            </wp:positionV>
+            <wp:extent cx="4439270" cy="2981741"/>
+            <wp:effectExtent l="0" t="0" r="0" b="9525"/>
+            <wp:wrapThrough wrapText="bothSides">
+              <wp:wrapPolygon edited="0">
+                <wp:start x="0" y="0"/>
+                <wp:lineTo x="0" y="21531"/>
+                <wp:lineTo x="21507" y="21531"/>
+                <wp:lineTo x="21507" y="0"/>
+                <wp:lineTo x="0" y="0"/>
+              </wp:wrapPolygon>
+            </wp:wrapThrough>
+            <wp:docPr id="33" name="Immagine 33"/>
+            <wp:cNvGraphicFramePr>
+              <a:graphicFrameLocks xmlns:a="http://schemas.openxmlformats.org/drawingml/2006/main" noChangeAspect="1"/>
+            </wp:cNvGraphicFramePr>
+            <a:graphic xmlns:a="http://schemas.openxmlformats.org/drawingml/2006/main">
+              <a:graphicData uri="http://schemas.openxmlformats.org/drawingml/2006/picture">
+                <pic:pic xmlns:pic="http://schemas.openxmlformats.org/drawingml/2006/picture">
+                  <pic:nvPicPr>
+                    <pic:cNvPr id="1" name=""/>
+                    <pic:cNvPicPr/>
+                  </pic:nvPicPr>
+                  <pic:blipFill>
+                    <a:blip r:embed="rId22">
+                      <a:extLst>
+                        <a:ext uri="{28A0092B-C50C-407E-A947-70E740481C1C}">
+                          <a14:useLocalDpi xmlns:a14="http://schemas.microsoft.com/office/drawing/2010/main" val="0"/>
+                        </a:ext>
+                      </a:extLst>
+                    </a:blip>
+                    <a:stretch>
+                      <a:fillRect/>
+                    </a:stretch>
+                  </pic:blipFill>
+                  <pic:spPr>
+                    <a:xfrm>
+                      <a:off x="0" y="0"/>
+                      <a:ext cx="4439270" cy="2981741"/>
+                    </a:xfrm>
+                    <a:prstGeom prst="rect">
+                      <a:avLst/>
+                    </a:prstGeom>
+                  </pic:spPr>
+                </pic:pic>
+              </a:graphicData>
+            </a:graphic>
+          </wp:anchor>
+        </w:drawing>
+      </w:r>
+    </w:p>
     <w:p>
       <w:r>
         <w:br w:type="page"/>
       </w:r>
     </w:p>
-    <w:p/>
     <w:p>
       <w:pPr>
         <w:pStyle w:val="Titolo2"/>
       </w:pPr>
       <w:r>
+        <w:lastRenderedPageBreak/>
         <w:t>Gestione pistola e spari</w:t>
       </w:r>
     </w:p>
@@ -9533,6 +10264,7 @@
       </w:pPr>
       <w:r>
         <w:rPr>
+          <w:noProof/>
           <w:lang w:val="it-IT"/>
         </w:rPr>
         <w:drawing>
@@ -9567,7 +10299,7 @@
                     <pic:cNvPicPr/>
                   </pic:nvPicPr>
                   <pic:blipFill>
-                    <a:blip r:embed="rId16">
+                    <a:blip r:embed="rId23">
                       <a:extLst>
                         <a:ext uri="{28A0092B-C50C-407E-A947-70E740481C1C}">
                           <a14:useLocalDpi xmlns:a14="http://schemas.microsoft.com/office/drawing/2010/main" val="0"/>
@@ -9824,7 +10556,7 @@
                     <pic:cNvPicPr/>
                   </pic:nvPicPr>
                   <pic:blipFill rotWithShape="1">
-                    <a:blip r:embed="rId17"/>
+                    <a:blip r:embed="rId24"/>
                     <a:srcRect r="13312"/>
                     <a:stretch/>
                   </pic:blipFill>
@@ -9863,6 +10595,7 @@
     <w:p/>
     <w:p>
       <w:r>
+        <w:lastRenderedPageBreak/>
         <w:t xml:space="preserve">Invece per il movimento del proiettile viene definito nello script all’interno del Game Object </w:t>
       </w:r>
       <w:proofErr w:type="spellStart"/>
@@ -9887,7 +10620,7 @@
           <w:noProof/>
         </w:rPr>
         <w:drawing>
-          <wp:anchor distT="0" distB="0" distL="114300" distR="114300" simplePos="0" relativeHeight="251662336" behindDoc="0" locked="0" layoutInCell="1" allowOverlap="1" wp14:anchorId="463118EB" wp14:editId="71CDA72F">
+          <wp:anchor distT="0" distB="0" distL="114300" distR="114300" simplePos="0" relativeHeight="251662336" behindDoc="0" locked="0" layoutInCell="1" allowOverlap="1" wp14:anchorId="463118EB" wp14:editId="465FEE06">
             <wp:simplePos x="0" y="0"/>
             <wp:positionH relativeFrom="margin">
               <wp:align>left</wp:align>
@@ -9918,7 +10651,7 @@
                     <pic:cNvPicPr/>
                   </pic:nvPicPr>
                   <pic:blipFill rotWithShape="1">
-                    <a:blip r:embed="rId18">
+                    <a:blip r:embed="rId25">
                       <a:extLst>
                         <a:ext uri="{28A0092B-C50C-407E-A947-70E740481C1C}">
                           <a14:useLocalDpi xmlns:a14="http://schemas.microsoft.com/office/drawing/2010/main" val="0"/>
@@ -9931,7 +10664,7 @@
                   <pic:spPr bwMode="auto">
                     <a:xfrm>
                       <a:off x="0" y="0"/>
-                      <a:ext cx="4661303" cy="3369880"/>
+                      <a:ext cx="4651375" cy="3362325"/>
                     </a:xfrm>
                     <a:prstGeom prst="rect">
                       <a:avLst/>
@@ -10023,7 +10756,7 @@
                     <pic:cNvPicPr/>
                   </pic:nvPicPr>
                   <pic:blipFill rotWithShape="1">
-                    <a:blip r:embed="rId19">
+                    <a:blip r:embed="rId26">
                       <a:extLst>
                         <a:ext uri="{28A0092B-C50C-407E-A947-70E740481C1C}">
                           <a14:useLocalDpi xmlns:a14="http://schemas.microsoft.com/office/drawing/2010/main" val="0"/>
@@ -10133,6 +10866,75 @@
         <w:rPr>
           <w:noProof/>
         </w:rPr>
+        <w:lastRenderedPageBreak/>
+        <w:drawing>
+          <wp:anchor distT="0" distB="0" distL="114300" distR="114300" simplePos="0" relativeHeight="251665408" behindDoc="0" locked="0" layoutInCell="1" allowOverlap="1" wp14:anchorId="2EBA9A1A" wp14:editId="5C19187D">
+            <wp:simplePos x="0" y="0"/>
+            <wp:positionH relativeFrom="margin">
+              <wp:align>left</wp:align>
+            </wp:positionH>
+            <wp:positionV relativeFrom="paragraph">
+              <wp:posOffset>299218</wp:posOffset>
+            </wp:positionV>
+            <wp:extent cx="6038850" cy="3235960"/>
+            <wp:effectExtent l="0" t="0" r="0" b="2540"/>
+            <wp:wrapThrough wrapText="bothSides">
+              <wp:wrapPolygon edited="0">
+                <wp:start x="0" y="0"/>
+                <wp:lineTo x="0" y="21490"/>
+                <wp:lineTo x="21532" y="21490"/>
+                <wp:lineTo x="21532" y="0"/>
+                <wp:lineTo x="0" y="0"/>
+              </wp:wrapPolygon>
+            </wp:wrapThrough>
+            <wp:docPr id="14" name="Immagine 14"/>
+            <wp:cNvGraphicFramePr>
+              <a:graphicFrameLocks xmlns:a="http://schemas.openxmlformats.org/drawingml/2006/main" noChangeAspect="1"/>
+            </wp:cNvGraphicFramePr>
+            <a:graphic xmlns:a="http://schemas.openxmlformats.org/drawingml/2006/main">
+              <a:graphicData uri="http://schemas.openxmlformats.org/drawingml/2006/picture">
+                <pic:pic xmlns:pic="http://schemas.openxmlformats.org/drawingml/2006/picture">
+                  <pic:nvPicPr>
+                    <pic:cNvPr id="1" name=""/>
+                    <pic:cNvPicPr/>
+                  </pic:nvPicPr>
+                  <pic:blipFill>
+                    <a:blip r:embed="rId27">
+                      <a:extLst>
+                        <a:ext uri="{28A0092B-C50C-407E-A947-70E740481C1C}">
+                          <a14:useLocalDpi xmlns:a14="http://schemas.microsoft.com/office/drawing/2010/main" val="0"/>
+                        </a:ext>
+                      </a:extLst>
+                    </a:blip>
+                    <a:stretch>
+                      <a:fillRect/>
+                    </a:stretch>
+                  </pic:blipFill>
+                  <pic:spPr>
+                    <a:xfrm>
+                      <a:off x="0" y="0"/>
+                      <a:ext cx="6038850" cy="3235960"/>
+                    </a:xfrm>
+                    <a:prstGeom prst="rect">
+                      <a:avLst/>
+                    </a:prstGeom>
+                  </pic:spPr>
+                </pic:pic>
+              </a:graphicData>
+            </a:graphic>
+            <wp14:sizeRelH relativeFrom="margin">
+              <wp14:pctWidth>0</wp14:pctWidth>
+            </wp14:sizeRelH>
+            <wp14:sizeRelV relativeFrom="margin">
+              <wp14:pctHeight>0</wp14:pctHeight>
+            </wp14:sizeRelV>
+          </wp:anchor>
+        </w:drawing>
+      </w:r>
+      <w:r>
+        <w:rPr>
+          <w:noProof/>
+        </w:rPr>
         <w:drawing>
           <wp:anchor distT="0" distB="0" distL="114300" distR="114300" simplePos="0" relativeHeight="251664384" behindDoc="0" locked="0" layoutInCell="1" allowOverlap="1" wp14:anchorId="2D9E7E74" wp14:editId="42C65A85">
             <wp:simplePos x="0" y="0"/>
@@ -10165,7 +10967,7 @@
                     <pic:cNvPicPr/>
                   </pic:nvPicPr>
                   <pic:blipFill>
-                    <a:blip r:embed="rId20">
+                    <a:blip r:embed="rId28">
                       <a:extLst>
                         <a:ext uri="{28A0092B-C50C-407E-A947-70E740481C1C}">
                           <a14:useLocalDpi xmlns:a14="http://schemas.microsoft.com/office/drawing/2010/main" val="0"/>
@@ -10203,77 +11005,6 @@
       <w:r>
         <w:t>inserire l’interazione del nemico dopo essere sparato:</w:t>
       </w:r>
-    </w:p>
-    <w:p>
-      <w:r>
-        <w:rPr>
-          <w:noProof/>
-        </w:rPr>
-        <w:lastRenderedPageBreak/>
-        <w:drawing>
-          <wp:anchor distT="0" distB="0" distL="114300" distR="114300" simplePos="0" relativeHeight="251665408" behindDoc="0" locked="0" layoutInCell="1" allowOverlap="1" wp14:anchorId="2EBA9A1A" wp14:editId="7620CE4B">
-            <wp:simplePos x="0" y="0"/>
-            <wp:positionH relativeFrom="margin">
-              <wp:align>left</wp:align>
-            </wp:positionH>
-            <wp:positionV relativeFrom="paragraph">
-              <wp:posOffset>224790</wp:posOffset>
-            </wp:positionV>
-            <wp:extent cx="6038850" cy="3235960"/>
-            <wp:effectExtent l="0" t="0" r="0" b="2540"/>
-            <wp:wrapThrough wrapText="bothSides">
-              <wp:wrapPolygon edited="0">
-                <wp:start x="0" y="0"/>
-                <wp:lineTo x="0" y="21490"/>
-                <wp:lineTo x="21532" y="21490"/>
-                <wp:lineTo x="21532" y="0"/>
-                <wp:lineTo x="0" y="0"/>
-              </wp:wrapPolygon>
-            </wp:wrapThrough>
-            <wp:docPr id="14" name="Immagine 14"/>
-            <wp:cNvGraphicFramePr>
-              <a:graphicFrameLocks xmlns:a="http://schemas.openxmlformats.org/drawingml/2006/main" noChangeAspect="1"/>
-            </wp:cNvGraphicFramePr>
-            <a:graphic xmlns:a="http://schemas.openxmlformats.org/drawingml/2006/main">
-              <a:graphicData uri="http://schemas.openxmlformats.org/drawingml/2006/picture">
-                <pic:pic xmlns:pic="http://schemas.openxmlformats.org/drawingml/2006/picture">
-                  <pic:nvPicPr>
-                    <pic:cNvPr id="1" name=""/>
-                    <pic:cNvPicPr/>
-                  </pic:nvPicPr>
-                  <pic:blipFill>
-                    <a:blip r:embed="rId21">
-                      <a:extLst>
-                        <a:ext uri="{28A0092B-C50C-407E-A947-70E740481C1C}">
-                          <a14:useLocalDpi xmlns:a14="http://schemas.microsoft.com/office/drawing/2010/main" val="0"/>
-                        </a:ext>
-                      </a:extLst>
-                    </a:blip>
-                    <a:stretch>
-                      <a:fillRect/>
-                    </a:stretch>
-                  </pic:blipFill>
-                  <pic:spPr>
-                    <a:xfrm>
-                      <a:off x="0" y="0"/>
-                      <a:ext cx="6038850" cy="3235960"/>
-                    </a:xfrm>
-                    <a:prstGeom prst="rect">
-                      <a:avLst/>
-                    </a:prstGeom>
-                  </pic:spPr>
-                </pic:pic>
-              </a:graphicData>
-            </a:graphic>
-            <wp14:sizeRelH relativeFrom="margin">
-              <wp14:pctWidth>0</wp14:pctWidth>
-            </wp14:sizeRelH>
-            <wp14:sizeRelV relativeFrom="margin">
-              <wp14:pctHeight>0</wp14:pctHeight>
-            </wp14:sizeRelV>
-          </wp:anchor>
-        </w:drawing>
-      </w:r>
       <w:r>
         <w:br/>
       </w:r>
@@ -10373,7 +11104,7 @@
         </w:rPr>
         <w:t>maglia di navigazione</w:t>
       </w:r>
-      <w:hyperlink r:id="rId22" w:anchor="cite_note-1" w:history="1">
+      <w:hyperlink r:id="rId29" w:anchor="cite_note-1" w:history="1">
         <w:r>
           <w:rPr>
             <w:rStyle w:val="Collegamentoipertestuale"/>
@@ -10387,7 +11118,7 @@
       <w:r>
         <w:t xml:space="preserve">) è una </w:t>
       </w:r>
-      <w:hyperlink r:id="rId23" w:tooltip="Struttura dati" w:history="1">
+      <w:hyperlink r:id="rId30" w:tooltip="Struttura dati" w:history="1">
         <w:r>
           <w:rPr>
             <w:rStyle w:val="Collegamentoipertestuale"/>
@@ -10398,7 +11129,7 @@
       <w:r>
         <w:t xml:space="preserve"> </w:t>
       </w:r>
-      <w:hyperlink r:id="rId24" w:tooltip="Tipo di dato astratto" w:history="1">
+      <w:hyperlink r:id="rId31" w:tooltip="Tipo di dato astratto" w:history="1">
         <w:r>
           <w:rPr>
             <w:rStyle w:val="Collegamentoipertestuale"/>
@@ -10409,7 +11140,7 @@
       <w:r>
         <w:t xml:space="preserve"> usata nel campo dell'</w:t>
       </w:r>
-      <w:hyperlink r:id="rId25" w:tooltip="Intelligenza artificiale" w:history="1">
+      <w:hyperlink r:id="rId32" w:tooltip="Intelligenza artificiale" w:history="1">
         <w:r>
           <w:rPr>
             <w:rStyle w:val="Collegamentoipertestuale"/>
@@ -10420,7 +11151,7 @@
       <w:r>
         <w:t xml:space="preserve"> che può essere applicata ad una qualsiasi </w:t>
       </w:r>
-      <w:hyperlink r:id="rId26" w:tooltip="Mesh poligonale" w:history="1">
+      <w:hyperlink r:id="rId33" w:tooltip="Mesh poligonale" w:history="1">
         <w:r>
           <w:rPr>
             <w:rStyle w:val="Collegamentoipertestuale"/>
@@ -10431,7 +11162,7 @@
       <w:r>
         <w:t xml:space="preserve"> al fine di produrre attraverso un </w:t>
       </w:r>
-      <w:hyperlink r:id="rId27" w:tooltip="Algoritmo di ricerca" w:history="1">
+      <w:hyperlink r:id="rId34" w:tooltip="Algoritmo di ricerca" w:history="1">
         <w:r>
           <w:rPr>
             <w:rStyle w:val="Collegamentoipertestuale"/>
@@ -10476,7 +11207,7 @@
         </w:rPr>
         <w:t xml:space="preserve">(citato dal </w:t>
       </w:r>
-      <w:hyperlink r:id="rId28" w:history="1">
+      <w:hyperlink r:id="rId35" w:history="1">
         <w:r>
           <w:rPr>
             <w:rStyle w:val="Collegamentoipertestuale"/>
@@ -10676,7 +11407,7 @@
                     </pic:cNvPicPr>
                   </pic:nvPicPr>
                   <pic:blipFill>
-                    <a:blip r:embed="rId29">
+                    <a:blip r:embed="rId36">
                       <a:extLst>
                         <a:ext uri="{28A0092B-C50C-407E-A947-70E740481C1C}">
                           <a14:useLocalDpi xmlns:a14="http://schemas.microsoft.com/office/drawing/2010/main" val="0"/>
@@ -10896,7 +11627,7 @@
                     <pic:cNvPicPr/>
                   </pic:nvPicPr>
                   <pic:blipFill>
-                    <a:blip r:embed="rId30"/>
+                    <a:blip r:embed="rId37"/>
                     <a:stretch>
                       <a:fillRect/>
                     </a:stretch>
@@ -10961,7 +11692,7 @@
                     <pic:cNvPicPr/>
                   </pic:nvPicPr>
                   <pic:blipFill>
-                    <a:blip r:embed="rId31"/>
+                    <a:blip r:embed="rId38"/>
                     <a:stretch>
                       <a:fillRect/>
                     </a:stretch>
@@ -11015,7 +11746,7 @@
                     <pic:cNvPicPr/>
                   </pic:nvPicPr>
                   <pic:blipFill>
-                    <a:blip r:embed="rId32"/>
+                    <a:blip r:embed="rId39"/>
                     <a:stretch>
                       <a:fillRect/>
                     </a:stretch>
@@ -11065,7 +11796,7 @@
                     <pic:cNvPicPr/>
                   </pic:nvPicPr>
                   <pic:blipFill>
-                    <a:blip r:embed="rId33"/>
+                    <a:blip r:embed="rId40"/>
                     <a:stretch>
                       <a:fillRect/>
                     </a:stretch>
@@ -11113,7 +11844,7 @@
                     <pic:cNvPicPr/>
                   </pic:nvPicPr>
                   <pic:blipFill>
-                    <a:blip r:embed="rId34"/>
+                    <a:blip r:embed="rId41"/>
                     <a:stretch>
                       <a:fillRect/>
                     </a:stretch>
@@ -11201,15 +11932,7 @@
       </w:r>
       <w:proofErr w:type="spellEnd"/>
       <w:r>
-        <w:t xml:space="preserve"> è il processo con cui </w:t>
-      </w:r>
-      <w:proofErr w:type="spellStart"/>
-      <w:r>
-        <w:t>Unity</w:t>
-      </w:r>
-      <w:proofErr w:type="spellEnd"/>
-      <w:r>
-        <w:t xml:space="preserve"> </w:t>
+        <w:t xml:space="preserve"> è il processo con cui Unity </w:t>
       </w:r>
       <w:r>
         <w:rPr>
@@ -11335,7 +12058,7 @@
                     <pic:cNvPicPr/>
                   </pic:nvPicPr>
                   <pic:blipFill>
-                    <a:blip r:embed="rId35"/>
+                    <a:blip r:embed="rId42"/>
                     <a:stretch>
                       <a:fillRect/>
                     </a:stretch>
@@ -11376,31 +12099,31 @@
       <w:pPr>
         <w:pStyle w:val="Titolo1"/>
       </w:pPr>
-      <w:bookmarkStart w:id="26" w:name="_Toc461179223"/>
-      <w:bookmarkStart w:id="27" w:name="_Toc221260660"/>
+      <w:bookmarkStart w:id="24" w:name="_Toc461179223"/>
+      <w:bookmarkStart w:id="25" w:name="_Toc221260660"/>
       <w:r>
         <w:t>Test</w:t>
+      </w:r>
+      <w:bookmarkEnd w:id="24"/>
+      <w:bookmarkEnd w:id="25"/>
+    </w:p>
+    <w:p>
+      <w:pPr>
+        <w:pStyle w:val="Titolo2"/>
+        <w:rPr>
+          <w:lang w:val="it-CH"/>
+        </w:rPr>
+      </w:pPr>
+      <w:bookmarkStart w:id="26" w:name="_Toc461179224"/>
+      <w:bookmarkStart w:id="27" w:name="_Toc221260661"/>
+      <w:r>
+        <w:rPr>
+          <w:lang w:val="it-CH"/>
+        </w:rPr>
+        <w:t>Protocollo di test</w:t>
       </w:r>
       <w:bookmarkEnd w:id="26"/>
       <w:bookmarkEnd w:id="27"/>
-    </w:p>
-    <w:p>
-      <w:pPr>
-        <w:pStyle w:val="Titolo2"/>
-        <w:rPr>
-          <w:lang w:val="it-CH"/>
-        </w:rPr>
-      </w:pPr>
-      <w:bookmarkStart w:id="28" w:name="_Toc461179224"/>
-      <w:bookmarkStart w:id="29" w:name="_Toc221260661"/>
-      <w:r>
-        <w:rPr>
-          <w:lang w:val="it-CH"/>
-        </w:rPr>
-        <w:t>Protocollo di test</w:t>
-      </w:r>
-      <w:bookmarkEnd w:id="28"/>
-      <w:bookmarkEnd w:id="29"/>
     </w:p>
     <w:p>
       <w:r>
@@ -12989,7 +13712,7 @@
           <w:b/>
         </w:rPr>
       </w:pPr>
-      <w:bookmarkStart w:id="30" w:name="_Toc461179225"/>
+      <w:bookmarkStart w:id="28" w:name="_Toc461179225"/>
       <w:r>
         <w:br w:type="page"/>
       </w:r>
@@ -13001,7 +13724,7 @@
           <w:lang w:val="it-CH"/>
         </w:rPr>
       </w:pPr>
-      <w:bookmarkStart w:id="31" w:name="_Toc221260662"/>
+      <w:bookmarkStart w:id="29" w:name="_Toc221260662"/>
       <w:r>
         <w:rPr>
           <w:lang w:val="it-CH"/>
@@ -13009,92 +13732,115 @@
         <w:lastRenderedPageBreak/>
         <w:t>Risultati test</w:t>
       </w:r>
+      <w:bookmarkEnd w:id="28"/>
+      <w:bookmarkEnd w:id="29"/>
+    </w:p>
+    <w:p>
+      <w:r>
+        <w:t>Tabella riassuntiva in cui si inseriscono i test riusciti e non del prodotto finale. Se un test non riesce e viene corretto l’errore, questo dovrà risultare nel documento finale come riuscito (la procedura della correzione apparirà nel diario), altrimenti dovrà essere descritto l’errore con eventuali ipotesi di correzione.</w:t>
+      </w:r>
+    </w:p>
+    <w:p>
+      <w:pPr>
+        <w:pStyle w:val="Titolo2"/>
+        <w:rPr>
+          <w:lang w:val="it-CH"/>
+        </w:rPr>
+      </w:pPr>
+      <w:bookmarkStart w:id="30" w:name="_Toc461179226"/>
+      <w:bookmarkStart w:id="31" w:name="_Toc221260663"/>
+      <w:r>
+        <w:rPr>
+          <w:lang w:val="it-CH"/>
+        </w:rPr>
+        <w:t>Mancanze/limitazioni conosciute</w:t>
+      </w:r>
       <w:bookmarkEnd w:id="30"/>
       <w:bookmarkEnd w:id="31"/>
     </w:p>
     <w:p>
       <w:r>
-        <w:t>Tabella riassuntiva in cui si inseriscono i test riusciti e non del prodotto finale. Se un test non riesce e viene corretto l’errore, questo dovrà risultare nel documento finale come riuscito (la procedura della correzione apparirà nel diario), altrimenti dovrà essere descritto l’errore con eventuali ipotesi di correzione.</w:t>
-      </w:r>
-    </w:p>
-    <w:p>
-      <w:pPr>
-        <w:pStyle w:val="Titolo2"/>
-        <w:rPr>
-          <w:lang w:val="it-CH"/>
-        </w:rPr>
-      </w:pPr>
-      <w:bookmarkStart w:id="32" w:name="_Toc461179226"/>
-      <w:bookmarkStart w:id="33" w:name="_Toc221260663"/>
-      <w:r>
-        <w:rPr>
-          <w:lang w:val="it-CH"/>
-        </w:rPr>
-        <w:t>Mancanze/limitazioni conosciute</w:t>
+        <w:t>Descrizione con motivazione di eventuali elementi mancanti o non completamente implementati, al di fuori dei test case. Non devono essere riportati gli errori e i problemi riscontrati e poi risolti durante il progetto.</w:t>
+      </w:r>
+    </w:p>
+    <w:p>
+      <w:pPr>
+        <w:pStyle w:val="Titolo1"/>
+      </w:pPr>
+      <w:bookmarkStart w:id="32" w:name="_Toc461179227"/>
+      <w:bookmarkStart w:id="33" w:name="_Toc221260664"/>
+      <w:r>
+        <w:t>Consuntivo</w:t>
       </w:r>
       <w:bookmarkEnd w:id="32"/>
       <w:bookmarkEnd w:id="33"/>
     </w:p>
     <w:p>
       <w:r>
-        <w:t>Descrizione con motivazione di eventuali elementi mancanti o non completamente implementati, al di fuori dei test case. Non devono essere riportati gli errori e i problemi riscontrati e poi risolti durante il progetto.</w:t>
+        <w:t>Consuntivo del tempo di lavoro effettivo e considerazioni riguardo le differenze rispetto alla pianificazione (cap</w:t>
+      </w:r>
+      <w:r>
+        <w:t>.</w:t>
+      </w:r>
+      <w:r>
+        <w:t xml:space="preserve"> 1.7) (ad esempio </w:t>
+      </w:r>
+      <w:proofErr w:type="spellStart"/>
+      <w:r>
+        <w:t>Gan</w:t>
+      </w:r>
+      <w:r>
+        <w:t>t</w:t>
+      </w:r>
+      <w:r>
+        <w:t>t</w:t>
+      </w:r>
+      <w:proofErr w:type="spellEnd"/>
+      <w:r>
+        <w:t xml:space="preserve"> consuntivo).</w:t>
       </w:r>
     </w:p>
     <w:p>
       <w:pPr>
         <w:pStyle w:val="Titolo1"/>
       </w:pPr>
-      <w:bookmarkStart w:id="34" w:name="_Toc461179227"/>
-      <w:bookmarkStart w:id="35" w:name="_Toc221260664"/>
-      <w:r>
-        <w:t>Consuntivo</w:t>
+      <w:bookmarkStart w:id="34" w:name="_Toc461179228"/>
+      <w:bookmarkStart w:id="35" w:name="_Toc221260665"/>
+      <w:r>
+        <w:t>Conclusioni</w:t>
       </w:r>
       <w:bookmarkEnd w:id="34"/>
       <w:bookmarkEnd w:id="35"/>
     </w:p>
     <w:p>
       <w:r>
-        <w:t>Consuntivo del tempo di lavoro effettivo e considerazioni riguardo le differenze rispetto alla pianificazione (cap</w:t>
+        <w:t>Quali sono le implicazioni della mia soluzione? Che impatto avrà? Cambierà il mondo? È un successo importante? È solo un’aggiunta marginale o è semplicemente servita per scoprire che questo percorso è stato una perdita di tempo? I risultati ottenuti sono generali, facilmente generalizzabili o sono specifici di un caso particolare? ecc</w:t>
       </w:r>
       <w:r>
         <w:t>.</w:t>
       </w:r>
-      <w:r>
-        <w:t xml:space="preserve"> 1.7) (ad esempio </w:t>
-      </w:r>
-      <w:proofErr w:type="spellStart"/>
-      <w:r>
-        <w:t>Gan</w:t>
-      </w:r>
-      <w:r>
-        <w:t>t</w:t>
-      </w:r>
-      <w:r>
-        <w:t>t</w:t>
-      </w:r>
-      <w:proofErr w:type="spellEnd"/>
-      <w:r>
-        <w:t xml:space="preserve"> consuntivo).</w:t>
-      </w:r>
-    </w:p>
-    <w:p>
-      <w:pPr>
-        <w:pStyle w:val="Titolo1"/>
-      </w:pPr>
-      <w:bookmarkStart w:id="36" w:name="_Toc461179228"/>
-      <w:bookmarkStart w:id="37" w:name="_Toc221260665"/>
-      <w:r>
-        <w:t>Conclusioni</w:t>
+    </w:p>
+    <w:p>
+      <w:pPr>
+        <w:pStyle w:val="Titolo2"/>
+        <w:rPr>
+          <w:lang w:val="it-CH"/>
+        </w:rPr>
+      </w:pPr>
+      <w:bookmarkStart w:id="36" w:name="_Toc461179229"/>
+      <w:bookmarkStart w:id="37" w:name="_Toc221260666"/>
+      <w:r>
+        <w:rPr>
+          <w:lang w:val="it-CH"/>
+        </w:rPr>
+        <w:t>Sviluppi futuri</w:t>
       </w:r>
       <w:bookmarkEnd w:id="36"/>
       <w:bookmarkEnd w:id="37"/>
     </w:p>
     <w:p>
       <w:r>
-        <w:t>Quali sono le implicazioni della mia soluzione? Che impatto avrà? Cambierà il mondo? È un successo importante? È solo un’aggiunta marginale o è semplicemente servita per scoprire che questo percorso è stato una perdita di tempo? I risultati ottenuti sono generali, facilmente generalizzabili o sono specifici di un caso particolare? ecc</w:t>
-      </w:r>
-      <w:r>
-        <w:t>.</w:t>
+        <w:t>Migliorie o estensioni che possono essere sviluppate sul prodotto.</w:t>
       </w:r>
     </w:p>
     <w:p>
@@ -13104,58 +13850,35 @@
           <w:lang w:val="it-CH"/>
         </w:rPr>
       </w:pPr>
-      <w:bookmarkStart w:id="38" w:name="_Toc461179229"/>
-      <w:bookmarkStart w:id="39" w:name="_Toc221260666"/>
+      <w:bookmarkStart w:id="38" w:name="_Toc461179230"/>
+      <w:bookmarkStart w:id="39" w:name="_Toc221260667"/>
       <w:r>
         <w:rPr>
           <w:lang w:val="it-CH"/>
         </w:rPr>
-        <w:t>Sviluppi futuri</w:t>
+        <w:t>Considerazioni personali</w:t>
       </w:r>
       <w:bookmarkEnd w:id="38"/>
       <w:bookmarkEnd w:id="39"/>
     </w:p>
     <w:p>
       <w:r>
-        <w:t>Migliorie o estensioni che possono essere sviluppate sul prodotto.</w:t>
-      </w:r>
-    </w:p>
-    <w:p>
-      <w:pPr>
-        <w:pStyle w:val="Titolo2"/>
-        <w:rPr>
-          <w:lang w:val="it-CH"/>
-        </w:rPr>
-      </w:pPr>
-      <w:bookmarkStart w:id="40" w:name="_Toc461179230"/>
-      <w:bookmarkStart w:id="41" w:name="_Toc221260667"/>
-      <w:r>
-        <w:rPr>
-          <w:lang w:val="it-CH"/>
-        </w:rPr>
-        <w:t>Considerazioni personali</w:t>
+        <w:t>Cosa ho imparato in questo progetto? ecc</w:t>
+      </w:r>
+      <w:r>
+        <w:t>.</w:t>
+      </w:r>
+    </w:p>
+    <w:p>
+      <w:pPr>
+        <w:pStyle w:val="Titolo1"/>
+      </w:pPr>
+      <w:bookmarkStart w:id="40" w:name="_Toc221260668"/>
+      <w:bookmarkStart w:id="41" w:name="_Toc461179232"/>
+      <w:r>
+        <w:t>Glossario</w:t>
       </w:r>
       <w:bookmarkEnd w:id="40"/>
-      <w:bookmarkEnd w:id="41"/>
-    </w:p>
-    <w:p>
-      <w:r>
-        <w:t>Cosa ho imparato in questo progetto? ecc</w:t>
-      </w:r>
-      <w:r>
-        <w:t>.</w:t>
-      </w:r>
-    </w:p>
-    <w:p>
-      <w:pPr>
-        <w:pStyle w:val="Titolo1"/>
-      </w:pPr>
-      <w:bookmarkStart w:id="42" w:name="_Toc221260668"/>
-      <w:bookmarkStart w:id="43" w:name="_Toc461179232"/>
-      <w:r>
-        <w:t>Glossario</w:t>
-      </w:r>
-      <w:bookmarkEnd w:id="42"/>
     </w:p>
     <w:p>
       <w:r>
@@ -13340,12 +14063,12 @@
       <w:pPr>
         <w:pStyle w:val="Titolo1"/>
       </w:pPr>
-      <w:bookmarkStart w:id="44" w:name="_Toc221260669"/>
+      <w:bookmarkStart w:id="42" w:name="_Toc221260669"/>
       <w:r>
         <w:lastRenderedPageBreak/>
         <w:t>Bibliografia</w:t>
       </w:r>
-      <w:bookmarkEnd w:id="44"/>
+      <w:bookmarkEnd w:id="42"/>
     </w:p>
     <w:p>
       <w:pPr>
@@ -13354,15 +14077,15 @@
           <w:lang w:val="it-CH"/>
         </w:rPr>
       </w:pPr>
-      <w:bookmarkStart w:id="45" w:name="_Toc221260670"/>
+      <w:bookmarkStart w:id="43" w:name="_Toc221260670"/>
       <w:r>
         <w:rPr>
           <w:lang w:val="it-CH"/>
         </w:rPr>
         <w:t>Bibliografia per articoli di riviste:</w:t>
       </w:r>
+      <w:bookmarkEnd w:id="41"/>
       <w:bookmarkEnd w:id="43"/>
-      <w:bookmarkEnd w:id="45"/>
     </w:p>
     <w:p>
       <w:pPr>
@@ -13429,16 +14152,16 @@
           <w:lang w:val="it-CH"/>
         </w:rPr>
       </w:pPr>
-      <w:bookmarkStart w:id="46" w:name="_Toc461179233"/>
-      <w:bookmarkStart w:id="47" w:name="_Toc221260671"/>
+      <w:bookmarkStart w:id="44" w:name="_Toc461179233"/>
+      <w:bookmarkStart w:id="45" w:name="_Toc221260671"/>
       <w:r>
         <w:rPr>
           <w:lang w:val="it-CH"/>
         </w:rPr>
         <w:t>Bibliografia per libri</w:t>
       </w:r>
-      <w:bookmarkEnd w:id="46"/>
-      <w:bookmarkEnd w:id="47"/>
+      <w:bookmarkEnd w:id="44"/>
+      <w:bookmarkEnd w:id="45"/>
     </w:p>
     <w:p>
       <w:pPr>
@@ -13517,7 +14240,7 @@
           <w:b/>
         </w:rPr>
       </w:pPr>
-      <w:bookmarkStart w:id="48" w:name="_Toc461179234"/>
+      <w:bookmarkStart w:id="46" w:name="_Toc461179234"/>
     </w:p>
     <w:p>
       <w:pPr>
@@ -13526,15 +14249,15 @@
           <w:lang w:val="it-CH"/>
         </w:rPr>
       </w:pPr>
-      <w:bookmarkStart w:id="49" w:name="_Toc221260672"/>
+      <w:bookmarkStart w:id="47" w:name="_Toc221260672"/>
       <w:r>
         <w:rPr>
           <w:lang w:val="it-CH"/>
         </w:rPr>
         <w:t>Sitografia</w:t>
       </w:r>
-      <w:bookmarkEnd w:id="48"/>
-      <w:bookmarkEnd w:id="49"/>
+      <w:bookmarkEnd w:id="46"/>
+      <w:bookmarkEnd w:id="47"/>
     </w:p>
     <w:p>
       <w:pPr>
@@ -13590,7 +14313,7 @@
           <w:numId w:val="30"/>
         </w:numPr>
       </w:pPr>
-      <w:hyperlink r:id="rId36" w:history="1">
+      <w:hyperlink r:id="rId43" w:history="1">
         <w:r>
           <w:rPr>
             <w:rStyle w:val="Collegamentoipertestuale"/>
@@ -13613,7 +14336,7 @@
           <w:numId w:val="30"/>
         </w:numPr>
       </w:pPr>
-      <w:hyperlink r:id="rId37" w:history="1">
+      <w:hyperlink r:id="rId44" w:history="1">
         <w:r>
           <w:rPr>
             <w:rStyle w:val="Collegamentoipertestuale"/>
@@ -13689,13 +14412,13 @@
       <w:pPr>
         <w:pStyle w:val="Titolo1"/>
       </w:pPr>
-      <w:bookmarkStart w:id="50" w:name="_Toc461179235"/>
-      <w:bookmarkStart w:id="51" w:name="_Toc221260673"/>
+      <w:bookmarkStart w:id="48" w:name="_Toc461179235"/>
+      <w:bookmarkStart w:id="49" w:name="_Toc221260673"/>
       <w:r>
         <w:t>Allegati</w:t>
       </w:r>
-      <w:bookmarkEnd w:id="50"/>
-      <w:bookmarkEnd w:id="51"/>
+      <w:bookmarkEnd w:id="48"/>
+      <w:bookmarkEnd w:id="49"/>
     </w:p>
     <w:p>
       <w:r>
@@ -13805,10 +14528,10 @@
       </w:pPr>
     </w:p>
     <w:sectPr>
-      <w:headerReference w:type="default" r:id="rId38"/>
-      <w:footerReference w:type="default" r:id="rId39"/>
-      <w:headerReference w:type="first" r:id="rId40"/>
-      <w:footerReference w:type="first" r:id="rId41"/>
+      <w:headerReference w:type="default" r:id="rId45"/>
+      <w:footerReference w:type="default" r:id="rId46"/>
+      <w:headerReference w:type="first" r:id="rId47"/>
+      <w:footerReference w:type="first" r:id="rId48"/>
       <w:pgSz w:w="11906" w:h="16838"/>
       <w:pgMar w:top="1985" w:right="1134" w:bottom="1418" w:left="1134" w:header="567" w:footer="567" w:gutter="0"/>
       <w:pgNumType w:start="1"/>

--- a/3_Documentazione/Documentazione SlimeAndGuns.docx
+++ b/3_Documentazione/Documentazione SlimeAndGuns.docx
@@ -10894,7 +10894,7 @@
         </w:rPr>
         <w:lastRenderedPageBreak/>
         <w:drawing>
-          <wp:anchor distT="0" distB="0" distL="114300" distR="114300" simplePos="0" relativeHeight="251665408" behindDoc="0" locked="0" layoutInCell="1" allowOverlap="1" wp14:anchorId="2EBA9A1A" wp14:editId="5C19187D">
+          <wp:anchor distT="0" distB="0" distL="114300" distR="114300" simplePos="0" relativeHeight="251665408" behindDoc="0" locked="0" layoutInCell="1" allowOverlap="1" wp14:anchorId="2EBA9A1A" wp14:editId="5188B59B">
             <wp:simplePos x="0" y="0"/>
             <wp:positionH relativeFrom="margin">
               <wp:align>left</wp:align>
@@ -10958,17 +10958,33 @@
         </w:drawing>
       </w:r>
       <w:r>
+        <w:t xml:space="preserve">In conclusione bisogna anche </w:t>
+      </w:r>
+      <w:r>
+        <w:t>inserire l’interazione del nemico dopo essere sparato:</w:t>
+      </w:r>
+      <w:r>
+        <w:br/>
+      </w:r>
+    </w:p>
+    <w:p>
+      <w:r>
+        <w:t>Implementando nello script del nemico il metodo richiamato dal proiettile, per definire dopo quanti spari muoiono, e anche il processo di coloramento del nemico.</w:t>
+      </w:r>
+    </w:p>
+    <w:p>
+      <w:r>
         <w:rPr>
           <w:noProof/>
         </w:rPr>
         <w:drawing>
-          <wp:anchor distT="0" distB="0" distL="114300" distR="114300" simplePos="0" relativeHeight="251664384" behindDoc="0" locked="0" layoutInCell="1" allowOverlap="1" wp14:anchorId="2D9E7E74" wp14:editId="42C65A85">
+          <wp:anchor distT="0" distB="0" distL="114300" distR="114300" simplePos="0" relativeHeight="251664384" behindDoc="0" locked="0" layoutInCell="1" allowOverlap="1" wp14:anchorId="2D9E7E74" wp14:editId="5511EE6D">
             <wp:simplePos x="0" y="0"/>
             <wp:positionH relativeFrom="margin">
               <wp:align>right</wp:align>
             </wp:positionH>
             <wp:positionV relativeFrom="paragraph">
-              <wp:posOffset>1181404</wp:posOffset>
+              <wp:posOffset>114935</wp:posOffset>
             </wp:positionV>
             <wp:extent cx="3927475" cy="1024255"/>
             <wp:effectExtent l="0" t="0" r="0" b="4445"/>
@@ -11025,22 +11041,6 @@
           </wp:anchor>
         </w:drawing>
       </w:r>
-      <w:r>
-        <w:t xml:space="preserve">In conclusione bisogna anche </w:t>
-      </w:r>
-      <w:r>
-        <w:t>inserire l’interazione del nemico dopo essere sparato:</w:t>
-      </w:r>
-      <w:r>
-        <w:br/>
-      </w:r>
-    </w:p>
-    <w:p>
-      <w:r>
-        <w:t>Implementando nello script del nemico il metodo richiamato dal proiettile, per definire dopo quanti spari muoiono, e anche il processo di coloramento del nemico.</w:t>
-      </w:r>
-    </w:p>
-    <w:p>
       <w:r>
         <w:br w:type="page"/>
       </w:r>
@@ -12165,6 +12165,7 @@
       </w:pPr>
       <w:r>
         <w:rPr>
+          <w:noProof/>
           <w:lang w:val="it-IT"/>
         </w:rPr>
         <w:drawing>
@@ -20151,6 +20152,7 @@
   <w:style w:type="character" w:default="1" w:styleId="Carpredefinitoparagrafo">
     <w:name w:val="Default Paragraph Font"/>
     <w:uiPriority w:val="1"/>
+    <w:semiHidden/>
     <w:unhideWhenUsed/>
   </w:style>
   <w:style w:type="table" w:default="1" w:styleId="Tabellanormale">
